--- a/data/outputs/v2/Core_Mathematics/SS2.8_Vectors/Core_Mathematics_Vectors_CBE_LessonSequence.docx
+++ b/data/outputs/v2/Core_Mathematics/SS2.8_Vectors/Core_Mathematics_Vectors_CBE_LessonSequence.docx
@@ -3211,32 +3211,32 @@
         <w:tc>
           <w:tcPr>
             <w:tcW w:type="dxa" w:w="1520"/>
-            <w:shd w:fill="F2F2F2" w:color="auto" w:val="clear"/>
-            <w:tcMar>
-              <w:top w:type="dxa" w:w="60"/>
-              <w:left w:type="dxa" w:w="120"/>
-              <w:bottom w:type="dxa" w:w="60"/>
-              <w:right w:type="dxa" w:w="120"/>
-            </w:tcMar>
-            <w:vAlign w:val="top"/>
-          </w:tcPr>
-          <w:p>
-            <w:pPr>
-              <w:spacing w:after="40" w:before="0"/>
-              <w:jc w:val="left"/>
-            </w:pPr>
-            <w:r>
-              <w:rPr>
-                <w:rFonts w:ascii="Arial" w:cs="Arial" w:eastAsia="Arial" w:hAnsi="Arial"/>
-                <w:b/>
-                <w:bCs/>
-                <w:i w:val="false"/>
-                <w:iCs w:val="false"/>
-                <w:color w:val="000000"/>
-                <w:sz w:val="18"/>
-                <w:szCs w:val="18"/>
-              </w:rPr>
-              <w:t xml:space="preserve">Phase 1 — Predict</w:t>
+            <w:shd w:fill="EAD1F5" w:color="auto" w:val="clear"/>
+            <w:tcMar>
+              <w:top w:type="dxa" w:w="60"/>
+              <w:left w:type="dxa" w:w="120"/>
+              <w:bottom w:type="dxa" w:w="60"/>
+              <w:right w:type="dxa" w:w="120"/>
+            </w:tcMar>
+            <w:vAlign w:val="top"/>
+          </w:tcPr>
+          <w:p>
+            <w:pPr>
+              <w:spacing w:after="40" w:before="0"/>
+              <w:jc w:val="left"/>
+            </w:pPr>
+            <w:r>
+              <w:rPr>
+                <w:rFonts w:ascii="Arial" w:cs="Arial" w:eastAsia="Arial" w:hAnsi="Arial"/>
+                <w:b/>
+                <w:bCs/>
+                <w:i w:val="false"/>
+                <w:iCs w:val="false"/>
+                <w:color w:val="000000"/>
+                <w:sz w:val="18"/>
+                <w:szCs w:val="18"/>
+              </w:rPr>
+              <w:t xml:space="preserve">Predict Phase</w:t>
             </w:r>
           </w:p>
           <w:p>
@@ -3259,7 +3259,7 @@
             <w:pPr>
               <w:spacing w:after="20" w:before="0"/>
             </w:pPr>
-            <w:hyperlink w:history="1" r:id="rIdybekj_l9nabybvft9-slv">
+            <w:hyperlink w:history="1" r:id="rIdit88y3tyjcynqrqd4-ud1">
               <w:r>
                 <w:rPr>
                   <w:rFonts w:ascii="Arial" w:cs="Arial" w:eastAsia="Arial" w:hAnsi="Arial"/>
@@ -3292,7 +3292,7 @@
               <w:spacing w:after="10" w:before="0"/>
               <w:ind w:left="120"/>
             </w:pPr>
-            <w:hyperlink w:history="1" r:id="rIdx2yqct0d2md0bskfivsgc">
+            <w:hyperlink w:history="1" r:id="rId5zrlwz4zqdfdulr93ysbt">
               <w:r>
                 <w:rPr>
                   <w:rFonts w:ascii="Arial" w:cs="Arial" w:eastAsia="Arial" w:hAnsi="Arial"/>
@@ -3337,7 +3337,7 @@
             <w:pPr>
               <w:spacing w:after="20" w:before="0"/>
             </w:pPr>
-            <w:hyperlink w:history="1" r:id="rId76ilfmr8adxsebsum6rra">
+            <w:hyperlink w:history="1" r:id="rIdtvsf5lkvky_ivibky21wy">
               <w:r>
                 <w:rPr>
                   <w:rFonts w:ascii="Arial" w:cs="Arial" w:eastAsia="Arial" w:hAnsi="Arial"/>
@@ -3370,7 +3370,7 @@
               <w:spacing w:after="10" w:before="0"/>
               <w:ind w:left="120"/>
             </w:pPr>
-            <w:hyperlink w:history="1" r:id="rIdadfekseddwjfxqgsjbhle">
+            <w:hyperlink w:history="1" r:id="rIdao262wjpk7e7inchqnrjs">
               <w:r>
                 <w:rPr>
                   <w:rFonts w:ascii="Arial" w:cs="Arial" w:eastAsia="Arial" w:hAnsi="Arial"/>
@@ -3517,32 +3517,32 @@
         <w:tc>
           <w:tcPr>
             <w:tcW w:type="dxa" w:w="1520"/>
-            <w:shd w:fill="F2F2F2" w:color="auto" w:val="clear"/>
-            <w:tcMar>
-              <w:top w:type="dxa" w:w="60"/>
-              <w:left w:type="dxa" w:w="120"/>
-              <w:bottom w:type="dxa" w:w="60"/>
-              <w:right w:type="dxa" w:w="120"/>
-            </w:tcMar>
-            <w:vAlign w:val="top"/>
-          </w:tcPr>
-          <w:p>
-            <w:pPr>
-              <w:spacing w:after="40" w:before="0"/>
-              <w:jc w:val="left"/>
-            </w:pPr>
-            <w:r>
-              <w:rPr>
-                <w:rFonts w:ascii="Arial" w:cs="Arial" w:eastAsia="Arial" w:hAnsi="Arial"/>
-                <w:b/>
-                <w:bCs/>
-                <w:i w:val="false"/>
-                <w:iCs w:val="false"/>
-                <w:color w:val="000000"/>
-                <w:sz w:val="18"/>
-                <w:szCs w:val="18"/>
-              </w:rPr>
-              <w:t xml:space="preserve">Phase 2 — Observe</w:t>
+            <w:shd w:fill="D9EEF1" w:color="auto" w:val="clear"/>
+            <w:tcMar>
+              <w:top w:type="dxa" w:w="60"/>
+              <w:left w:type="dxa" w:w="120"/>
+              <w:bottom w:type="dxa" w:w="60"/>
+              <w:right w:type="dxa" w:w="120"/>
+            </w:tcMar>
+            <w:vAlign w:val="top"/>
+          </w:tcPr>
+          <w:p>
+            <w:pPr>
+              <w:spacing w:after="40" w:before="0"/>
+              <w:jc w:val="left"/>
+            </w:pPr>
+            <w:r>
+              <w:rPr>
+                <w:rFonts w:ascii="Arial" w:cs="Arial" w:eastAsia="Arial" w:hAnsi="Arial"/>
+                <w:b/>
+                <w:bCs/>
+                <w:i w:val="false"/>
+                <w:iCs w:val="false"/>
+                <w:color w:val="000000"/>
+                <w:sz w:val="18"/>
+                <w:szCs w:val="18"/>
+              </w:rPr>
+              <w:t xml:space="preserve">Observe Phase</w:t>
             </w:r>
           </w:p>
           <w:p>
@@ -3565,7 +3565,7 @@
             <w:pPr>
               <w:spacing w:after="20" w:before="0"/>
             </w:pPr>
-            <w:hyperlink w:history="1" r:id="rIdrevhqeichetj92genk-ii">
+            <w:hyperlink w:history="1" r:id="rIdj1mnswn_tuymmpat3r75b">
               <w:r>
                 <w:rPr>
                   <w:rFonts w:ascii="Arial" w:cs="Arial" w:eastAsia="Arial" w:hAnsi="Arial"/>
@@ -3598,7 +3598,7 @@
               <w:spacing w:after="10" w:before="0"/>
               <w:ind w:left="120"/>
             </w:pPr>
-            <w:hyperlink w:history="1" r:id="rId-rp928knf21rmqbmopzaa">
+            <w:hyperlink w:history="1" r:id="rIdprkkhylpa4l_itpfqmu86">
               <w:r>
                 <w:rPr>
                   <w:rFonts w:ascii="Arial" w:cs="Arial" w:eastAsia="Arial" w:hAnsi="Arial"/>
@@ -3643,7 +3643,7 @@
             <w:pPr>
               <w:spacing w:after="20" w:before="0"/>
             </w:pPr>
-            <w:hyperlink w:history="1" r:id="rIdzn108oeu2pc_pbzd01fku">
+            <w:hyperlink w:history="1" r:id="rId-7-w1lk77w4w5qqws_e7w">
               <w:r>
                 <w:rPr>
                   <w:rFonts w:ascii="Arial" w:cs="Arial" w:eastAsia="Arial" w:hAnsi="Arial"/>
@@ -3676,7 +3676,7 @@
               <w:spacing w:after="10" w:before="0"/>
               <w:ind w:left="120"/>
             </w:pPr>
-            <w:hyperlink w:history="1" r:id="rIddm018oum-rbg6g0rk_ttf">
+            <w:hyperlink w:history="1" r:id="rId8gtpwz3ogx38nycym9app">
               <w:r>
                 <w:rPr>
                   <w:rFonts w:ascii="Arial" w:cs="Arial" w:eastAsia="Arial" w:hAnsi="Arial"/>
@@ -3823,32 +3823,32 @@
         <w:tc>
           <w:tcPr>
             <w:tcW w:type="dxa" w:w="1520"/>
-            <w:shd w:fill="F2F2F2" w:color="auto" w:val="clear"/>
-            <w:tcMar>
-              <w:top w:type="dxa" w:w="60"/>
-              <w:left w:type="dxa" w:w="120"/>
-              <w:bottom w:type="dxa" w:w="60"/>
-              <w:right w:type="dxa" w:w="120"/>
-            </w:tcMar>
-            <w:vAlign w:val="top"/>
-          </w:tcPr>
-          <w:p>
-            <w:pPr>
-              <w:spacing w:after="40" w:before="0"/>
-              <w:jc w:val="left"/>
-            </w:pPr>
-            <w:r>
-              <w:rPr>
-                <w:rFonts w:ascii="Arial" w:cs="Arial" w:eastAsia="Arial" w:hAnsi="Arial"/>
-                <w:b/>
-                <w:bCs/>
-                <w:i w:val="false"/>
-                <w:iCs w:val="false"/>
-                <w:color w:val="000000"/>
-                <w:sz w:val="18"/>
-                <w:szCs w:val="18"/>
-              </w:rPr>
-              <w:t xml:space="preserve">Phase 3 — Explain</w:t>
+            <w:shd w:fill="E2EFDA" w:color="auto" w:val="clear"/>
+            <w:tcMar>
+              <w:top w:type="dxa" w:w="60"/>
+              <w:left w:type="dxa" w:w="120"/>
+              <w:bottom w:type="dxa" w:w="60"/>
+              <w:right w:type="dxa" w:w="120"/>
+            </w:tcMar>
+            <w:vAlign w:val="top"/>
+          </w:tcPr>
+          <w:p>
+            <w:pPr>
+              <w:spacing w:after="40" w:before="0"/>
+              <w:jc w:val="left"/>
+            </w:pPr>
+            <w:r>
+              <w:rPr>
+                <w:rFonts w:ascii="Arial" w:cs="Arial" w:eastAsia="Arial" w:hAnsi="Arial"/>
+                <w:b/>
+                <w:bCs/>
+                <w:i w:val="false"/>
+                <w:iCs w:val="false"/>
+                <w:color w:val="000000"/>
+                <w:sz w:val="18"/>
+                <w:szCs w:val="18"/>
+              </w:rPr>
+              <w:t xml:space="preserve">Explain Phase</w:t>
             </w:r>
           </w:p>
           <w:p>
@@ -3871,7 +3871,7 @@
             <w:pPr>
               <w:spacing w:after="20" w:before="0"/>
             </w:pPr>
-            <w:hyperlink w:history="1" r:id="rIdwfmqcpbscaymkmvaf6u9y">
+            <w:hyperlink w:history="1" r:id="rIdzewndzldcuxwnwizclh0m">
               <w:r>
                 <w:rPr>
                   <w:rFonts w:ascii="Arial" w:cs="Arial" w:eastAsia="Arial" w:hAnsi="Arial"/>
@@ -3904,7 +3904,7 @@
               <w:spacing w:after="10" w:before="0"/>
               <w:ind w:left="120"/>
             </w:pPr>
-            <w:hyperlink w:history="1" r:id="rIdjiqpvougdywfo255jewxb">
+            <w:hyperlink w:history="1" r:id="rIdjghxul27woiisa0i4wqm5">
               <w:r>
                 <w:rPr>
                   <w:rFonts w:ascii="Arial" w:cs="Arial" w:eastAsia="Arial" w:hAnsi="Arial"/>
@@ -3949,7 +3949,7 @@
             <w:pPr>
               <w:spacing w:after="20" w:before="0"/>
             </w:pPr>
-            <w:hyperlink w:history="1" r:id="rIdrv9vv4tdvo3bpleep5pio">
+            <w:hyperlink w:history="1" r:id="rIdypczc3msr3iddxggpz10f">
               <w:r>
                 <w:rPr>
                   <w:rFonts w:ascii="Arial" w:cs="Arial" w:eastAsia="Arial" w:hAnsi="Arial"/>
@@ -3982,7 +3982,7 @@
               <w:spacing w:after="10" w:before="0"/>
               <w:ind w:left="120"/>
             </w:pPr>
-            <w:hyperlink w:history="1" r:id="rIde_byzn4d7ojk4y6y37tyb">
+            <w:hyperlink w:history="1" r:id="rIdijeulqthrcmn-dtqkqpjl">
               <w:r>
                 <w:rPr>
                   <w:rFonts w:ascii="Arial" w:cs="Arial" w:eastAsia="Arial" w:hAnsi="Arial"/>
@@ -4129,32 +4129,32 @@
         <w:tc>
           <w:tcPr>
             <w:tcW w:type="dxa" w:w="1520"/>
-            <w:shd w:fill="F2F2F2" w:color="auto" w:val="clear"/>
-            <w:tcMar>
-              <w:top w:type="dxa" w:w="60"/>
-              <w:left w:type="dxa" w:w="120"/>
-              <w:bottom w:type="dxa" w:w="60"/>
-              <w:right w:type="dxa" w:w="120"/>
-            </w:tcMar>
-            <w:vAlign w:val="top"/>
-          </w:tcPr>
-          <w:p>
-            <w:pPr>
-              <w:spacing w:after="40" w:before="0"/>
-              <w:jc w:val="left"/>
-            </w:pPr>
-            <w:r>
-              <w:rPr>
-                <w:rFonts w:ascii="Arial" w:cs="Arial" w:eastAsia="Arial" w:hAnsi="Arial"/>
-                <w:b/>
-                <w:bCs/>
-                <w:i w:val="false"/>
-                <w:iCs w:val="false"/>
-                <w:color w:val="000000"/>
-                <w:sz w:val="18"/>
-                <w:szCs w:val="18"/>
-              </w:rPr>
-              <w:t xml:space="preserve">Phase 4 — Driving Question Board (DQB) Creation</w:t>
+            <w:shd w:fill="FCE4D6" w:color="auto" w:val="clear"/>
+            <w:tcMar>
+              <w:top w:type="dxa" w:w="60"/>
+              <w:left w:type="dxa" w:w="120"/>
+              <w:bottom w:type="dxa" w:w="60"/>
+              <w:right w:type="dxa" w:w="120"/>
+            </w:tcMar>
+            <w:vAlign w:val="top"/>
+          </w:tcPr>
+          <w:p>
+            <w:pPr>
+              <w:spacing w:after="40" w:before="0"/>
+              <w:jc w:val="left"/>
+            </w:pPr>
+            <w:r>
+              <w:rPr>
+                <w:rFonts w:ascii="Arial" w:cs="Arial" w:eastAsia="Arial" w:hAnsi="Arial"/>
+                <w:b/>
+                <w:bCs/>
+                <w:i w:val="false"/>
+                <w:iCs w:val="false"/>
+                <w:color w:val="000000"/>
+                <w:sz w:val="18"/>
+                <w:szCs w:val="18"/>
+              </w:rPr>
+              <w:t xml:space="preserve">Driving Question Board (DQB) Creation</w:t>
             </w:r>
           </w:p>
           <w:p>
@@ -4177,7 +4177,7 @@
             <w:pPr>
               <w:spacing w:after="20" w:before="0"/>
             </w:pPr>
-            <w:hyperlink w:history="1" r:id="rIdcji_8mdaqwyhus7lqyt0b">
+            <w:hyperlink w:history="1" r:id="rIdjjvnfq3npiq8wlxumvwvw">
               <w:r>
                 <w:rPr>
                   <w:rFonts w:ascii="Arial" w:cs="Arial" w:eastAsia="Arial" w:hAnsi="Arial"/>
@@ -4210,7 +4210,7 @@
               <w:spacing w:after="10" w:before="0"/>
               <w:ind w:left="120"/>
             </w:pPr>
-            <w:hyperlink w:history="1" r:id="rIdatahub47qv2iy2ygxzx8e">
+            <w:hyperlink w:history="1" r:id="rId4nairj57otzg-gjd7rjqv">
               <w:r>
                 <w:rPr>
                   <w:rFonts w:ascii="Arial" w:cs="Arial" w:eastAsia="Arial" w:hAnsi="Arial"/>
@@ -4255,7 +4255,7 @@
             <w:pPr>
               <w:spacing w:after="20" w:before="0"/>
             </w:pPr>
-            <w:hyperlink w:history="1" r:id="rIdppkt1awiqhq-xpexzu23h">
+            <w:hyperlink w:history="1" r:id="rIdpibs-em4zonkfggny94fv">
               <w:r>
                 <w:rPr>
                   <w:rFonts w:ascii="Arial" w:cs="Arial" w:eastAsia="Arial" w:hAnsi="Arial"/>
@@ -4288,7 +4288,7 @@
               <w:spacing w:after="10" w:before="0"/>
               <w:ind w:left="120"/>
             </w:pPr>
-            <w:hyperlink w:history="1" r:id="rIdlawhaq42moldi6nnsqtsx">
+            <w:hyperlink w:history="1" r:id="rId21olqr2u3kar--2x_4mer">
               <w:r>
                 <w:rPr>
                   <w:rFonts w:ascii="Arial" w:cs="Arial" w:eastAsia="Arial" w:hAnsi="Arial"/>
@@ -4435,32 +4435,32 @@
         <w:tc>
           <w:tcPr>
             <w:tcW w:type="dxa" w:w="1520"/>
-            <w:shd w:fill="F2F2F2" w:color="auto" w:val="clear"/>
-            <w:tcMar>
-              <w:top w:type="dxa" w:w="60"/>
-              <w:left w:type="dxa" w:w="120"/>
-              <w:bottom w:type="dxa" w:w="60"/>
-              <w:right w:type="dxa" w:w="120"/>
-            </w:tcMar>
-            <w:vAlign w:val="top"/>
-          </w:tcPr>
-          <w:p>
-            <w:pPr>
-              <w:spacing w:after="40" w:before="0"/>
-              <w:jc w:val="left"/>
-            </w:pPr>
-            <w:r>
-              <w:rPr>
-                <w:rFonts w:ascii="Arial" w:cs="Arial" w:eastAsia="Arial" w:hAnsi="Arial"/>
-                <w:b/>
-                <w:bCs/>
-                <w:i w:val="false"/>
-                <w:iCs w:val="false"/>
-                <w:color w:val="000000"/>
-                <w:sz w:val="18"/>
-                <w:szCs w:val="18"/>
-              </w:rPr>
-              <w:t xml:space="preserve">Phase 5 — Model Building</w:t>
+            <w:shd w:fill="D5E8F0" w:color="auto" w:val="clear"/>
+            <w:tcMar>
+              <w:top w:type="dxa" w:w="60"/>
+              <w:left w:type="dxa" w:w="120"/>
+              <w:bottom w:type="dxa" w:w="60"/>
+              <w:right w:type="dxa" w:w="120"/>
+            </w:tcMar>
+            <w:vAlign w:val="top"/>
+          </w:tcPr>
+          <w:p>
+            <w:pPr>
+              <w:spacing w:after="40" w:before="0"/>
+              <w:jc w:val="left"/>
+            </w:pPr>
+            <w:r>
+              <w:rPr>
+                <w:rFonts w:ascii="Arial" w:cs="Arial" w:eastAsia="Arial" w:hAnsi="Arial"/>
+                <w:b/>
+                <w:bCs/>
+                <w:i w:val="false"/>
+                <w:iCs w:val="false"/>
+                <w:color w:val="000000"/>
+                <w:sz w:val="18"/>
+                <w:szCs w:val="18"/>
+              </w:rPr>
+              <w:t xml:space="preserve">Model Building Phase</w:t>
             </w:r>
           </w:p>
           <w:p>
@@ -4483,7 +4483,7 @@
             <w:pPr>
               <w:spacing w:after="20" w:before="0"/>
             </w:pPr>
-            <w:hyperlink w:history="1" r:id="rIdt-0uzm2yp_mqgqkate-34">
+            <w:hyperlink w:history="1" r:id="rIdsnbrxdsmhdqum7og99ldo">
               <w:r>
                 <w:rPr>
                   <w:rFonts w:ascii="Arial" w:cs="Arial" w:eastAsia="Arial" w:hAnsi="Arial"/>
@@ -4516,7 +4516,7 @@
               <w:spacing w:after="10" w:before="0"/>
               <w:ind w:left="120"/>
             </w:pPr>
-            <w:hyperlink w:history="1" r:id="rIdnbhfkurxq3fhamwqsurbm">
+            <w:hyperlink w:history="1" r:id="rIdtgfze4c6lt7xleglvmpsz">
               <w:r>
                 <w:rPr>
                   <w:rFonts w:ascii="Arial" w:cs="Arial" w:eastAsia="Arial" w:hAnsi="Arial"/>
@@ -4561,7 +4561,7 @@
             <w:pPr>
               <w:spacing w:after="20" w:before="0"/>
             </w:pPr>
-            <w:hyperlink w:history="1" r:id="rIdjohlsulbnzjfpjgb0wdru">
+            <w:hyperlink w:history="1" r:id="rIdwl-v3zjndjxhmwmcljst8">
               <w:r>
                 <w:rPr>
                   <w:rFonts w:ascii="Arial" w:cs="Arial" w:eastAsia="Arial" w:hAnsi="Arial"/>
@@ -4594,7 +4594,7 @@
               <w:spacing w:after="10" w:before="0"/>
               <w:ind w:left="120"/>
             </w:pPr>
-            <w:hyperlink w:history="1" r:id="rIdlbvbjwo_mmpty8jyxnbxt">
+            <w:hyperlink w:history="1" r:id="rIdxgxfce83onwjxaejptlkb">
               <w:r>
                 <w:rPr>
                   <w:rFonts w:ascii="Arial" w:cs="Arial" w:eastAsia="Arial" w:hAnsi="Arial"/>
@@ -6260,7 +6260,7 @@
             <w:pPr>
               <w:spacing w:after="20" w:before="0"/>
             </w:pPr>
-            <w:hyperlink w:history="1" r:id="rIdbyvx1xl46o_a_dbt0q_6f">
+            <w:hyperlink w:history="1" r:id="rIdirctx9iuruxiibqqapxwr">
               <w:r>
                 <w:rPr>
                   <w:rFonts w:ascii="Arial" w:cs="Arial" w:eastAsia="Arial" w:hAnsi="Arial"/>
@@ -6293,7 +6293,7 @@
               <w:spacing w:after="10" w:before="0"/>
               <w:ind w:left="120"/>
             </w:pPr>
-            <w:hyperlink w:history="1" r:id="rIdkbz58aixu7hbmdsdt2r-w">
+            <w:hyperlink w:history="1" r:id="rIdccpsdzgoxbzdhofhtupel">
               <w:r>
                 <w:rPr>
                   <w:rFonts w:ascii="Arial" w:cs="Arial" w:eastAsia="Arial" w:hAnsi="Arial"/>
@@ -6338,7 +6338,7 @@
             <w:pPr>
               <w:spacing w:after="20" w:before="0"/>
             </w:pPr>
-            <w:hyperlink w:history="1" r:id="rIdmkll_lwr6ojyrrjihwprn">
+            <w:hyperlink w:history="1" r:id="rIdi8hwsra-y9zptammjbnv4">
               <w:r>
                 <w:rPr>
                   <w:rFonts w:ascii="Arial" w:cs="Arial" w:eastAsia="Arial" w:hAnsi="Arial"/>
@@ -6371,7 +6371,7 @@
               <w:spacing w:after="10" w:before="0"/>
               <w:ind w:left="120"/>
             </w:pPr>
-            <w:hyperlink w:history="1" r:id="rIdcj5hh341tfkzhlmjl1m1k">
+            <w:hyperlink w:history="1" r:id="rId5uoziytpuvt_lbr5ocvw_">
               <w:r>
                 <w:rPr>
                   <w:rFonts w:ascii="Arial" w:cs="Arial" w:eastAsia="Arial" w:hAnsi="Arial"/>
@@ -6566,7 +6566,7 @@
             <w:pPr>
               <w:spacing w:after="20" w:before="0"/>
             </w:pPr>
-            <w:hyperlink w:history="1" r:id="rIduge-tuyp7ycut8oyakcur">
+            <w:hyperlink w:history="1" r:id="rIdso_supo_hxlxdqoludrwv">
               <w:r>
                 <w:rPr>
                   <w:rFonts w:ascii="Arial" w:cs="Arial" w:eastAsia="Arial" w:hAnsi="Arial"/>
@@ -6599,7 +6599,7 @@
               <w:spacing w:after="10" w:before="0"/>
               <w:ind w:left="120"/>
             </w:pPr>
-            <w:hyperlink w:history="1" r:id="rIdnfz4763pxjtdk1quax5vs">
+            <w:hyperlink w:history="1" r:id="rIdcmpdu7n_aqbn_6g_66xmq">
               <w:r>
                 <w:rPr>
                   <w:rFonts w:ascii="Arial" w:cs="Arial" w:eastAsia="Arial" w:hAnsi="Arial"/>
@@ -6644,7 +6644,7 @@
             <w:pPr>
               <w:spacing w:after="20" w:before="0"/>
             </w:pPr>
-            <w:hyperlink w:history="1" r:id="rId9tsouq-xrtoqgjdud7wzn">
+            <w:hyperlink w:history="1" r:id="rIdisnohmdeq3ceukaabidu2">
               <w:r>
                 <w:rPr>
                   <w:rFonts w:ascii="Arial" w:cs="Arial" w:eastAsia="Arial" w:hAnsi="Arial"/>
@@ -6677,7 +6677,7 @@
               <w:spacing w:after="10" w:before="0"/>
               <w:ind w:left="120"/>
             </w:pPr>
-            <w:hyperlink w:history="1" r:id="rId-adrqte9uf-sifdvcmxee">
+            <w:hyperlink w:history="1" r:id="rIdsvhmx-9gh_lfiqwwzedqt">
               <w:r>
                 <w:rPr>
                   <w:rFonts w:ascii="Arial" w:cs="Arial" w:eastAsia="Arial" w:hAnsi="Arial"/>
@@ -6872,7 +6872,7 @@
             <w:pPr>
               <w:spacing w:after="20" w:before="0"/>
             </w:pPr>
-            <w:hyperlink w:history="1" r:id="rIdtv63upseyuzxvmraefmyw">
+            <w:hyperlink w:history="1" r:id="rIdj8pqh0lffrvirx1ve08br">
               <w:r>
                 <w:rPr>
                   <w:rFonts w:ascii="Arial" w:cs="Arial" w:eastAsia="Arial" w:hAnsi="Arial"/>
@@ -6905,7 +6905,7 @@
               <w:spacing w:after="10" w:before="0"/>
               <w:ind w:left="120"/>
             </w:pPr>
-            <w:hyperlink w:history="1" r:id="rIdnclth6ep_wxs1v3zejz1h">
+            <w:hyperlink w:history="1" r:id="rId2dnucevxmpijn41wact9m">
               <w:r>
                 <w:rPr>
                   <w:rFonts w:ascii="Arial" w:cs="Arial" w:eastAsia="Arial" w:hAnsi="Arial"/>
@@ -6950,7 +6950,7 @@
             <w:pPr>
               <w:spacing w:after="20" w:before="0"/>
             </w:pPr>
-            <w:hyperlink w:history="1" r:id="rIdytmfvlnfi0bdokcm1k9mu">
+            <w:hyperlink w:history="1" r:id="rIdkftab2-icswra1otop6pc">
               <w:r>
                 <w:rPr>
                   <w:rFonts w:ascii="Arial" w:cs="Arial" w:eastAsia="Arial" w:hAnsi="Arial"/>
@@ -6983,7 +6983,7 @@
               <w:spacing w:after="10" w:before="0"/>
               <w:ind w:left="120"/>
             </w:pPr>
-            <w:hyperlink w:history="1" r:id="rId7ttjeqifiv0tj75dk6vze">
+            <w:hyperlink w:history="1" r:id="rIdhjhpohwpv8uctqfzv-bhx">
               <w:r>
                 <w:rPr>
                   <w:rFonts w:ascii="Arial" w:cs="Arial" w:eastAsia="Arial" w:hAnsi="Arial"/>
@@ -7178,7 +7178,7 @@
             <w:pPr>
               <w:spacing w:after="20" w:before="0"/>
             </w:pPr>
-            <w:hyperlink w:history="1" r:id="rIdy45k1rs8ngmmdfshza0kv">
+            <w:hyperlink w:history="1" r:id="rIdyoowcphaou1jmeyqset2u">
               <w:r>
                 <w:rPr>
                   <w:rFonts w:ascii="Arial" w:cs="Arial" w:eastAsia="Arial" w:hAnsi="Arial"/>
@@ -7211,7 +7211,7 @@
               <w:spacing w:after="10" w:before="0"/>
               <w:ind w:left="120"/>
             </w:pPr>
-            <w:hyperlink w:history="1" r:id="rId8qykr5qo2ktsxtreqab7u">
+            <w:hyperlink w:history="1" r:id="rIdmvumavunkycyd46mvy_dq">
               <w:r>
                 <w:rPr>
                   <w:rFonts w:ascii="Arial" w:cs="Arial" w:eastAsia="Arial" w:hAnsi="Arial"/>
@@ -7256,7 +7256,7 @@
             <w:pPr>
               <w:spacing w:after="20" w:before="0"/>
             </w:pPr>
-            <w:hyperlink w:history="1" r:id="rIdyq17hgusqnkyd_vxgw6vc">
+            <w:hyperlink w:history="1" r:id="rIdkb2n7tvxqquiyaihfbt1l">
               <w:r>
                 <w:rPr>
                   <w:rFonts w:ascii="Arial" w:cs="Arial" w:eastAsia="Arial" w:hAnsi="Arial"/>
@@ -7289,7 +7289,7 @@
               <w:spacing w:after="10" w:before="0"/>
               <w:ind w:left="120"/>
             </w:pPr>
-            <w:hyperlink w:history="1" r:id="rIdphxhguoatohf40cpa5qxu">
+            <w:hyperlink w:history="1" r:id="rIdxvvmu-0dkwankxyx3lild">
               <w:r>
                 <w:rPr>
                   <w:rFonts w:ascii="Arial" w:cs="Arial" w:eastAsia="Arial" w:hAnsi="Arial"/>
@@ -7484,7 +7484,7 @@
             <w:pPr>
               <w:spacing w:after="20" w:before="0"/>
             </w:pPr>
-            <w:hyperlink w:history="1" r:id="rIdsvslyhcapswuyxnsekwn7">
+            <w:hyperlink w:history="1" r:id="rId6ssr_pqzrtcsuefxwsdhn">
               <w:r>
                 <w:rPr>
                   <w:rFonts w:ascii="Arial" w:cs="Arial" w:eastAsia="Arial" w:hAnsi="Arial"/>
@@ -7517,7 +7517,7 @@
               <w:spacing w:after="10" w:before="0"/>
               <w:ind w:left="120"/>
             </w:pPr>
-            <w:hyperlink w:history="1" r:id="rIdoj0dbrrubg9st6mymglte">
+            <w:hyperlink w:history="1" r:id="rId3qufvenlmx0qlcl2lzsfr">
               <w:r>
                 <w:rPr>
                   <w:rFonts w:ascii="Arial" w:cs="Arial" w:eastAsia="Arial" w:hAnsi="Arial"/>
@@ -7562,7 +7562,7 @@
             <w:pPr>
               <w:spacing w:after="20" w:before="0"/>
             </w:pPr>
-            <w:hyperlink w:history="1" r:id="rId4obmsrgdzsnueqqpvj_ye">
+            <w:hyperlink w:history="1" r:id="rIdgiw4_ullob2dpv8edxtph">
               <w:r>
                 <w:rPr>
                   <w:rFonts w:ascii="Arial" w:cs="Arial" w:eastAsia="Arial" w:hAnsi="Arial"/>
@@ -7595,7 +7595,7 @@
               <w:spacing w:after="10" w:before="0"/>
               <w:ind w:left="120"/>
             </w:pPr>
-            <w:hyperlink w:history="1" r:id="rIdyn7nymcz9uf6ds7cnolzn">
+            <w:hyperlink w:history="1" r:id="rId2-h_fm-ffo7ohtzmwherr">
               <w:r>
                 <w:rPr>
                   <w:rFonts w:ascii="Arial" w:cs="Arial" w:eastAsia="Arial" w:hAnsi="Arial"/>
@@ -9110,32 +9110,32 @@
         <w:tc>
           <w:tcPr>
             <w:tcW w:type="dxa" w:w="1520"/>
-            <w:shd w:fill="F2F2F2" w:color="auto" w:val="clear"/>
-            <w:tcMar>
-              <w:top w:type="dxa" w:w="60"/>
-              <w:left w:type="dxa" w:w="120"/>
-              <w:bottom w:type="dxa" w:w="60"/>
-              <w:right w:type="dxa" w:w="120"/>
-            </w:tcMar>
-            <w:vAlign w:val="top"/>
-          </w:tcPr>
-          <w:p>
-            <w:pPr>
-              <w:spacing w:after="40" w:before="0"/>
-              <w:jc w:val="left"/>
-            </w:pPr>
-            <w:r>
-              <w:rPr>
-                <w:rFonts w:ascii="Arial" w:cs="Arial" w:eastAsia="Arial" w:hAnsi="Arial"/>
-                <w:b/>
-                <w:bCs/>
-                <w:i w:val="false"/>
-                <w:iCs w:val="false"/>
-                <w:color w:val="000000"/>
-                <w:sz w:val="18"/>
-                <w:szCs w:val="18"/>
-              </w:rPr>
-              <w:t xml:space="preserve">Phase 1 — Predict</w:t>
+            <w:shd w:fill="EAD1F5" w:color="auto" w:val="clear"/>
+            <w:tcMar>
+              <w:top w:type="dxa" w:w="60"/>
+              <w:left w:type="dxa" w:w="120"/>
+              <w:bottom w:type="dxa" w:w="60"/>
+              <w:right w:type="dxa" w:w="120"/>
+            </w:tcMar>
+            <w:vAlign w:val="top"/>
+          </w:tcPr>
+          <w:p>
+            <w:pPr>
+              <w:spacing w:after="40" w:before="0"/>
+              <w:jc w:val="left"/>
+            </w:pPr>
+            <w:r>
+              <w:rPr>
+                <w:rFonts w:ascii="Arial" w:cs="Arial" w:eastAsia="Arial" w:hAnsi="Arial"/>
+                <w:b/>
+                <w:bCs/>
+                <w:i w:val="false"/>
+                <w:iCs w:val="false"/>
+                <w:color w:val="000000"/>
+                <w:sz w:val="18"/>
+                <w:szCs w:val="18"/>
+              </w:rPr>
+              <w:t xml:space="preserve">Predict Phase</w:t>
             </w:r>
           </w:p>
           <w:p>
@@ -9158,7 +9158,7 @@
             <w:pPr>
               <w:spacing w:after="20" w:before="0"/>
             </w:pPr>
-            <w:hyperlink w:history="1" r:id="rIdhiacvxlujhamdinzseriy">
+            <w:hyperlink w:history="1" r:id="rIdam2jt95pzrucflwpstyfd">
               <w:r>
                 <w:rPr>
                   <w:rFonts w:ascii="Arial" w:cs="Arial" w:eastAsia="Arial" w:hAnsi="Arial"/>
@@ -9191,7 +9191,7 @@
               <w:spacing w:after="10" w:before="0"/>
               <w:ind w:left="120"/>
             </w:pPr>
-            <w:hyperlink w:history="1" r:id="rIdnj14icgvo-kh733xn7xos">
+            <w:hyperlink w:history="1" r:id="rId92pvq0ermpafjumwkp_ec">
               <w:r>
                 <w:rPr>
                   <w:rFonts w:ascii="Arial" w:cs="Arial" w:eastAsia="Arial" w:hAnsi="Arial"/>
@@ -9236,7 +9236,7 @@
             <w:pPr>
               <w:spacing w:after="20" w:before="0"/>
             </w:pPr>
-            <w:hyperlink w:history="1" r:id="rIdnpf2uqvrnmh674nrvnwrl">
+            <w:hyperlink w:history="1" r:id="rIdbarll8yoj8jpkz4rurhwv">
               <w:r>
                 <w:rPr>
                   <w:rFonts w:ascii="Arial" w:cs="Arial" w:eastAsia="Arial" w:hAnsi="Arial"/>
@@ -9269,7 +9269,7 @@
               <w:spacing w:after="10" w:before="0"/>
               <w:ind w:left="120"/>
             </w:pPr>
-            <w:hyperlink w:history="1" r:id="rIdgtlzizvyrpe6tl5wuxspw">
+            <w:hyperlink w:history="1" r:id="rIdt9yvcmli5ezjpuvkqequw">
               <w:r>
                 <w:rPr>
                   <w:rFonts w:ascii="Arial" w:cs="Arial" w:eastAsia="Arial" w:hAnsi="Arial"/>
@@ -9416,32 +9416,32 @@
         <w:tc>
           <w:tcPr>
             <w:tcW w:type="dxa" w:w="1520"/>
-            <w:shd w:fill="F2F2F2" w:color="auto" w:val="clear"/>
-            <w:tcMar>
-              <w:top w:type="dxa" w:w="60"/>
-              <w:left w:type="dxa" w:w="120"/>
-              <w:bottom w:type="dxa" w:w="60"/>
-              <w:right w:type="dxa" w:w="120"/>
-            </w:tcMar>
-            <w:vAlign w:val="top"/>
-          </w:tcPr>
-          <w:p>
-            <w:pPr>
-              <w:spacing w:after="40" w:before="0"/>
-              <w:jc w:val="left"/>
-            </w:pPr>
-            <w:r>
-              <w:rPr>
-                <w:rFonts w:ascii="Arial" w:cs="Arial" w:eastAsia="Arial" w:hAnsi="Arial"/>
-                <w:b/>
-                <w:bCs/>
-                <w:i w:val="false"/>
-                <w:iCs w:val="false"/>
-                <w:color w:val="000000"/>
-                <w:sz w:val="18"/>
-                <w:szCs w:val="18"/>
-              </w:rPr>
-              <w:t xml:space="preserve">Phase 2 — Observe</w:t>
+            <w:shd w:fill="D9EEF1" w:color="auto" w:val="clear"/>
+            <w:tcMar>
+              <w:top w:type="dxa" w:w="60"/>
+              <w:left w:type="dxa" w:w="120"/>
+              <w:bottom w:type="dxa" w:w="60"/>
+              <w:right w:type="dxa" w:w="120"/>
+            </w:tcMar>
+            <w:vAlign w:val="top"/>
+          </w:tcPr>
+          <w:p>
+            <w:pPr>
+              <w:spacing w:after="40" w:before="0"/>
+              <w:jc w:val="left"/>
+            </w:pPr>
+            <w:r>
+              <w:rPr>
+                <w:rFonts w:ascii="Arial" w:cs="Arial" w:eastAsia="Arial" w:hAnsi="Arial"/>
+                <w:b/>
+                <w:bCs/>
+                <w:i w:val="false"/>
+                <w:iCs w:val="false"/>
+                <w:color w:val="000000"/>
+                <w:sz w:val="18"/>
+                <w:szCs w:val="18"/>
+              </w:rPr>
+              <w:t xml:space="preserve">Observe Phase</w:t>
             </w:r>
           </w:p>
           <w:p>
@@ -9464,7 +9464,7 @@
             <w:pPr>
               <w:spacing w:after="20" w:before="0"/>
             </w:pPr>
-            <w:hyperlink w:history="1" r:id="rId2tf5ohju4juuuf36vhnp0">
+            <w:hyperlink w:history="1" r:id="rIdohvb6zy5zro7tniew6_ed">
               <w:r>
                 <w:rPr>
                   <w:rFonts w:ascii="Arial" w:cs="Arial" w:eastAsia="Arial" w:hAnsi="Arial"/>
@@ -9497,7 +9497,7 @@
               <w:spacing w:after="10" w:before="0"/>
               <w:ind w:left="120"/>
             </w:pPr>
-            <w:hyperlink w:history="1" r:id="rIdelzdl5jjy_n8s_4det_tz">
+            <w:hyperlink w:history="1" r:id="rIdwt1xkqafdxat7krnlupo9">
               <w:r>
                 <w:rPr>
                   <w:rFonts w:ascii="Arial" w:cs="Arial" w:eastAsia="Arial" w:hAnsi="Arial"/>
@@ -9542,7 +9542,7 @@
             <w:pPr>
               <w:spacing w:after="20" w:before="0"/>
             </w:pPr>
-            <w:hyperlink w:history="1" r:id="rId-orwyvixjdutuv5ivhbi4">
+            <w:hyperlink w:history="1" r:id="rIdspzqrf80vxgebrnxeo7hg">
               <w:r>
                 <w:rPr>
                   <w:rFonts w:ascii="Arial" w:cs="Arial" w:eastAsia="Arial" w:hAnsi="Arial"/>
@@ -9575,7 +9575,7 @@
               <w:spacing w:after="10" w:before="0"/>
               <w:ind w:left="120"/>
             </w:pPr>
-            <w:hyperlink w:history="1" r:id="rIdzsyk3sixihknluxgsmn0e">
+            <w:hyperlink w:history="1" r:id="rId0seizxryr6dxkl3zhxmju">
               <w:r>
                 <w:rPr>
                   <w:rFonts w:ascii="Arial" w:cs="Arial" w:eastAsia="Arial" w:hAnsi="Arial"/>
@@ -9722,32 +9722,32 @@
         <w:tc>
           <w:tcPr>
             <w:tcW w:type="dxa" w:w="1520"/>
-            <w:shd w:fill="F2F2F2" w:color="auto" w:val="clear"/>
-            <w:tcMar>
-              <w:top w:type="dxa" w:w="60"/>
-              <w:left w:type="dxa" w:w="120"/>
-              <w:bottom w:type="dxa" w:w="60"/>
-              <w:right w:type="dxa" w:w="120"/>
-            </w:tcMar>
-            <w:vAlign w:val="top"/>
-          </w:tcPr>
-          <w:p>
-            <w:pPr>
-              <w:spacing w:after="40" w:before="0"/>
-              <w:jc w:val="left"/>
-            </w:pPr>
-            <w:r>
-              <w:rPr>
-                <w:rFonts w:ascii="Arial" w:cs="Arial" w:eastAsia="Arial" w:hAnsi="Arial"/>
-                <w:b/>
-                <w:bCs/>
-                <w:i w:val="false"/>
-                <w:iCs w:val="false"/>
-                <w:color w:val="000000"/>
-                <w:sz w:val="18"/>
-                <w:szCs w:val="18"/>
-              </w:rPr>
-              <w:t xml:space="preserve">Phase 3 — Explain</w:t>
+            <w:shd w:fill="E2EFDA" w:color="auto" w:val="clear"/>
+            <w:tcMar>
+              <w:top w:type="dxa" w:w="60"/>
+              <w:left w:type="dxa" w:w="120"/>
+              <w:bottom w:type="dxa" w:w="60"/>
+              <w:right w:type="dxa" w:w="120"/>
+            </w:tcMar>
+            <w:vAlign w:val="top"/>
+          </w:tcPr>
+          <w:p>
+            <w:pPr>
+              <w:spacing w:after="40" w:before="0"/>
+              <w:jc w:val="left"/>
+            </w:pPr>
+            <w:r>
+              <w:rPr>
+                <w:rFonts w:ascii="Arial" w:cs="Arial" w:eastAsia="Arial" w:hAnsi="Arial"/>
+                <w:b/>
+                <w:bCs/>
+                <w:i w:val="false"/>
+                <w:iCs w:val="false"/>
+                <w:color w:val="000000"/>
+                <w:sz w:val="18"/>
+                <w:szCs w:val="18"/>
+              </w:rPr>
+              <w:t xml:space="preserve">Explain Phase</w:t>
             </w:r>
           </w:p>
           <w:p>
@@ -9770,7 +9770,7 @@
             <w:pPr>
               <w:spacing w:after="20" w:before="0"/>
             </w:pPr>
-            <w:hyperlink w:history="1" r:id="rIdrgnmh8eiclllpnydi6kbh">
+            <w:hyperlink w:history="1" r:id="rIdowarthwymbrpo05kgbmub">
               <w:r>
                 <w:rPr>
                   <w:rFonts w:ascii="Arial" w:cs="Arial" w:eastAsia="Arial" w:hAnsi="Arial"/>
@@ -9803,7 +9803,7 @@
               <w:spacing w:after="10" w:before="0"/>
               <w:ind w:left="120"/>
             </w:pPr>
-            <w:hyperlink w:history="1" r:id="rIdbacdnd0xqoh8tc2f9gtan">
+            <w:hyperlink w:history="1" r:id="rIdzxwtl-dvrweatcgz6cy6k">
               <w:r>
                 <w:rPr>
                   <w:rFonts w:ascii="Arial" w:cs="Arial" w:eastAsia="Arial" w:hAnsi="Arial"/>
@@ -9848,7 +9848,7 @@
             <w:pPr>
               <w:spacing w:after="20" w:before="0"/>
             </w:pPr>
-            <w:hyperlink w:history="1" r:id="rIdrqjokjoe7yqvkddjwyffy">
+            <w:hyperlink w:history="1" r:id="rIdvuktwetu6bvo-rul2lx0x">
               <w:r>
                 <w:rPr>
                   <w:rFonts w:ascii="Arial" w:cs="Arial" w:eastAsia="Arial" w:hAnsi="Arial"/>
@@ -9881,7 +9881,7 @@
               <w:spacing w:after="10" w:before="0"/>
               <w:ind w:left="120"/>
             </w:pPr>
-            <w:hyperlink w:history="1" r:id="rIdirmigae4iggce6ek-g6ba">
+            <w:hyperlink w:history="1" r:id="rIdttdenrkfcuyyuvo1viuen">
               <w:r>
                 <w:rPr>
                   <w:rFonts w:ascii="Arial" w:cs="Arial" w:eastAsia="Arial" w:hAnsi="Arial"/>
@@ -10028,32 +10028,32 @@
         <w:tc>
           <w:tcPr>
             <w:tcW w:type="dxa" w:w="1520"/>
-            <w:shd w:fill="F2F2F2" w:color="auto" w:val="clear"/>
-            <w:tcMar>
-              <w:top w:type="dxa" w:w="60"/>
-              <w:left w:type="dxa" w:w="120"/>
-              <w:bottom w:type="dxa" w:w="60"/>
-              <w:right w:type="dxa" w:w="120"/>
-            </w:tcMar>
-            <w:vAlign w:val="top"/>
-          </w:tcPr>
-          <w:p>
-            <w:pPr>
-              <w:spacing w:after="40" w:before="0"/>
-              <w:jc w:val="left"/>
-            </w:pPr>
-            <w:r>
-              <w:rPr>
-                <w:rFonts w:ascii="Arial" w:cs="Arial" w:eastAsia="Arial" w:hAnsi="Arial"/>
-                <w:b/>
-                <w:bCs/>
-                <w:i w:val="false"/>
-                <w:iCs w:val="false"/>
-                <w:color w:val="000000"/>
-                <w:sz w:val="18"/>
-                <w:szCs w:val="18"/>
-              </w:rPr>
-              <w:t xml:space="preserve">Phase 4 — Driving Question Board (DQB) Update</w:t>
+            <w:shd w:fill="FCE4D6" w:color="auto" w:val="clear"/>
+            <w:tcMar>
+              <w:top w:type="dxa" w:w="60"/>
+              <w:left w:type="dxa" w:w="120"/>
+              <w:bottom w:type="dxa" w:w="60"/>
+              <w:right w:type="dxa" w:w="120"/>
+            </w:tcMar>
+            <w:vAlign w:val="top"/>
+          </w:tcPr>
+          <w:p>
+            <w:pPr>
+              <w:spacing w:after="40" w:before="0"/>
+              <w:jc w:val="left"/>
+            </w:pPr>
+            <w:r>
+              <w:rPr>
+                <w:rFonts w:ascii="Arial" w:cs="Arial" w:eastAsia="Arial" w:hAnsi="Arial"/>
+                <w:b/>
+                <w:bCs/>
+                <w:i w:val="false"/>
+                <w:iCs w:val="false"/>
+                <w:color w:val="000000"/>
+                <w:sz w:val="18"/>
+                <w:szCs w:val="18"/>
+              </w:rPr>
+              <w:t xml:space="preserve">Driving Question Board (DQB) Creation</w:t>
             </w:r>
           </w:p>
           <w:p>
@@ -10076,7 +10076,7 @@
             <w:pPr>
               <w:spacing w:after="20" w:before="0"/>
             </w:pPr>
-            <w:hyperlink w:history="1" r:id="rIdxhz_lx7n3blkkn--bb4w0">
+            <w:hyperlink w:history="1" r:id="rIdtp14225odaubtlinypzsi">
               <w:r>
                 <w:rPr>
                   <w:rFonts w:ascii="Arial" w:cs="Arial" w:eastAsia="Arial" w:hAnsi="Arial"/>
@@ -10109,7 +10109,7 @@
               <w:spacing w:after="10" w:before="0"/>
               <w:ind w:left="120"/>
             </w:pPr>
-            <w:hyperlink w:history="1" r:id="rIdmr2hxuhlod7ot68zqtpt1">
+            <w:hyperlink w:history="1" r:id="rId8kthtpbexg47mo6jbimtv">
               <w:r>
                 <w:rPr>
                   <w:rFonts w:ascii="Arial" w:cs="Arial" w:eastAsia="Arial" w:hAnsi="Arial"/>
@@ -10154,7 +10154,7 @@
             <w:pPr>
               <w:spacing w:after="20" w:before="0"/>
             </w:pPr>
-            <w:hyperlink w:history="1" r:id="rId6qy40ajsryrhg0klpol2b">
+            <w:hyperlink w:history="1" r:id="rId9heizaaho81i9kqcuj3ng">
               <w:r>
                 <w:rPr>
                   <w:rFonts w:ascii="Arial" w:cs="Arial" w:eastAsia="Arial" w:hAnsi="Arial"/>
@@ -10187,7 +10187,7 @@
               <w:spacing w:after="10" w:before="0"/>
               <w:ind w:left="120"/>
             </w:pPr>
-            <w:hyperlink w:history="1" r:id="rIdcfhixmsw35hr1jttfdd1j">
+            <w:hyperlink w:history="1" r:id="rId-f1mjouf_obc-aante9sb">
               <w:r>
                 <w:rPr>
                   <w:rFonts w:ascii="Arial" w:cs="Arial" w:eastAsia="Arial" w:hAnsi="Arial"/>
@@ -10334,32 +10334,32 @@
         <w:tc>
           <w:tcPr>
             <w:tcW w:type="dxa" w:w="1520"/>
-            <w:shd w:fill="F2F2F2" w:color="auto" w:val="clear"/>
-            <w:tcMar>
-              <w:top w:type="dxa" w:w="60"/>
-              <w:left w:type="dxa" w:w="120"/>
-              <w:bottom w:type="dxa" w:w="60"/>
-              <w:right w:type="dxa" w:w="120"/>
-            </w:tcMar>
-            <w:vAlign w:val="top"/>
-          </w:tcPr>
-          <w:p>
-            <w:pPr>
-              <w:spacing w:after="40" w:before="0"/>
-              <w:jc w:val="left"/>
-            </w:pPr>
-            <w:r>
-              <w:rPr>
-                <w:rFonts w:ascii="Arial" w:cs="Arial" w:eastAsia="Arial" w:hAnsi="Arial"/>
-                <w:b/>
-                <w:bCs/>
-                <w:i w:val="false"/>
-                <w:iCs w:val="false"/>
-                <w:color w:val="000000"/>
-                <w:sz w:val="18"/>
-                <w:szCs w:val="18"/>
-              </w:rPr>
-              <w:t xml:space="preserve">Phase 5 — Model Building</w:t>
+            <w:shd w:fill="D5E8F0" w:color="auto" w:val="clear"/>
+            <w:tcMar>
+              <w:top w:type="dxa" w:w="60"/>
+              <w:left w:type="dxa" w:w="120"/>
+              <w:bottom w:type="dxa" w:w="60"/>
+              <w:right w:type="dxa" w:w="120"/>
+            </w:tcMar>
+            <w:vAlign w:val="top"/>
+          </w:tcPr>
+          <w:p>
+            <w:pPr>
+              <w:spacing w:after="40" w:before="0"/>
+              <w:jc w:val="left"/>
+            </w:pPr>
+            <w:r>
+              <w:rPr>
+                <w:rFonts w:ascii="Arial" w:cs="Arial" w:eastAsia="Arial" w:hAnsi="Arial"/>
+                <w:b/>
+                <w:bCs/>
+                <w:i w:val="false"/>
+                <w:iCs w:val="false"/>
+                <w:color w:val="000000"/>
+                <w:sz w:val="18"/>
+                <w:szCs w:val="18"/>
+              </w:rPr>
+              <w:t xml:space="preserve">Model Building Phase</w:t>
             </w:r>
           </w:p>
           <w:p>
@@ -10382,7 +10382,7 @@
             <w:pPr>
               <w:spacing w:after="20" w:before="0"/>
             </w:pPr>
-            <w:hyperlink w:history="1" r:id="rId32wotxjrfmvnq3z6m4trf">
+            <w:hyperlink w:history="1" r:id="rIdbr1nz4nfid0b1ihvqbfmo">
               <w:r>
                 <w:rPr>
                   <w:rFonts w:ascii="Arial" w:cs="Arial" w:eastAsia="Arial" w:hAnsi="Arial"/>
@@ -10415,7 +10415,7 @@
               <w:spacing w:after="10" w:before="0"/>
               <w:ind w:left="120"/>
             </w:pPr>
-            <w:hyperlink w:history="1" r:id="rIdulrediprkaac3zdmpkeka">
+            <w:hyperlink w:history="1" r:id="rIdzkqqliwlt92iggtoz3w-5">
               <w:r>
                 <w:rPr>
                   <w:rFonts w:ascii="Arial" w:cs="Arial" w:eastAsia="Arial" w:hAnsi="Arial"/>
@@ -10460,7 +10460,7 @@
             <w:pPr>
               <w:spacing w:after="20" w:before="0"/>
             </w:pPr>
-            <w:hyperlink w:history="1" r:id="rIdatxpb_t7qbtfgnuqpfutv">
+            <w:hyperlink w:history="1" r:id="rIdy9imaxpnsjd6dzs0ajvdw">
               <w:r>
                 <w:rPr>
                   <w:rFonts w:ascii="Arial" w:cs="Arial" w:eastAsia="Arial" w:hAnsi="Arial"/>
@@ -10493,7 +10493,7 @@
               <w:spacing w:after="10" w:before="0"/>
               <w:ind w:left="120"/>
             </w:pPr>
-            <w:hyperlink w:history="1" r:id="rIdbpymnedntistmsqc1shjv">
+            <w:hyperlink w:history="1" r:id="rId0yv7cdnkeuxcddhs8urbe">
               <w:r>
                 <w:rPr>
                   <w:rFonts w:ascii="Arial" w:cs="Arial" w:eastAsia="Arial" w:hAnsi="Arial"/>
@@ -11932,32 +11932,32 @@
         <w:tc>
           <w:tcPr>
             <w:tcW w:type="dxa" w:w="1520"/>
-            <w:shd w:fill="F2F2F2" w:color="auto" w:val="clear"/>
-            <w:tcMar>
-              <w:top w:type="dxa" w:w="60"/>
-              <w:left w:type="dxa" w:w="120"/>
-              <w:bottom w:type="dxa" w:w="60"/>
-              <w:right w:type="dxa" w:w="120"/>
-            </w:tcMar>
-            <w:vAlign w:val="top"/>
-          </w:tcPr>
-          <w:p>
-            <w:pPr>
-              <w:spacing w:after="40" w:before="0"/>
-              <w:jc w:val="left"/>
-            </w:pPr>
-            <w:r>
-              <w:rPr>
-                <w:rFonts w:ascii="Arial" w:cs="Arial" w:eastAsia="Arial" w:hAnsi="Arial"/>
-                <w:b/>
-                <w:bCs/>
-                <w:i w:val="false"/>
-                <w:iCs w:val="false"/>
-                <w:color w:val="000000"/>
-                <w:sz w:val="18"/>
-                <w:szCs w:val="18"/>
-              </w:rPr>
-              <w:t xml:space="preserve">Phase 1 — PREDICT (15 minutes)</w:t>
+            <w:shd w:fill="EAD1F5" w:color="auto" w:val="clear"/>
+            <w:tcMar>
+              <w:top w:type="dxa" w:w="60"/>
+              <w:left w:type="dxa" w:w="120"/>
+              <w:bottom w:type="dxa" w:w="60"/>
+              <w:right w:type="dxa" w:w="120"/>
+            </w:tcMar>
+            <w:vAlign w:val="top"/>
+          </w:tcPr>
+          <w:p>
+            <w:pPr>
+              <w:spacing w:after="40" w:before="0"/>
+              <w:jc w:val="left"/>
+            </w:pPr>
+            <w:r>
+              <w:rPr>
+                <w:rFonts w:ascii="Arial" w:cs="Arial" w:eastAsia="Arial" w:hAnsi="Arial"/>
+                <w:b/>
+                <w:bCs/>
+                <w:i w:val="false"/>
+                <w:iCs w:val="false"/>
+                <w:color w:val="000000"/>
+                <w:sz w:val="18"/>
+                <w:szCs w:val="18"/>
+              </w:rPr>
+              <w:t xml:space="preserve">Predict Phase</w:t>
             </w:r>
           </w:p>
           <w:p>
@@ -11980,7 +11980,7 @@
             <w:pPr>
               <w:spacing w:after="20" w:before="0"/>
             </w:pPr>
-            <w:hyperlink w:history="1" r:id="rId3oy-xv0dqtyq_ddxjuydx">
+            <w:hyperlink w:history="1" r:id="rIdwsqtvv_5kgu6zjkol5j7o">
               <w:r>
                 <w:rPr>
                   <w:rFonts w:ascii="Arial" w:cs="Arial" w:eastAsia="Arial" w:hAnsi="Arial"/>
@@ -12013,7 +12013,7 @@
               <w:spacing w:after="10" w:before="0"/>
               <w:ind w:left="120"/>
             </w:pPr>
-            <w:hyperlink w:history="1" r:id="rIdht2zuu9qds3nnb1tpygya">
+            <w:hyperlink w:history="1" r:id="rIdtnbevwolyysvorcga12pf">
               <w:r>
                 <w:rPr>
                   <w:rFonts w:ascii="Arial" w:cs="Arial" w:eastAsia="Arial" w:hAnsi="Arial"/>
@@ -12058,7 +12058,7 @@
             <w:pPr>
               <w:spacing w:after="20" w:before="0"/>
             </w:pPr>
-            <w:hyperlink w:history="1" r:id="rIdu3q0oigql287tk6zfg2kj">
+            <w:hyperlink w:history="1" r:id="rIdcwmgolji-6xaun10udz5o">
               <w:r>
                 <w:rPr>
                   <w:rFonts w:ascii="Arial" w:cs="Arial" w:eastAsia="Arial" w:hAnsi="Arial"/>
@@ -12091,7 +12091,7 @@
               <w:spacing w:after="10" w:before="0"/>
               <w:ind w:left="120"/>
             </w:pPr>
-            <w:hyperlink w:history="1" r:id="rIdm_4z6jghxeykyn86zud_q">
+            <w:hyperlink w:history="1" r:id="rIdoyg9qxm8oeclkxs5msjzb">
               <w:r>
                 <w:rPr>
                   <w:rFonts w:ascii="Arial" w:cs="Arial" w:eastAsia="Arial" w:hAnsi="Arial"/>
@@ -12314,32 +12314,32 @@
         <w:tc>
           <w:tcPr>
             <w:tcW w:type="dxa" w:w="1520"/>
-            <w:shd w:fill="F2F2F2" w:color="auto" w:val="clear"/>
-            <w:tcMar>
-              <w:top w:type="dxa" w:w="60"/>
-              <w:left w:type="dxa" w:w="120"/>
-              <w:bottom w:type="dxa" w:w="60"/>
-              <w:right w:type="dxa" w:w="120"/>
-            </w:tcMar>
-            <w:vAlign w:val="top"/>
-          </w:tcPr>
-          <w:p>
-            <w:pPr>
-              <w:spacing w:after="40" w:before="0"/>
-              <w:jc w:val="left"/>
-            </w:pPr>
-            <w:r>
-              <w:rPr>
-                <w:rFonts w:ascii="Arial" w:cs="Arial" w:eastAsia="Arial" w:hAnsi="Arial"/>
-                <w:b/>
-                <w:bCs/>
-                <w:i w:val="false"/>
-                <w:iCs w:val="false"/>
-                <w:color w:val="000000"/>
-                <w:sz w:val="18"/>
-                <w:szCs w:val="18"/>
-              </w:rPr>
-              <w:t xml:space="preserve">Phase 2 — OBSERVE (20 minutes)</w:t>
+            <w:shd w:fill="D9EEF1" w:color="auto" w:val="clear"/>
+            <w:tcMar>
+              <w:top w:type="dxa" w:w="60"/>
+              <w:left w:type="dxa" w:w="120"/>
+              <w:bottom w:type="dxa" w:w="60"/>
+              <w:right w:type="dxa" w:w="120"/>
+            </w:tcMar>
+            <w:vAlign w:val="top"/>
+          </w:tcPr>
+          <w:p>
+            <w:pPr>
+              <w:spacing w:after="40" w:before="0"/>
+              <w:jc w:val="left"/>
+            </w:pPr>
+            <w:r>
+              <w:rPr>
+                <w:rFonts w:ascii="Arial" w:cs="Arial" w:eastAsia="Arial" w:hAnsi="Arial"/>
+                <w:b/>
+                <w:bCs/>
+                <w:i w:val="false"/>
+                <w:iCs w:val="false"/>
+                <w:color w:val="000000"/>
+                <w:sz w:val="18"/>
+                <w:szCs w:val="18"/>
+              </w:rPr>
+              <w:t xml:space="preserve">Observe Phase</w:t>
             </w:r>
           </w:p>
           <w:p>
@@ -12362,7 +12362,7 @@
             <w:pPr>
               <w:spacing w:after="20" w:before="0"/>
             </w:pPr>
-            <w:hyperlink w:history="1" r:id="rIdnvphqjngoc7hbcp5y1mre">
+            <w:hyperlink w:history="1" r:id="rIdi6kbebuxqnmagmqgub-nj">
               <w:r>
                 <w:rPr>
                   <w:rFonts w:ascii="Arial" w:cs="Arial" w:eastAsia="Arial" w:hAnsi="Arial"/>
@@ -12395,7 +12395,7 @@
               <w:spacing w:after="10" w:before="0"/>
               <w:ind w:left="120"/>
             </w:pPr>
-            <w:hyperlink w:history="1" r:id="rId39eo4qjwbk9k5tmrkr-2n">
+            <w:hyperlink w:history="1" r:id="rId8g-if_qlg-pebgabrk5do">
               <w:r>
                 <w:rPr>
                   <w:rFonts w:ascii="Arial" w:cs="Arial" w:eastAsia="Arial" w:hAnsi="Arial"/>
@@ -12440,7 +12440,7 @@
             <w:pPr>
               <w:spacing w:after="20" w:before="0"/>
             </w:pPr>
-            <w:hyperlink w:history="1" r:id="rId1m7jg1_7hr2rvw9yffize">
+            <w:hyperlink w:history="1" r:id="rIdlzn59z_ezqvjwp3ldxwer">
               <w:r>
                 <w:rPr>
                   <w:rFonts w:ascii="Arial" w:cs="Arial" w:eastAsia="Arial" w:hAnsi="Arial"/>
@@ -12473,7 +12473,7 @@
               <w:spacing w:after="10" w:before="0"/>
               <w:ind w:left="120"/>
             </w:pPr>
-            <w:hyperlink w:history="1" r:id="rIdgfvo-ilpnzc2119qo-mff">
+            <w:hyperlink w:history="1" r:id="rIdwi4pmqywyes-hcaksmluv">
               <w:r>
                 <w:rPr>
                   <w:rFonts w:ascii="Arial" w:cs="Arial" w:eastAsia="Arial" w:hAnsi="Arial"/>
@@ -12696,32 +12696,32 @@
         <w:tc>
           <w:tcPr>
             <w:tcW w:type="dxa" w:w="1520"/>
-            <w:shd w:fill="F2F2F2" w:color="auto" w:val="clear"/>
-            <w:tcMar>
-              <w:top w:type="dxa" w:w="60"/>
-              <w:left w:type="dxa" w:w="120"/>
-              <w:bottom w:type="dxa" w:w="60"/>
-              <w:right w:type="dxa" w:w="120"/>
-            </w:tcMar>
-            <w:vAlign w:val="top"/>
-          </w:tcPr>
-          <w:p>
-            <w:pPr>
-              <w:spacing w:after="40" w:before="0"/>
-              <w:jc w:val="left"/>
-            </w:pPr>
-            <w:r>
-              <w:rPr>
-                <w:rFonts w:ascii="Arial" w:cs="Arial" w:eastAsia="Arial" w:hAnsi="Arial"/>
-                <w:b/>
-                <w:bCs/>
-                <w:i w:val="false"/>
-                <w:iCs w:val="false"/>
-                <w:color w:val="000000"/>
-                <w:sz w:val="18"/>
-                <w:szCs w:val="18"/>
-              </w:rPr>
-              <w:t xml:space="preserve">Phase 3 — EXPLAIN (20 minutes)</w:t>
+            <w:shd w:fill="E2EFDA" w:color="auto" w:val="clear"/>
+            <w:tcMar>
+              <w:top w:type="dxa" w:w="60"/>
+              <w:left w:type="dxa" w:w="120"/>
+              <w:bottom w:type="dxa" w:w="60"/>
+              <w:right w:type="dxa" w:w="120"/>
+            </w:tcMar>
+            <w:vAlign w:val="top"/>
+          </w:tcPr>
+          <w:p>
+            <w:pPr>
+              <w:spacing w:after="40" w:before="0"/>
+              <w:jc w:val="left"/>
+            </w:pPr>
+            <w:r>
+              <w:rPr>
+                <w:rFonts w:ascii="Arial" w:cs="Arial" w:eastAsia="Arial" w:hAnsi="Arial"/>
+                <w:b/>
+                <w:bCs/>
+                <w:i w:val="false"/>
+                <w:iCs w:val="false"/>
+                <w:color w:val="000000"/>
+                <w:sz w:val="18"/>
+                <w:szCs w:val="18"/>
+              </w:rPr>
+              <w:t xml:space="preserve">Explain Phase</w:t>
             </w:r>
           </w:p>
           <w:p>
@@ -12744,7 +12744,7 @@
             <w:pPr>
               <w:spacing w:after="20" w:before="0"/>
             </w:pPr>
-            <w:hyperlink w:history="1" r:id="rIda3e-uzzyr45iqvrfov-cx">
+            <w:hyperlink w:history="1" r:id="rIdojoofjzyvgwxwazwvqiaf">
               <w:r>
                 <w:rPr>
                   <w:rFonts w:ascii="Arial" w:cs="Arial" w:eastAsia="Arial" w:hAnsi="Arial"/>
@@ -12777,7 +12777,7 @@
               <w:spacing w:after="10" w:before="0"/>
               <w:ind w:left="120"/>
             </w:pPr>
-            <w:hyperlink w:history="1" r:id="rIdt7irz1pmpohpntlofqbob">
+            <w:hyperlink w:history="1" r:id="rIdiodvejb-3et2dsojj4q5_">
               <w:r>
                 <w:rPr>
                   <w:rFonts w:ascii="Arial" w:cs="Arial" w:eastAsia="Arial" w:hAnsi="Arial"/>
@@ -12822,7 +12822,7 @@
             <w:pPr>
               <w:spacing w:after="20" w:before="0"/>
             </w:pPr>
-            <w:hyperlink w:history="1" r:id="rIdr0zmnf5ceijxmv64pnfbn">
+            <w:hyperlink w:history="1" r:id="rIdcqy0vssyhq1ako7nmxxqs">
               <w:r>
                 <w:rPr>
                   <w:rFonts w:ascii="Arial" w:cs="Arial" w:eastAsia="Arial" w:hAnsi="Arial"/>
@@ -12855,7 +12855,7 @@
               <w:spacing w:after="10" w:before="0"/>
               <w:ind w:left="120"/>
             </w:pPr>
-            <w:hyperlink w:history="1" r:id="rIdkn7uifkbp_vg7vxivycf8">
+            <w:hyperlink w:history="1" r:id="rIdfafon97yjhsnczx5dhlpn">
               <w:r>
                 <w:rPr>
                   <w:rFonts w:ascii="Arial" w:cs="Arial" w:eastAsia="Arial" w:hAnsi="Arial"/>
@@ -13078,32 +13078,32 @@
         <w:tc>
           <w:tcPr>
             <w:tcW w:type="dxa" w:w="1520"/>
-            <w:shd w:fill="F2F2F2" w:color="auto" w:val="clear"/>
-            <w:tcMar>
-              <w:top w:type="dxa" w:w="60"/>
-              <w:left w:type="dxa" w:w="120"/>
-              <w:bottom w:type="dxa" w:w="60"/>
-              <w:right w:type="dxa" w:w="120"/>
-            </w:tcMar>
-            <w:vAlign w:val="top"/>
-          </w:tcPr>
-          <w:p>
-            <w:pPr>
-              <w:spacing w:after="40" w:before="0"/>
-              <w:jc w:val="left"/>
-            </w:pPr>
-            <w:r>
-              <w:rPr>
-                <w:rFonts w:ascii="Arial" w:cs="Arial" w:eastAsia="Arial" w:hAnsi="Arial"/>
-                <w:b/>
-                <w:bCs/>
-                <w:i w:val="false"/>
-                <w:iCs w:val="false"/>
-                <w:color w:val="000000"/>
-                <w:sz w:val="18"/>
-                <w:szCs w:val="18"/>
-              </w:rPr>
-              <w:t xml:space="preserve">Phase 4 — DRIVING QUESTION BOARD (DQB) Update (10 minutes)</w:t>
+            <w:shd w:fill="FCE4D6" w:color="auto" w:val="clear"/>
+            <w:tcMar>
+              <w:top w:type="dxa" w:w="60"/>
+              <w:left w:type="dxa" w:w="120"/>
+              <w:bottom w:type="dxa" w:w="60"/>
+              <w:right w:type="dxa" w:w="120"/>
+            </w:tcMar>
+            <w:vAlign w:val="top"/>
+          </w:tcPr>
+          <w:p>
+            <w:pPr>
+              <w:spacing w:after="40" w:before="0"/>
+              <w:jc w:val="left"/>
+            </w:pPr>
+            <w:r>
+              <w:rPr>
+                <w:rFonts w:ascii="Arial" w:cs="Arial" w:eastAsia="Arial" w:hAnsi="Arial"/>
+                <w:b/>
+                <w:bCs/>
+                <w:i w:val="false"/>
+                <w:iCs w:val="false"/>
+                <w:color w:val="000000"/>
+                <w:sz w:val="18"/>
+                <w:szCs w:val="18"/>
+              </w:rPr>
+              <w:t xml:space="preserve">Driving Question Board (DQB) Creation</w:t>
             </w:r>
           </w:p>
           <w:p>
@@ -13126,7 +13126,7 @@
             <w:pPr>
               <w:spacing w:after="20" w:before="0"/>
             </w:pPr>
-            <w:hyperlink w:history="1" r:id="rIdk6ycpsqzewqtn4akwqs00">
+            <w:hyperlink w:history="1" r:id="rIdtnfp80szigg_p3ytsyzkc">
               <w:r>
                 <w:rPr>
                   <w:rFonts w:ascii="Arial" w:cs="Arial" w:eastAsia="Arial" w:hAnsi="Arial"/>
@@ -13159,7 +13159,7 @@
               <w:spacing w:after="10" w:before="0"/>
               <w:ind w:left="120"/>
             </w:pPr>
-            <w:hyperlink w:history="1" r:id="rIdgk6t5yevwi_h3qzcxatxn">
+            <w:hyperlink w:history="1" r:id="rIdpruuandqrdimqodbbh05l">
               <w:r>
                 <w:rPr>
                   <w:rFonts w:ascii="Arial" w:cs="Arial" w:eastAsia="Arial" w:hAnsi="Arial"/>
@@ -13204,7 +13204,7 @@
             <w:pPr>
               <w:spacing w:after="20" w:before="0"/>
             </w:pPr>
-            <w:hyperlink w:history="1" r:id="rIdi_2zmolpuzocewv75hhvm">
+            <w:hyperlink w:history="1" r:id="rIdhfysamy6r1nrmzbt6tdbe">
               <w:r>
                 <w:rPr>
                   <w:rFonts w:ascii="Arial" w:cs="Arial" w:eastAsia="Arial" w:hAnsi="Arial"/>
@@ -13237,7 +13237,7 @@
               <w:spacing w:after="10" w:before="0"/>
               <w:ind w:left="120"/>
             </w:pPr>
-            <w:hyperlink w:history="1" r:id="rIdkdw0hk2tfkeno2qk15pax">
+            <w:hyperlink w:history="1" r:id="rIdu0zjye-nmw1zpx4ti_gz3">
               <w:r>
                 <w:rPr>
                   <w:rFonts w:ascii="Arial" w:cs="Arial" w:eastAsia="Arial" w:hAnsi="Arial"/>
@@ -13460,32 +13460,32 @@
         <w:tc>
           <w:tcPr>
             <w:tcW w:type="dxa" w:w="1520"/>
-            <w:shd w:fill="F2F2F2" w:color="auto" w:val="clear"/>
-            <w:tcMar>
-              <w:top w:type="dxa" w:w="60"/>
-              <w:left w:type="dxa" w:w="120"/>
-              <w:bottom w:type="dxa" w:w="60"/>
-              <w:right w:type="dxa" w:w="120"/>
-            </w:tcMar>
-            <w:vAlign w:val="top"/>
-          </w:tcPr>
-          <w:p>
-            <w:pPr>
-              <w:spacing w:after="40" w:before="0"/>
-              <w:jc w:val="left"/>
-            </w:pPr>
-            <w:r>
-              <w:rPr>
-                <w:rFonts w:ascii="Arial" w:cs="Arial" w:eastAsia="Arial" w:hAnsi="Arial"/>
-                <w:b/>
-                <w:bCs/>
-                <w:i w:val="false"/>
-                <w:iCs w:val="false"/>
-                <w:color w:val="000000"/>
-                <w:sz w:val="18"/>
-                <w:szCs w:val="18"/>
-              </w:rPr>
-              <w:t xml:space="preserve">Phase 5 — MODEL BUILDING (15 minutes)</w:t>
+            <w:shd w:fill="D5E8F0" w:color="auto" w:val="clear"/>
+            <w:tcMar>
+              <w:top w:type="dxa" w:w="60"/>
+              <w:left w:type="dxa" w:w="120"/>
+              <w:bottom w:type="dxa" w:w="60"/>
+              <w:right w:type="dxa" w:w="120"/>
+            </w:tcMar>
+            <w:vAlign w:val="top"/>
+          </w:tcPr>
+          <w:p>
+            <w:pPr>
+              <w:spacing w:after="40" w:before="0"/>
+              <w:jc w:val="left"/>
+            </w:pPr>
+            <w:r>
+              <w:rPr>
+                <w:rFonts w:ascii="Arial" w:cs="Arial" w:eastAsia="Arial" w:hAnsi="Arial"/>
+                <w:b/>
+                <w:bCs/>
+                <w:i w:val="false"/>
+                <w:iCs w:val="false"/>
+                <w:color w:val="000000"/>
+                <w:sz w:val="18"/>
+                <w:szCs w:val="18"/>
+              </w:rPr>
+              <w:t xml:space="preserve">Model Building Phase</w:t>
             </w:r>
           </w:p>
           <w:p>
@@ -13508,7 +13508,7 @@
             <w:pPr>
               <w:spacing w:after="20" w:before="0"/>
             </w:pPr>
-            <w:hyperlink w:history="1" r:id="rIdax9ylwtovd53djzo134df">
+            <w:hyperlink w:history="1" r:id="rIdcjptb4yj9iwdt8mud_ext">
               <w:r>
                 <w:rPr>
                   <w:rFonts w:ascii="Arial" w:cs="Arial" w:eastAsia="Arial" w:hAnsi="Arial"/>
@@ -13541,7 +13541,7 @@
               <w:spacing w:after="10" w:before="0"/>
               <w:ind w:left="120"/>
             </w:pPr>
-            <w:hyperlink w:history="1" r:id="rIde_pdbn38taa0_sq6daodn">
+            <w:hyperlink w:history="1" r:id="rIdlheshie2tjcxjgqemy7x3">
               <w:r>
                 <w:rPr>
                   <w:rFonts w:ascii="Arial" w:cs="Arial" w:eastAsia="Arial" w:hAnsi="Arial"/>
@@ -13586,7 +13586,7 @@
             <w:pPr>
               <w:spacing w:after="20" w:before="0"/>
             </w:pPr>
-            <w:hyperlink w:history="1" r:id="rIdtdozpfzoyejyngdgyfnpb">
+            <w:hyperlink w:history="1" r:id="rId0fcfqee7vhvlpqyeswxrm">
               <w:r>
                 <w:rPr>
                   <w:rFonts w:ascii="Arial" w:cs="Arial" w:eastAsia="Arial" w:hAnsi="Arial"/>
@@ -13619,7 +13619,7 @@
               <w:spacing w:after="10" w:before="0"/>
               <w:ind w:left="120"/>
             </w:pPr>
-            <w:hyperlink w:history="1" r:id="rIdcmnfnurnwyjxnw0bnowzg">
+            <w:hyperlink w:history="1" r:id="rIdvvmtpn9yzy31m7fwga5k6">
               <w:r>
                 <w:rPr>
                   <w:rFonts w:ascii="Arial" w:cs="Arial" w:eastAsia="Arial" w:hAnsi="Arial"/>
@@ -15134,32 +15134,32 @@
         <w:tc>
           <w:tcPr>
             <w:tcW w:type="dxa" w:w="1520"/>
-            <w:shd w:fill="F2F2F2" w:color="auto" w:val="clear"/>
-            <w:tcMar>
-              <w:top w:type="dxa" w:w="60"/>
-              <w:left w:type="dxa" w:w="120"/>
-              <w:bottom w:type="dxa" w:w="60"/>
-              <w:right w:type="dxa" w:w="120"/>
-            </w:tcMar>
-            <w:vAlign w:val="top"/>
-          </w:tcPr>
-          <w:p>
-            <w:pPr>
-              <w:spacing w:after="40" w:before="0"/>
-              <w:jc w:val="left"/>
-            </w:pPr>
-            <w:r>
-              <w:rPr>
-                <w:rFonts w:ascii="Arial" w:cs="Arial" w:eastAsia="Arial" w:hAnsi="Arial"/>
-                <w:b/>
-                <w:bCs/>
-                <w:i w:val="false"/>
-                <w:iCs w:val="false"/>
-                <w:color w:val="000000"/>
-                <w:sz w:val="18"/>
-                <w:szCs w:val="18"/>
-              </w:rPr>
-              <w:t xml:space="preserve">Phase 1 — Predict</w:t>
+            <w:shd w:fill="EAD1F5" w:color="auto" w:val="clear"/>
+            <w:tcMar>
+              <w:top w:type="dxa" w:w="60"/>
+              <w:left w:type="dxa" w:w="120"/>
+              <w:bottom w:type="dxa" w:w="60"/>
+              <w:right w:type="dxa" w:w="120"/>
+            </w:tcMar>
+            <w:vAlign w:val="top"/>
+          </w:tcPr>
+          <w:p>
+            <w:pPr>
+              <w:spacing w:after="40" w:before="0"/>
+              <w:jc w:val="left"/>
+            </w:pPr>
+            <w:r>
+              <w:rPr>
+                <w:rFonts w:ascii="Arial" w:cs="Arial" w:eastAsia="Arial" w:hAnsi="Arial"/>
+                <w:b/>
+                <w:bCs/>
+                <w:i w:val="false"/>
+                <w:iCs w:val="false"/>
+                <w:color w:val="000000"/>
+                <w:sz w:val="18"/>
+                <w:szCs w:val="18"/>
+              </w:rPr>
+              <w:t xml:space="preserve">Predict Phase</w:t>
             </w:r>
           </w:p>
           <w:p>
@@ -15182,7 +15182,7 @@
             <w:pPr>
               <w:spacing w:after="20" w:before="0"/>
             </w:pPr>
-            <w:hyperlink w:history="1" r:id="rIdqdncarjfsnrptgodc-3yl">
+            <w:hyperlink w:history="1" r:id="rIdgoot3gf0i1-qbggakwfyo">
               <w:r>
                 <w:rPr>
                   <w:rFonts w:ascii="Arial" w:cs="Arial" w:eastAsia="Arial" w:hAnsi="Arial"/>
@@ -15215,7 +15215,7 @@
               <w:spacing w:after="10" w:before="0"/>
               <w:ind w:left="120"/>
             </w:pPr>
-            <w:hyperlink w:history="1" r:id="rIdl00wauilaxqo7odxwdabn">
+            <w:hyperlink w:history="1" r:id="rId1anm3y8uvohb8ci3q8fqx">
               <w:r>
                 <w:rPr>
                   <w:rFonts w:ascii="Arial" w:cs="Arial" w:eastAsia="Arial" w:hAnsi="Arial"/>
@@ -15260,7 +15260,7 @@
             <w:pPr>
               <w:spacing w:after="20" w:before="0"/>
             </w:pPr>
-            <w:hyperlink w:history="1" r:id="rIdr8enb0_6s8ckusmlgpmaf">
+            <w:hyperlink w:history="1" r:id="rIdgqdz4ljrdzw_hcjxntck-">
               <w:r>
                 <w:rPr>
                   <w:rFonts w:ascii="Arial" w:cs="Arial" w:eastAsia="Arial" w:hAnsi="Arial"/>
@@ -15293,7 +15293,7 @@
               <w:spacing w:after="10" w:before="0"/>
               <w:ind w:left="120"/>
             </w:pPr>
-            <w:hyperlink w:history="1" r:id="rIdlooylqgjl6bvmo45tefej">
+            <w:hyperlink w:history="1" r:id="rIdelvpy8kdlyoi2nz0px1st">
               <w:r>
                 <w:rPr>
                   <w:rFonts w:ascii="Arial" w:cs="Arial" w:eastAsia="Arial" w:hAnsi="Arial"/>
@@ -15440,32 +15440,32 @@
         <w:tc>
           <w:tcPr>
             <w:tcW w:type="dxa" w:w="1520"/>
-            <w:shd w:fill="F2F2F2" w:color="auto" w:val="clear"/>
-            <w:tcMar>
-              <w:top w:type="dxa" w:w="60"/>
-              <w:left w:type="dxa" w:w="120"/>
-              <w:bottom w:type="dxa" w:w="60"/>
-              <w:right w:type="dxa" w:w="120"/>
-            </w:tcMar>
-            <w:vAlign w:val="top"/>
-          </w:tcPr>
-          <w:p>
-            <w:pPr>
-              <w:spacing w:after="40" w:before="0"/>
-              <w:jc w:val="left"/>
-            </w:pPr>
-            <w:r>
-              <w:rPr>
-                <w:rFonts w:ascii="Arial" w:cs="Arial" w:eastAsia="Arial" w:hAnsi="Arial"/>
-                <w:b/>
-                <w:bCs/>
-                <w:i w:val="false"/>
-                <w:iCs w:val="false"/>
-                <w:color w:val="000000"/>
-                <w:sz w:val="18"/>
-                <w:szCs w:val="18"/>
-              </w:rPr>
-              <w:t xml:space="preserve">Phase 2 — Observe</w:t>
+            <w:shd w:fill="D9EEF1" w:color="auto" w:val="clear"/>
+            <w:tcMar>
+              <w:top w:type="dxa" w:w="60"/>
+              <w:left w:type="dxa" w:w="120"/>
+              <w:bottom w:type="dxa" w:w="60"/>
+              <w:right w:type="dxa" w:w="120"/>
+            </w:tcMar>
+            <w:vAlign w:val="top"/>
+          </w:tcPr>
+          <w:p>
+            <w:pPr>
+              <w:spacing w:after="40" w:before="0"/>
+              <w:jc w:val="left"/>
+            </w:pPr>
+            <w:r>
+              <w:rPr>
+                <w:rFonts w:ascii="Arial" w:cs="Arial" w:eastAsia="Arial" w:hAnsi="Arial"/>
+                <w:b/>
+                <w:bCs/>
+                <w:i w:val="false"/>
+                <w:iCs w:val="false"/>
+                <w:color w:val="000000"/>
+                <w:sz w:val="18"/>
+                <w:szCs w:val="18"/>
+              </w:rPr>
+              <w:t xml:space="preserve">Observe Phase</w:t>
             </w:r>
           </w:p>
           <w:p>
@@ -15488,7 +15488,7 @@
             <w:pPr>
               <w:spacing w:after="20" w:before="0"/>
             </w:pPr>
-            <w:hyperlink w:history="1" r:id="rId2vvf_-h-bs22tbxpsx6sr">
+            <w:hyperlink w:history="1" r:id="rIdk58bm6rz0kxpntt1y4cjo">
               <w:r>
                 <w:rPr>
                   <w:rFonts w:ascii="Arial" w:cs="Arial" w:eastAsia="Arial" w:hAnsi="Arial"/>
@@ -15521,7 +15521,7 @@
               <w:spacing w:after="10" w:before="0"/>
               <w:ind w:left="120"/>
             </w:pPr>
-            <w:hyperlink w:history="1" r:id="rId2iutfkpcxdxuhip8r5f9t">
+            <w:hyperlink w:history="1" r:id="rId7cvfuuuwyf8dh_x8qsztj">
               <w:r>
                 <w:rPr>
                   <w:rFonts w:ascii="Arial" w:cs="Arial" w:eastAsia="Arial" w:hAnsi="Arial"/>
@@ -15566,7 +15566,7 @@
             <w:pPr>
               <w:spacing w:after="20" w:before="0"/>
             </w:pPr>
-            <w:hyperlink w:history="1" r:id="rIduxd_t2pe8-kkc8-coe_92">
+            <w:hyperlink w:history="1" r:id="rId8rtitk0_mmotux3uyrhur">
               <w:r>
                 <w:rPr>
                   <w:rFonts w:ascii="Arial" w:cs="Arial" w:eastAsia="Arial" w:hAnsi="Arial"/>
@@ -15599,7 +15599,7 @@
               <w:spacing w:after="10" w:before="0"/>
               <w:ind w:left="120"/>
             </w:pPr>
-            <w:hyperlink w:history="1" r:id="rIdf0tvpa6m4wukfydfzyvxo">
+            <w:hyperlink w:history="1" r:id="rIdh4q2wt_n6gnwfs_3ahbgh">
               <w:r>
                 <w:rPr>
                   <w:rFonts w:ascii="Arial" w:cs="Arial" w:eastAsia="Arial" w:hAnsi="Arial"/>
@@ -15746,32 +15746,32 @@
         <w:tc>
           <w:tcPr>
             <w:tcW w:type="dxa" w:w="1520"/>
-            <w:shd w:fill="F2F2F2" w:color="auto" w:val="clear"/>
-            <w:tcMar>
-              <w:top w:type="dxa" w:w="60"/>
-              <w:left w:type="dxa" w:w="120"/>
-              <w:bottom w:type="dxa" w:w="60"/>
-              <w:right w:type="dxa" w:w="120"/>
-            </w:tcMar>
-            <w:vAlign w:val="top"/>
-          </w:tcPr>
-          <w:p>
-            <w:pPr>
-              <w:spacing w:after="40" w:before="0"/>
-              <w:jc w:val="left"/>
-            </w:pPr>
-            <w:r>
-              <w:rPr>
-                <w:rFonts w:ascii="Arial" w:cs="Arial" w:eastAsia="Arial" w:hAnsi="Arial"/>
-                <w:b/>
-                <w:bCs/>
-                <w:i w:val="false"/>
-                <w:iCs w:val="false"/>
-                <w:color w:val="000000"/>
-                <w:sz w:val="18"/>
-                <w:szCs w:val="18"/>
-              </w:rPr>
-              <w:t xml:space="preserve">Phase 3 — Explain</w:t>
+            <w:shd w:fill="E2EFDA" w:color="auto" w:val="clear"/>
+            <w:tcMar>
+              <w:top w:type="dxa" w:w="60"/>
+              <w:left w:type="dxa" w:w="120"/>
+              <w:bottom w:type="dxa" w:w="60"/>
+              <w:right w:type="dxa" w:w="120"/>
+            </w:tcMar>
+            <w:vAlign w:val="top"/>
+          </w:tcPr>
+          <w:p>
+            <w:pPr>
+              <w:spacing w:after="40" w:before="0"/>
+              <w:jc w:val="left"/>
+            </w:pPr>
+            <w:r>
+              <w:rPr>
+                <w:rFonts w:ascii="Arial" w:cs="Arial" w:eastAsia="Arial" w:hAnsi="Arial"/>
+                <w:b/>
+                <w:bCs/>
+                <w:i w:val="false"/>
+                <w:iCs w:val="false"/>
+                <w:color w:val="000000"/>
+                <w:sz w:val="18"/>
+                <w:szCs w:val="18"/>
+              </w:rPr>
+              <w:t xml:space="preserve">Explain Phase</w:t>
             </w:r>
           </w:p>
           <w:p>
@@ -15794,7 +15794,7 @@
             <w:pPr>
               <w:spacing w:after="20" w:before="0"/>
             </w:pPr>
-            <w:hyperlink w:history="1" r:id="rId2ndorfc9ehdbie3eh7obn">
+            <w:hyperlink w:history="1" r:id="rIdtto1ehnxffsbgfwf987p9">
               <w:r>
                 <w:rPr>
                   <w:rFonts w:ascii="Arial" w:cs="Arial" w:eastAsia="Arial" w:hAnsi="Arial"/>
@@ -15827,7 +15827,7 @@
               <w:spacing w:after="10" w:before="0"/>
               <w:ind w:left="120"/>
             </w:pPr>
-            <w:hyperlink w:history="1" r:id="rIdqgjybxhmatxz18-erlkvu">
+            <w:hyperlink w:history="1" r:id="rIdgbuyqggijmpudrj6npqqz">
               <w:r>
                 <w:rPr>
                   <w:rFonts w:ascii="Arial" w:cs="Arial" w:eastAsia="Arial" w:hAnsi="Arial"/>
@@ -15872,7 +15872,7 @@
             <w:pPr>
               <w:spacing w:after="20" w:before="0"/>
             </w:pPr>
-            <w:hyperlink w:history="1" r:id="rIdnwley5w4k58n1yqrwghh-">
+            <w:hyperlink w:history="1" r:id="rIdgqpkpcnlj6hxq4uqyokdi">
               <w:r>
                 <w:rPr>
                   <w:rFonts w:ascii="Arial" w:cs="Arial" w:eastAsia="Arial" w:hAnsi="Arial"/>
@@ -15905,7 +15905,7 @@
               <w:spacing w:after="10" w:before="0"/>
               <w:ind w:left="120"/>
             </w:pPr>
-            <w:hyperlink w:history="1" r:id="rIdw4gzkr7a7muytracmcxgo">
+            <w:hyperlink w:history="1" r:id="rIdz2mgrj5fxi_9zcgjly6mo">
               <w:r>
                 <w:rPr>
                   <w:rFonts w:ascii="Arial" w:cs="Arial" w:eastAsia="Arial" w:hAnsi="Arial"/>
@@ -16052,32 +16052,32 @@
         <w:tc>
           <w:tcPr>
             <w:tcW w:type="dxa" w:w="1520"/>
-            <w:shd w:fill="F2F2F2" w:color="auto" w:val="clear"/>
-            <w:tcMar>
-              <w:top w:type="dxa" w:w="60"/>
-              <w:left w:type="dxa" w:w="120"/>
-              <w:bottom w:type="dxa" w:w="60"/>
-              <w:right w:type="dxa" w:w="120"/>
-            </w:tcMar>
-            <w:vAlign w:val="top"/>
-          </w:tcPr>
-          <w:p>
-            <w:pPr>
-              <w:spacing w:after="40" w:before="0"/>
-              <w:jc w:val="left"/>
-            </w:pPr>
-            <w:r>
-              <w:rPr>
-                <w:rFonts w:ascii="Arial" w:cs="Arial" w:eastAsia="Arial" w:hAnsi="Arial"/>
-                <w:b/>
-                <w:bCs/>
-                <w:i w:val="false"/>
-                <w:iCs w:val="false"/>
-                <w:color w:val="000000"/>
-                <w:sz w:val="18"/>
-                <w:szCs w:val="18"/>
-              </w:rPr>
-              <w:t xml:space="preserve">Phase 4 — Driving Question Board (DQB) Update</w:t>
+            <w:shd w:fill="FCE4D6" w:color="auto" w:val="clear"/>
+            <w:tcMar>
+              <w:top w:type="dxa" w:w="60"/>
+              <w:left w:type="dxa" w:w="120"/>
+              <w:bottom w:type="dxa" w:w="60"/>
+              <w:right w:type="dxa" w:w="120"/>
+            </w:tcMar>
+            <w:vAlign w:val="top"/>
+          </w:tcPr>
+          <w:p>
+            <w:pPr>
+              <w:spacing w:after="40" w:before="0"/>
+              <w:jc w:val="left"/>
+            </w:pPr>
+            <w:r>
+              <w:rPr>
+                <w:rFonts w:ascii="Arial" w:cs="Arial" w:eastAsia="Arial" w:hAnsi="Arial"/>
+                <w:b/>
+                <w:bCs/>
+                <w:i w:val="false"/>
+                <w:iCs w:val="false"/>
+                <w:color w:val="000000"/>
+                <w:sz w:val="18"/>
+                <w:szCs w:val="18"/>
+              </w:rPr>
+              <w:t xml:space="preserve">Driving Question Board (DQB) Creation</w:t>
             </w:r>
           </w:p>
           <w:p>
@@ -16100,7 +16100,7 @@
             <w:pPr>
               <w:spacing w:after="20" w:before="0"/>
             </w:pPr>
-            <w:hyperlink w:history="1" r:id="rIden-homdbwhycvvshc_bav">
+            <w:hyperlink w:history="1" r:id="rIdnzfhsypl31y8py4-g47qe">
               <w:r>
                 <w:rPr>
                   <w:rFonts w:ascii="Arial" w:cs="Arial" w:eastAsia="Arial" w:hAnsi="Arial"/>
@@ -16133,7 +16133,7 @@
               <w:spacing w:after="10" w:before="0"/>
               <w:ind w:left="120"/>
             </w:pPr>
-            <w:hyperlink w:history="1" r:id="rIdivzbcughvytqmxdnbabbj">
+            <w:hyperlink w:history="1" r:id="rIdlm2qyvbl575k8qwxcd_0w">
               <w:r>
                 <w:rPr>
                   <w:rFonts w:ascii="Arial" w:cs="Arial" w:eastAsia="Arial" w:hAnsi="Arial"/>
@@ -16178,7 +16178,7 @@
             <w:pPr>
               <w:spacing w:after="20" w:before="0"/>
             </w:pPr>
-            <w:hyperlink w:history="1" r:id="rIdvzmhisguvi5xbzpobnztj">
+            <w:hyperlink w:history="1" r:id="rIdqlenc-gda6ml0gm7nsbw5">
               <w:r>
                 <w:rPr>
                   <w:rFonts w:ascii="Arial" w:cs="Arial" w:eastAsia="Arial" w:hAnsi="Arial"/>
@@ -16211,7 +16211,7 @@
               <w:spacing w:after="10" w:before="0"/>
               <w:ind w:left="120"/>
             </w:pPr>
-            <w:hyperlink w:history="1" r:id="rIdoybldohgeswlc8qb7jfek">
+            <w:hyperlink w:history="1" r:id="rId5jg8tibaap6-gxftk2tns">
               <w:r>
                 <w:rPr>
                   <w:rFonts w:ascii="Arial" w:cs="Arial" w:eastAsia="Arial" w:hAnsi="Arial"/>
@@ -16358,32 +16358,32 @@
         <w:tc>
           <w:tcPr>
             <w:tcW w:type="dxa" w:w="1520"/>
-            <w:shd w:fill="F2F2F2" w:color="auto" w:val="clear"/>
-            <w:tcMar>
-              <w:top w:type="dxa" w:w="60"/>
-              <w:left w:type="dxa" w:w="120"/>
-              <w:bottom w:type="dxa" w:w="60"/>
-              <w:right w:type="dxa" w:w="120"/>
-            </w:tcMar>
-            <w:vAlign w:val="top"/>
-          </w:tcPr>
-          <w:p>
-            <w:pPr>
-              <w:spacing w:after="40" w:before="0"/>
-              <w:jc w:val="left"/>
-            </w:pPr>
-            <w:r>
-              <w:rPr>
-                <w:rFonts w:ascii="Arial" w:cs="Arial" w:eastAsia="Arial" w:hAnsi="Arial"/>
-                <w:b/>
-                <w:bCs/>
-                <w:i w:val="false"/>
-                <w:iCs w:val="false"/>
-                <w:color w:val="000000"/>
-                <w:sz w:val="18"/>
-                <w:szCs w:val="18"/>
-              </w:rPr>
-              <w:t xml:space="preserve">Phase 5 — Model Building</w:t>
+            <w:shd w:fill="D5E8F0" w:color="auto" w:val="clear"/>
+            <w:tcMar>
+              <w:top w:type="dxa" w:w="60"/>
+              <w:left w:type="dxa" w:w="120"/>
+              <w:bottom w:type="dxa" w:w="60"/>
+              <w:right w:type="dxa" w:w="120"/>
+            </w:tcMar>
+            <w:vAlign w:val="top"/>
+          </w:tcPr>
+          <w:p>
+            <w:pPr>
+              <w:spacing w:after="40" w:before="0"/>
+              <w:jc w:val="left"/>
+            </w:pPr>
+            <w:r>
+              <w:rPr>
+                <w:rFonts w:ascii="Arial" w:cs="Arial" w:eastAsia="Arial" w:hAnsi="Arial"/>
+                <w:b/>
+                <w:bCs/>
+                <w:i w:val="false"/>
+                <w:iCs w:val="false"/>
+                <w:color w:val="000000"/>
+                <w:sz w:val="18"/>
+                <w:szCs w:val="18"/>
+              </w:rPr>
+              <w:t xml:space="preserve">Model Building Phase</w:t>
             </w:r>
           </w:p>
           <w:p>
@@ -16406,7 +16406,7 @@
             <w:pPr>
               <w:spacing w:after="20" w:before="0"/>
             </w:pPr>
-            <w:hyperlink w:history="1" r:id="rIdgbnpdduqica1be4v1nhpj">
+            <w:hyperlink w:history="1" r:id="rId82_60ot-hveysrs8t7q5f">
               <w:r>
                 <w:rPr>
                   <w:rFonts w:ascii="Arial" w:cs="Arial" w:eastAsia="Arial" w:hAnsi="Arial"/>
@@ -16439,7 +16439,7 @@
               <w:spacing w:after="10" w:before="0"/>
               <w:ind w:left="120"/>
             </w:pPr>
-            <w:hyperlink w:history="1" r:id="rIdw2wpqvw1ixmckcfsuz97i">
+            <w:hyperlink w:history="1" r:id="rIdbztaqumh0pmggylcswpnm">
               <w:r>
                 <w:rPr>
                   <w:rFonts w:ascii="Arial" w:cs="Arial" w:eastAsia="Arial" w:hAnsi="Arial"/>
@@ -16484,7 +16484,7 @@
             <w:pPr>
               <w:spacing w:after="20" w:before="0"/>
             </w:pPr>
-            <w:hyperlink w:history="1" r:id="rIdd0t9vgxcvx_c1dq3fndtr">
+            <w:hyperlink w:history="1" r:id="rIda3ovlb5zxcdvycdvvij4x">
               <w:r>
                 <w:rPr>
                   <w:rFonts w:ascii="Arial" w:cs="Arial" w:eastAsia="Arial" w:hAnsi="Arial"/>
@@ -16517,7 +16517,7 @@
               <w:spacing w:after="10" w:before="0"/>
               <w:ind w:left="120"/>
             </w:pPr>
-            <w:hyperlink w:history="1" r:id="rIdqi6y4lzfb5aajwtu3lges">
+            <w:hyperlink w:history="1" r:id="rIdam4rbk8uxqphoaiytd-ib">
               <w:r>
                 <w:rPr>
                   <w:rFonts w:ascii="Arial" w:cs="Arial" w:eastAsia="Arial" w:hAnsi="Arial"/>
@@ -18163,7 +18163,7 @@
             <w:pPr>
               <w:spacing w:after="20" w:before="0"/>
             </w:pPr>
-            <w:hyperlink w:history="1" r:id="rIdpbylk3pbcyi7fxfmmzjzx">
+            <w:hyperlink w:history="1" r:id="rIdlnj0mdomadufdyh8ohw1i">
               <w:r>
                 <w:rPr>
                   <w:rFonts w:ascii="Arial" w:cs="Arial" w:eastAsia="Arial" w:hAnsi="Arial"/>
@@ -18196,7 +18196,7 @@
               <w:spacing w:after="10" w:before="0"/>
               <w:ind w:left="120"/>
             </w:pPr>
-            <w:hyperlink w:history="1" r:id="rIdadinsdh1vpa4evw_zwqqb">
+            <w:hyperlink w:history="1" r:id="rIdpawn6itcunhxr1ghvmx0z">
               <w:r>
                 <w:rPr>
                   <w:rFonts w:ascii="Arial" w:cs="Arial" w:eastAsia="Arial" w:hAnsi="Arial"/>
@@ -18241,7 +18241,7 @@
             <w:pPr>
               <w:spacing w:after="20" w:before="0"/>
             </w:pPr>
-            <w:hyperlink w:history="1" r:id="rIdju8wnq9uyjsbu6wt_rdzh">
+            <w:hyperlink w:history="1" r:id="rIdymgbzqei4b0s-x5lbtqip">
               <w:r>
                 <w:rPr>
                   <w:rFonts w:ascii="Arial" w:cs="Arial" w:eastAsia="Arial" w:hAnsi="Arial"/>
@@ -18274,7 +18274,7 @@
               <w:spacing w:after="10" w:before="0"/>
               <w:ind w:left="120"/>
             </w:pPr>
-            <w:hyperlink w:history="1" r:id="rIdjuztcthylkyevmosh98sy">
+            <w:hyperlink w:history="1" r:id="rIdfaoltjqahitdt78bpdjau">
               <w:r>
                 <w:rPr>
                   <w:rFonts w:ascii="Arial" w:cs="Arial" w:eastAsia="Arial" w:hAnsi="Arial"/>
@@ -18469,7 +18469,7 @@
             <w:pPr>
               <w:spacing w:after="20" w:before="0"/>
             </w:pPr>
-            <w:hyperlink w:history="1" r:id="rIdhlnvk5pjnhfvu7zgckudv">
+            <w:hyperlink w:history="1" r:id="rIdqyvqu40c3tid6seqot3ob">
               <w:r>
                 <w:rPr>
                   <w:rFonts w:ascii="Arial" w:cs="Arial" w:eastAsia="Arial" w:hAnsi="Arial"/>
@@ -18502,7 +18502,7 @@
               <w:spacing w:after="10" w:before="0"/>
               <w:ind w:left="120"/>
             </w:pPr>
-            <w:hyperlink w:history="1" r:id="rIdk_dmcp41yswxj9xpvarqz">
+            <w:hyperlink w:history="1" r:id="rIduvx4vpxv_6nnjqahbmqke">
               <w:r>
                 <w:rPr>
                   <w:rFonts w:ascii="Arial" w:cs="Arial" w:eastAsia="Arial" w:hAnsi="Arial"/>
@@ -18547,7 +18547,7 @@
             <w:pPr>
               <w:spacing w:after="20" w:before="0"/>
             </w:pPr>
-            <w:hyperlink w:history="1" r:id="rIdtsns3u5nbpjsr-x2wy-ob">
+            <w:hyperlink w:history="1" r:id="rIdr55qgztbu-qikq6fw5kiv">
               <w:r>
                 <w:rPr>
                   <w:rFonts w:ascii="Arial" w:cs="Arial" w:eastAsia="Arial" w:hAnsi="Arial"/>
@@ -18580,7 +18580,7 @@
               <w:spacing w:after="10" w:before="0"/>
               <w:ind w:left="120"/>
             </w:pPr>
-            <w:hyperlink w:history="1" r:id="rId4lg5pqltyzo7ck3msnc2o">
+            <w:hyperlink w:history="1" r:id="rId2fy7t0xhg75zdxeaz9jsp">
               <w:r>
                 <w:rPr>
                   <w:rFonts w:ascii="Arial" w:cs="Arial" w:eastAsia="Arial" w:hAnsi="Arial"/>
@@ -18775,7 +18775,7 @@
             <w:pPr>
               <w:spacing w:after="20" w:before="0"/>
             </w:pPr>
-            <w:hyperlink w:history="1" r:id="rIdrh3kkxd0otedvuekp6iba">
+            <w:hyperlink w:history="1" r:id="rId-3_7avnftk5x7xst6ngto">
               <w:r>
                 <w:rPr>
                   <w:rFonts w:ascii="Arial" w:cs="Arial" w:eastAsia="Arial" w:hAnsi="Arial"/>
@@ -18808,7 +18808,7 @@
               <w:spacing w:after="10" w:before="0"/>
               <w:ind w:left="120"/>
             </w:pPr>
-            <w:hyperlink w:history="1" r:id="rIdk8dfgq15uhc-gxid487go">
+            <w:hyperlink w:history="1" r:id="rIdlvfogr4znqnuzstzwr7yo">
               <w:r>
                 <w:rPr>
                   <w:rFonts w:ascii="Arial" w:cs="Arial" w:eastAsia="Arial" w:hAnsi="Arial"/>
@@ -18853,7 +18853,7 @@
             <w:pPr>
               <w:spacing w:after="20" w:before="0"/>
             </w:pPr>
-            <w:hyperlink w:history="1" r:id="rIdodxhcio5oec_-5juyoit3">
+            <w:hyperlink w:history="1" r:id="rIdig_zlvaigsycro3pwlg1w">
               <w:r>
                 <w:rPr>
                   <w:rFonts w:ascii="Arial" w:cs="Arial" w:eastAsia="Arial" w:hAnsi="Arial"/>
@@ -18886,7 +18886,7 @@
               <w:spacing w:after="10" w:before="0"/>
               <w:ind w:left="120"/>
             </w:pPr>
-            <w:hyperlink w:history="1" r:id="rIdr3x0n69aeuz19i5rp9mez">
+            <w:hyperlink w:history="1" r:id="rIdz6ajyqjj9em5_giowehvv">
               <w:r>
                 <w:rPr>
                   <w:rFonts w:ascii="Arial" w:cs="Arial" w:eastAsia="Arial" w:hAnsi="Arial"/>
@@ -19081,7 +19081,7 @@
             <w:pPr>
               <w:spacing w:after="20" w:before="0"/>
             </w:pPr>
-            <w:hyperlink w:history="1" r:id="rId4gkvs_ludrljtgtcu_zlp">
+            <w:hyperlink w:history="1" r:id="rId_4e82h5lowcrivi8al_9g">
               <w:r>
                 <w:rPr>
                   <w:rFonts w:ascii="Arial" w:cs="Arial" w:eastAsia="Arial" w:hAnsi="Arial"/>
@@ -19114,7 +19114,7 @@
               <w:spacing w:after="10" w:before="0"/>
               <w:ind w:left="120"/>
             </w:pPr>
-            <w:hyperlink w:history="1" r:id="rIdsftjy3arti0ftylk2t8g1">
+            <w:hyperlink w:history="1" r:id="rIdqg2baudw34o994syjrnry">
               <w:r>
                 <w:rPr>
                   <w:rFonts w:ascii="Arial" w:cs="Arial" w:eastAsia="Arial" w:hAnsi="Arial"/>
@@ -19159,7 +19159,7 @@
             <w:pPr>
               <w:spacing w:after="20" w:before="0"/>
             </w:pPr>
-            <w:hyperlink w:history="1" r:id="rIdllasbygtgede-2okt6yw9">
+            <w:hyperlink w:history="1" r:id="rIdxnktn2ibnehwoou7xbdih">
               <w:r>
                 <w:rPr>
                   <w:rFonts w:ascii="Arial" w:cs="Arial" w:eastAsia="Arial" w:hAnsi="Arial"/>
@@ -19192,7 +19192,7 @@
               <w:spacing w:after="10" w:before="0"/>
               <w:ind w:left="120"/>
             </w:pPr>
-            <w:hyperlink w:history="1" r:id="rIdxct8kjyh0wucdiqwt1hio">
+            <w:hyperlink w:history="1" r:id="rId_ucbqhrgug6s27mkk0cwo">
               <w:r>
                 <w:rPr>
                   <w:rFonts w:ascii="Arial" w:cs="Arial" w:eastAsia="Arial" w:hAnsi="Arial"/>
@@ -19387,7 +19387,7 @@
             <w:pPr>
               <w:spacing w:after="20" w:before="0"/>
             </w:pPr>
-            <w:hyperlink w:history="1" r:id="rIda9leyxbov9r9x7x6qbjts">
+            <w:hyperlink w:history="1" r:id="rId_ethofzhzjqonsg3y2-mg">
               <w:r>
                 <w:rPr>
                   <w:rFonts w:ascii="Arial" w:cs="Arial" w:eastAsia="Arial" w:hAnsi="Arial"/>
@@ -19420,7 +19420,7 @@
               <w:spacing w:after="10" w:before="0"/>
               <w:ind w:left="120"/>
             </w:pPr>
-            <w:hyperlink w:history="1" r:id="rIdxr_w-sfxxv_tyl2xfperv">
+            <w:hyperlink w:history="1" r:id="rIdcoh1zwoymvknz-cleqmoy">
               <w:r>
                 <w:rPr>
                   <w:rFonts w:ascii="Arial" w:cs="Arial" w:eastAsia="Arial" w:hAnsi="Arial"/>
@@ -19465,7 +19465,7 @@
             <w:pPr>
               <w:spacing w:after="20" w:before="0"/>
             </w:pPr>
-            <w:hyperlink w:history="1" r:id="rIdzuuexwql8l94daers8ylq">
+            <w:hyperlink w:history="1" r:id="rIdzche8877soamawikay0xc">
               <w:r>
                 <w:rPr>
                   <w:rFonts w:ascii="Arial" w:cs="Arial" w:eastAsia="Arial" w:hAnsi="Arial"/>
@@ -19498,7 +19498,7 @@
               <w:spacing w:after="10" w:before="0"/>
               <w:ind w:left="120"/>
             </w:pPr>
-            <w:hyperlink w:history="1" r:id="rIdz41jebneezoa8n2siatws">
+            <w:hyperlink w:history="1" r:id="rIdgiec8si6ha9sbpyaxqgpu">
               <w:r>
                 <w:rPr>
                   <w:rFonts w:ascii="Arial" w:cs="Arial" w:eastAsia="Arial" w:hAnsi="Arial"/>
@@ -21013,32 +21013,32 @@
         <w:tc>
           <w:tcPr>
             <w:tcW w:type="dxa" w:w="1520"/>
-            <w:shd w:fill="F2F2F2" w:color="auto" w:val="clear"/>
-            <w:tcMar>
-              <w:top w:type="dxa" w:w="60"/>
-              <w:left w:type="dxa" w:w="120"/>
-              <w:bottom w:type="dxa" w:w="60"/>
-              <w:right w:type="dxa" w:w="120"/>
-            </w:tcMar>
-            <w:vAlign w:val="top"/>
-          </w:tcPr>
-          <w:p>
-            <w:pPr>
-              <w:spacing w:after="40" w:before="0"/>
-              <w:jc w:val="left"/>
-            </w:pPr>
-            <w:r>
-              <w:rPr>
-                <w:rFonts w:ascii="Arial" w:cs="Arial" w:eastAsia="Arial" w:hAnsi="Arial"/>
-                <w:b/>
-                <w:bCs/>
-                <w:i w:val="false"/>
-                <w:iCs w:val="false"/>
-                <w:color w:val="000000"/>
-                <w:sz w:val="18"/>
-                <w:szCs w:val="18"/>
-              </w:rPr>
-              <w:t xml:space="preserve">Phase 1 — Predict (15 minutes)</w:t>
+            <w:shd w:fill="EAD1F5" w:color="auto" w:val="clear"/>
+            <w:tcMar>
+              <w:top w:type="dxa" w:w="60"/>
+              <w:left w:type="dxa" w:w="120"/>
+              <w:bottom w:type="dxa" w:w="60"/>
+              <w:right w:type="dxa" w:w="120"/>
+            </w:tcMar>
+            <w:vAlign w:val="top"/>
+          </w:tcPr>
+          <w:p>
+            <w:pPr>
+              <w:spacing w:after="40" w:before="0"/>
+              <w:jc w:val="left"/>
+            </w:pPr>
+            <w:r>
+              <w:rPr>
+                <w:rFonts w:ascii="Arial" w:cs="Arial" w:eastAsia="Arial" w:hAnsi="Arial"/>
+                <w:b/>
+                <w:bCs/>
+                <w:i w:val="false"/>
+                <w:iCs w:val="false"/>
+                <w:color w:val="000000"/>
+                <w:sz w:val="18"/>
+                <w:szCs w:val="18"/>
+              </w:rPr>
+              <w:t xml:space="preserve">Predict Phase</w:t>
             </w:r>
           </w:p>
           <w:p>
@@ -21061,7 +21061,7 @@
             <w:pPr>
               <w:spacing w:after="20" w:before="0"/>
             </w:pPr>
-            <w:hyperlink w:history="1" r:id="rIdmlasxxdunb8jmfaxg1sr4">
+            <w:hyperlink w:history="1" r:id="rIdjc1s6a8vwai0wcaube7qn">
               <w:r>
                 <w:rPr>
                   <w:rFonts w:ascii="Arial" w:cs="Arial" w:eastAsia="Arial" w:hAnsi="Arial"/>
@@ -21094,7 +21094,7 @@
               <w:spacing w:after="10" w:before="0"/>
               <w:ind w:left="120"/>
             </w:pPr>
-            <w:hyperlink w:history="1" r:id="rIdep1_wocxq25b47nu4wek1">
+            <w:hyperlink w:history="1" r:id="rIdis_ug5wqe5uoi_q-arq16">
               <w:r>
                 <w:rPr>
                   <w:rFonts w:ascii="Arial" w:cs="Arial" w:eastAsia="Arial" w:hAnsi="Arial"/>
@@ -21139,7 +21139,7 @@
             <w:pPr>
               <w:spacing w:after="20" w:before="0"/>
             </w:pPr>
-            <w:hyperlink w:history="1" r:id="rIdzbojpjxkgqv0ba1imy3pf">
+            <w:hyperlink w:history="1" r:id="rIdbxypoaa91nzr6xljmxval">
               <w:r>
                 <w:rPr>
                   <w:rFonts w:ascii="Arial" w:cs="Arial" w:eastAsia="Arial" w:hAnsi="Arial"/>
@@ -21172,7 +21172,7 @@
               <w:spacing w:after="10" w:before="0"/>
               <w:ind w:left="120"/>
             </w:pPr>
-            <w:hyperlink w:history="1" r:id="rIdzhgkac9chh0ai6l-cvvln">
+            <w:hyperlink w:history="1" r:id="rIdybfnl8kjvimjbypguvi-e">
               <w:r>
                 <w:rPr>
                   <w:rFonts w:ascii="Arial" w:cs="Arial" w:eastAsia="Arial" w:hAnsi="Arial"/>
@@ -21319,32 +21319,32 @@
         <w:tc>
           <w:tcPr>
             <w:tcW w:type="dxa" w:w="1520"/>
-            <w:shd w:fill="F2F2F2" w:color="auto" w:val="clear"/>
-            <w:tcMar>
-              <w:top w:type="dxa" w:w="60"/>
-              <w:left w:type="dxa" w:w="120"/>
-              <w:bottom w:type="dxa" w:w="60"/>
-              <w:right w:type="dxa" w:w="120"/>
-            </w:tcMar>
-            <w:vAlign w:val="top"/>
-          </w:tcPr>
-          <w:p>
-            <w:pPr>
-              <w:spacing w:after="40" w:before="0"/>
-              <w:jc w:val="left"/>
-            </w:pPr>
-            <w:r>
-              <w:rPr>
-                <w:rFonts w:ascii="Arial" w:cs="Arial" w:eastAsia="Arial" w:hAnsi="Arial"/>
-                <w:b/>
-                <w:bCs/>
-                <w:i w:val="false"/>
-                <w:iCs w:val="false"/>
-                <w:color w:val="000000"/>
-                <w:sz w:val="18"/>
-                <w:szCs w:val="18"/>
-              </w:rPr>
-              <w:t xml:space="preserve">Phase 2 — Observe (20 minutes)</w:t>
+            <w:shd w:fill="D9EEF1" w:color="auto" w:val="clear"/>
+            <w:tcMar>
+              <w:top w:type="dxa" w:w="60"/>
+              <w:left w:type="dxa" w:w="120"/>
+              <w:bottom w:type="dxa" w:w="60"/>
+              <w:right w:type="dxa" w:w="120"/>
+            </w:tcMar>
+            <w:vAlign w:val="top"/>
+          </w:tcPr>
+          <w:p>
+            <w:pPr>
+              <w:spacing w:after="40" w:before="0"/>
+              <w:jc w:val="left"/>
+            </w:pPr>
+            <w:r>
+              <w:rPr>
+                <w:rFonts w:ascii="Arial" w:cs="Arial" w:eastAsia="Arial" w:hAnsi="Arial"/>
+                <w:b/>
+                <w:bCs/>
+                <w:i w:val="false"/>
+                <w:iCs w:val="false"/>
+                <w:color w:val="000000"/>
+                <w:sz w:val="18"/>
+                <w:szCs w:val="18"/>
+              </w:rPr>
+              <w:t xml:space="preserve">Observe Phase</w:t>
             </w:r>
           </w:p>
           <w:p>
@@ -21367,7 +21367,7 @@
             <w:pPr>
               <w:spacing w:after="20" w:before="0"/>
             </w:pPr>
-            <w:hyperlink w:history="1" r:id="rIdezbr-l38bc90g0iimrwnn">
+            <w:hyperlink w:history="1" r:id="rIdhuf0t7vk1t8h9e8a4ev6x">
               <w:r>
                 <w:rPr>
                   <w:rFonts w:ascii="Arial" w:cs="Arial" w:eastAsia="Arial" w:hAnsi="Arial"/>
@@ -21400,7 +21400,7 @@
               <w:spacing w:after="10" w:before="0"/>
               <w:ind w:left="120"/>
             </w:pPr>
-            <w:hyperlink w:history="1" r:id="rIdpvrcssuicacro5875ur3h">
+            <w:hyperlink w:history="1" r:id="rIdaiddkgvk55xfvv3fkq4mc">
               <w:r>
                 <w:rPr>
                   <w:rFonts w:ascii="Arial" w:cs="Arial" w:eastAsia="Arial" w:hAnsi="Arial"/>
@@ -21445,7 +21445,7 @@
             <w:pPr>
               <w:spacing w:after="20" w:before="0"/>
             </w:pPr>
-            <w:hyperlink w:history="1" r:id="rIdp6emmj5y4_mp7okigpgbz">
+            <w:hyperlink w:history="1" r:id="rIdvi57c9a8hmwo5hb5-1phf">
               <w:r>
                 <w:rPr>
                   <w:rFonts w:ascii="Arial" w:cs="Arial" w:eastAsia="Arial" w:hAnsi="Arial"/>
@@ -21478,7 +21478,7 @@
               <w:spacing w:after="10" w:before="0"/>
               <w:ind w:left="120"/>
             </w:pPr>
-            <w:hyperlink w:history="1" r:id="rIdq5pk3jqhels-ccpp2tlqm">
+            <w:hyperlink w:history="1" r:id="rId1h3hck_wq1xzux_ancyk9">
               <w:r>
                 <w:rPr>
                   <w:rFonts w:ascii="Arial" w:cs="Arial" w:eastAsia="Arial" w:hAnsi="Arial"/>
@@ -21625,32 +21625,32 @@
         <w:tc>
           <w:tcPr>
             <w:tcW w:type="dxa" w:w="1520"/>
-            <w:shd w:fill="F2F2F2" w:color="auto" w:val="clear"/>
-            <w:tcMar>
-              <w:top w:type="dxa" w:w="60"/>
-              <w:left w:type="dxa" w:w="120"/>
-              <w:bottom w:type="dxa" w:w="60"/>
-              <w:right w:type="dxa" w:w="120"/>
-            </w:tcMar>
-            <w:vAlign w:val="top"/>
-          </w:tcPr>
-          <w:p>
-            <w:pPr>
-              <w:spacing w:after="40" w:before="0"/>
-              <w:jc w:val="left"/>
-            </w:pPr>
-            <w:r>
-              <w:rPr>
-                <w:rFonts w:ascii="Arial" w:cs="Arial" w:eastAsia="Arial" w:hAnsi="Arial"/>
-                <w:b/>
-                <w:bCs/>
-                <w:i w:val="false"/>
-                <w:iCs w:val="false"/>
-                <w:color w:val="000000"/>
-                <w:sz w:val="18"/>
-                <w:szCs w:val="18"/>
-              </w:rPr>
-              <w:t xml:space="preserve">Phase 3 — Explain (25 minutes)</w:t>
+            <w:shd w:fill="E2EFDA" w:color="auto" w:val="clear"/>
+            <w:tcMar>
+              <w:top w:type="dxa" w:w="60"/>
+              <w:left w:type="dxa" w:w="120"/>
+              <w:bottom w:type="dxa" w:w="60"/>
+              <w:right w:type="dxa" w:w="120"/>
+            </w:tcMar>
+            <w:vAlign w:val="top"/>
+          </w:tcPr>
+          <w:p>
+            <w:pPr>
+              <w:spacing w:after="40" w:before="0"/>
+              <w:jc w:val="left"/>
+            </w:pPr>
+            <w:r>
+              <w:rPr>
+                <w:rFonts w:ascii="Arial" w:cs="Arial" w:eastAsia="Arial" w:hAnsi="Arial"/>
+                <w:b/>
+                <w:bCs/>
+                <w:i w:val="false"/>
+                <w:iCs w:val="false"/>
+                <w:color w:val="000000"/>
+                <w:sz w:val="18"/>
+                <w:szCs w:val="18"/>
+              </w:rPr>
+              <w:t xml:space="preserve">Explain Phase</w:t>
             </w:r>
           </w:p>
           <w:p>
@@ -21673,7 +21673,7 @@
             <w:pPr>
               <w:spacing w:after="20" w:before="0"/>
             </w:pPr>
-            <w:hyperlink w:history="1" r:id="rIddk-gf1cnfiqzredl8xq9n">
+            <w:hyperlink w:history="1" r:id="rId0wfmlrhv3vk44usypjsdl">
               <w:r>
                 <w:rPr>
                   <w:rFonts w:ascii="Arial" w:cs="Arial" w:eastAsia="Arial" w:hAnsi="Arial"/>
@@ -21706,7 +21706,7 @@
               <w:spacing w:after="10" w:before="0"/>
               <w:ind w:left="120"/>
             </w:pPr>
-            <w:hyperlink w:history="1" r:id="rIdnuv2omc4dh8uf-uaaajqm">
+            <w:hyperlink w:history="1" r:id="rIdkc5pqejtdcwrnjuja3kf3">
               <w:r>
                 <w:rPr>
                   <w:rFonts w:ascii="Arial" w:cs="Arial" w:eastAsia="Arial" w:hAnsi="Arial"/>
@@ -21751,7 +21751,7 @@
             <w:pPr>
               <w:spacing w:after="20" w:before="0"/>
             </w:pPr>
-            <w:hyperlink w:history="1" r:id="rId2gp9icmzhdrszmo1rpwyk">
+            <w:hyperlink w:history="1" r:id="rIdb-d3zfcucroox1pz9_ogd">
               <w:r>
                 <w:rPr>
                   <w:rFonts w:ascii="Arial" w:cs="Arial" w:eastAsia="Arial" w:hAnsi="Arial"/>
@@ -21784,7 +21784,7 @@
               <w:spacing w:after="10" w:before="0"/>
               <w:ind w:left="120"/>
             </w:pPr>
-            <w:hyperlink w:history="1" r:id="rId53kblqajhzfityvkhijxw">
+            <w:hyperlink w:history="1" r:id="rId9ewnle7rkvmagcz6ygft4">
               <w:r>
                 <w:rPr>
                   <w:rFonts w:ascii="Arial" w:cs="Arial" w:eastAsia="Arial" w:hAnsi="Arial"/>
@@ -21931,32 +21931,32 @@
         <w:tc>
           <w:tcPr>
             <w:tcW w:type="dxa" w:w="1520"/>
-            <w:shd w:fill="F2F2F2" w:color="auto" w:val="clear"/>
-            <w:tcMar>
-              <w:top w:type="dxa" w:w="60"/>
-              <w:left w:type="dxa" w:w="120"/>
-              <w:bottom w:type="dxa" w:w="60"/>
-              <w:right w:type="dxa" w:w="120"/>
-            </w:tcMar>
-            <w:vAlign w:val="top"/>
-          </w:tcPr>
-          <w:p>
-            <w:pPr>
-              <w:spacing w:after="40" w:before="0"/>
-              <w:jc w:val="left"/>
-            </w:pPr>
-            <w:r>
-              <w:rPr>
-                <w:rFonts w:ascii="Arial" w:cs="Arial" w:eastAsia="Arial" w:hAnsi="Arial"/>
-                <w:b/>
-                <w:bCs/>
-                <w:i w:val="false"/>
-                <w:iCs w:val="false"/>
-                <w:color w:val="000000"/>
-                <w:sz w:val="18"/>
-                <w:szCs w:val="18"/>
-              </w:rPr>
-              <w:t xml:space="preserve">Phase 4 — Driving Question Board Update (10 minutes)</w:t>
+            <w:shd w:fill="FCE4D6" w:color="auto" w:val="clear"/>
+            <w:tcMar>
+              <w:top w:type="dxa" w:w="60"/>
+              <w:left w:type="dxa" w:w="120"/>
+              <w:bottom w:type="dxa" w:w="60"/>
+              <w:right w:type="dxa" w:w="120"/>
+            </w:tcMar>
+            <w:vAlign w:val="top"/>
+          </w:tcPr>
+          <w:p>
+            <w:pPr>
+              <w:spacing w:after="40" w:before="0"/>
+              <w:jc w:val="left"/>
+            </w:pPr>
+            <w:r>
+              <w:rPr>
+                <w:rFonts w:ascii="Arial" w:cs="Arial" w:eastAsia="Arial" w:hAnsi="Arial"/>
+                <w:b/>
+                <w:bCs/>
+                <w:i w:val="false"/>
+                <w:iCs w:val="false"/>
+                <w:color w:val="000000"/>
+                <w:sz w:val="18"/>
+                <w:szCs w:val="18"/>
+              </w:rPr>
+              <w:t xml:space="preserve">Driving Question Board (DQB) Creation</w:t>
             </w:r>
           </w:p>
           <w:p>
@@ -21979,7 +21979,7 @@
             <w:pPr>
               <w:spacing w:after="20" w:before="0"/>
             </w:pPr>
-            <w:hyperlink w:history="1" r:id="rIds3opz_6sssvq1iibyz_lc">
+            <w:hyperlink w:history="1" r:id="rId9guiny44nfiws7gauynzf">
               <w:r>
                 <w:rPr>
                   <w:rFonts w:ascii="Arial" w:cs="Arial" w:eastAsia="Arial" w:hAnsi="Arial"/>
@@ -22012,7 +22012,7 @@
               <w:spacing w:after="10" w:before="0"/>
               <w:ind w:left="120"/>
             </w:pPr>
-            <w:hyperlink w:history="1" r:id="rId8ogby_bjpzrwwima0f62s">
+            <w:hyperlink w:history="1" r:id="rIdggbvuiksbikkys2g-y1ed">
               <w:r>
                 <w:rPr>
                   <w:rFonts w:ascii="Arial" w:cs="Arial" w:eastAsia="Arial" w:hAnsi="Arial"/>
@@ -22057,7 +22057,7 @@
             <w:pPr>
               <w:spacing w:after="20" w:before="0"/>
             </w:pPr>
-            <w:hyperlink w:history="1" r:id="rIdsyg66qeikpjjj2dj3lv_8">
+            <w:hyperlink w:history="1" r:id="rIdglepq7bo_ibwkd8yaeng4">
               <w:r>
                 <w:rPr>
                   <w:rFonts w:ascii="Arial" w:cs="Arial" w:eastAsia="Arial" w:hAnsi="Arial"/>
@@ -22090,7 +22090,7 @@
               <w:spacing w:after="10" w:before="0"/>
               <w:ind w:left="120"/>
             </w:pPr>
-            <w:hyperlink w:history="1" r:id="rIdtudvx8zxymbswqo5w6p1-">
+            <w:hyperlink w:history="1" r:id="rIdithwizh68eeul7gogiv8b">
               <w:r>
                 <w:rPr>
                   <w:rFonts w:ascii="Arial" w:cs="Arial" w:eastAsia="Arial" w:hAnsi="Arial"/>
@@ -22237,32 +22237,32 @@
         <w:tc>
           <w:tcPr>
             <w:tcW w:type="dxa" w:w="1520"/>
-            <w:shd w:fill="F2F2F2" w:color="auto" w:val="clear"/>
-            <w:tcMar>
-              <w:top w:type="dxa" w:w="60"/>
-              <w:left w:type="dxa" w:w="120"/>
-              <w:bottom w:type="dxa" w:w="60"/>
-              <w:right w:type="dxa" w:w="120"/>
-            </w:tcMar>
-            <w:vAlign w:val="top"/>
-          </w:tcPr>
-          <w:p>
-            <w:pPr>
-              <w:spacing w:after="40" w:before="0"/>
-              <w:jc w:val="left"/>
-            </w:pPr>
-            <w:r>
-              <w:rPr>
-                <w:rFonts w:ascii="Arial" w:cs="Arial" w:eastAsia="Arial" w:hAnsi="Arial"/>
-                <w:b/>
-                <w:bCs/>
-                <w:i w:val="false"/>
-                <w:iCs w:val="false"/>
-                <w:color w:val="000000"/>
-                <w:sz w:val="18"/>
-                <w:szCs w:val="18"/>
-              </w:rPr>
-              <w:t xml:space="preserve">Phase 5 — Model Building (10 minutes)</w:t>
+            <w:shd w:fill="D5E8F0" w:color="auto" w:val="clear"/>
+            <w:tcMar>
+              <w:top w:type="dxa" w:w="60"/>
+              <w:left w:type="dxa" w:w="120"/>
+              <w:bottom w:type="dxa" w:w="60"/>
+              <w:right w:type="dxa" w:w="120"/>
+            </w:tcMar>
+            <w:vAlign w:val="top"/>
+          </w:tcPr>
+          <w:p>
+            <w:pPr>
+              <w:spacing w:after="40" w:before="0"/>
+              <w:jc w:val="left"/>
+            </w:pPr>
+            <w:r>
+              <w:rPr>
+                <w:rFonts w:ascii="Arial" w:cs="Arial" w:eastAsia="Arial" w:hAnsi="Arial"/>
+                <w:b/>
+                <w:bCs/>
+                <w:i w:val="false"/>
+                <w:iCs w:val="false"/>
+                <w:color w:val="000000"/>
+                <w:sz w:val="18"/>
+                <w:szCs w:val="18"/>
+              </w:rPr>
+              <w:t xml:space="preserve">Model Building Phase</w:t>
             </w:r>
           </w:p>
           <w:p>
@@ -22285,7 +22285,7 @@
             <w:pPr>
               <w:spacing w:after="20" w:before="0"/>
             </w:pPr>
-            <w:hyperlink w:history="1" r:id="rIdcb971-dck7dehsccbbx20">
+            <w:hyperlink w:history="1" r:id="rId_nxeo-ctwz64iwycqpfzi">
               <w:r>
                 <w:rPr>
                   <w:rFonts w:ascii="Arial" w:cs="Arial" w:eastAsia="Arial" w:hAnsi="Arial"/>
@@ -22318,7 +22318,7 @@
               <w:spacing w:after="10" w:before="0"/>
               <w:ind w:left="120"/>
             </w:pPr>
-            <w:hyperlink w:history="1" r:id="rIdvmrfpzctqj8_y747c8co3">
+            <w:hyperlink w:history="1" r:id="rIdq6n0iq7hcgcmga5ugywm5">
               <w:r>
                 <w:rPr>
                   <w:rFonts w:ascii="Arial" w:cs="Arial" w:eastAsia="Arial" w:hAnsi="Arial"/>
@@ -22363,7 +22363,7 @@
             <w:pPr>
               <w:spacing w:after="20" w:before="0"/>
             </w:pPr>
-            <w:hyperlink w:history="1" r:id="rIdctrmsrc7jftb-sjutics3">
+            <w:hyperlink w:history="1" r:id="rIdhredlnnta8xvzwbdy11ao">
               <w:r>
                 <w:rPr>
                   <w:rFonts w:ascii="Arial" w:cs="Arial" w:eastAsia="Arial" w:hAnsi="Arial"/>
@@ -22396,7 +22396,7 @@
               <w:spacing w:after="10" w:before="0"/>
               <w:ind w:left="120"/>
             </w:pPr>
-            <w:hyperlink w:history="1" r:id="rIdaexjq1tmpdyefhm_cyqo4">
+            <w:hyperlink w:history="1" r:id="rIdu2tbjmhy8k-jwl5sulrgl">
               <w:r>
                 <w:rPr>
                   <w:rFonts w:ascii="Arial" w:cs="Arial" w:eastAsia="Arial" w:hAnsi="Arial"/>
@@ -23835,32 +23835,32 @@
         <w:tc>
           <w:tcPr>
             <w:tcW w:type="dxa" w:w="1520"/>
-            <w:shd w:fill="F2F2F2" w:color="auto" w:val="clear"/>
-            <w:tcMar>
-              <w:top w:type="dxa" w:w="60"/>
-              <w:left w:type="dxa" w:w="120"/>
-              <w:bottom w:type="dxa" w:w="60"/>
-              <w:right w:type="dxa" w:w="120"/>
-            </w:tcMar>
-            <w:vAlign w:val="top"/>
-          </w:tcPr>
-          <w:p>
-            <w:pPr>
-              <w:spacing w:after="40" w:before="0"/>
-              <w:jc w:val="left"/>
-            </w:pPr>
-            <w:r>
-              <w:rPr>
-                <w:rFonts w:ascii="Arial" w:cs="Arial" w:eastAsia="Arial" w:hAnsi="Arial"/>
-                <w:b/>
-                <w:bCs/>
-                <w:i w:val="false"/>
-                <w:iCs w:val="false"/>
-                <w:color w:val="000000"/>
-                <w:sz w:val="18"/>
-                <w:szCs w:val="18"/>
-              </w:rPr>
-              <w:t xml:space="preserve">Phase 1 — Predict: Recalling the Puzzle Before the Final Build</w:t>
+            <w:shd w:fill="EAD1F5" w:color="auto" w:val="clear"/>
+            <w:tcMar>
+              <w:top w:type="dxa" w:w="60"/>
+              <w:left w:type="dxa" w:w="120"/>
+              <w:bottom w:type="dxa" w:w="60"/>
+              <w:right w:type="dxa" w:w="120"/>
+            </w:tcMar>
+            <w:vAlign w:val="top"/>
+          </w:tcPr>
+          <w:p>
+            <w:pPr>
+              <w:spacing w:after="40" w:before="0"/>
+              <w:jc w:val="left"/>
+            </w:pPr>
+            <w:r>
+              <w:rPr>
+                <w:rFonts w:ascii="Arial" w:cs="Arial" w:eastAsia="Arial" w:hAnsi="Arial"/>
+                <w:b/>
+                <w:bCs/>
+                <w:i w:val="false"/>
+                <w:iCs w:val="false"/>
+                <w:color w:val="000000"/>
+                <w:sz w:val="18"/>
+                <w:szCs w:val="18"/>
+              </w:rPr>
+              <w:t xml:space="preserve">Predict Phase</w:t>
             </w:r>
           </w:p>
           <w:p>
@@ -23883,7 +23883,7 @@
             <w:pPr>
               <w:spacing w:after="20" w:before="0"/>
             </w:pPr>
-            <w:hyperlink w:history="1" r:id="rIdfttollybdnjclkqxnipvt">
+            <w:hyperlink w:history="1" r:id="rId4qbwjnlp786bqyoq3mlpw">
               <w:r>
                 <w:rPr>
                   <w:rFonts w:ascii="Arial" w:cs="Arial" w:eastAsia="Arial" w:hAnsi="Arial"/>
@@ -23916,7 +23916,7 @@
               <w:spacing w:after="10" w:before="0"/>
               <w:ind w:left="120"/>
             </w:pPr>
-            <w:hyperlink w:history="1" r:id="rIdbtjav86n8hccpa6najqos">
+            <w:hyperlink w:history="1" r:id="rIda95nmrx3dnudfpb6fdkiy">
               <w:r>
                 <w:rPr>
                   <w:rFonts w:ascii="Arial" w:cs="Arial" w:eastAsia="Arial" w:hAnsi="Arial"/>
@@ -23961,7 +23961,7 @@
             <w:pPr>
               <w:spacing w:after="20" w:before="0"/>
             </w:pPr>
-            <w:hyperlink w:history="1" r:id="rId8nvue7pw_govj93aw4cis">
+            <w:hyperlink w:history="1" r:id="rIdmenz7oedklgvr4sujlksk">
               <w:r>
                 <w:rPr>
                   <w:rFonts w:ascii="Arial" w:cs="Arial" w:eastAsia="Arial" w:hAnsi="Arial"/>
@@ -23994,7 +23994,7 @@
               <w:spacing w:after="10" w:before="0"/>
               <w:ind w:left="120"/>
             </w:pPr>
-            <w:hyperlink w:history="1" r:id="rIdjwvoxiq8jcvoywmnlz8q_">
+            <w:hyperlink w:history="1" r:id="rIdu0seottqgcsnbpdqsxake">
               <w:r>
                 <w:rPr>
                   <w:rFonts w:ascii="Arial" w:cs="Arial" w:eastAsia="Arial" w:hAnsi="Arial"/>
@@ -24141,32 +24141,32 @@
         <w:tc>
           <w:tcPr>
             <w:tcW w:type="dxa" w:w="1520"/>
-            <w:shd w:fill="F2F2F2" w:color="auto" w:val="clear"/>
-            <w:tcMar>
-              <w:top w:type="dxa" w:w="60"/>
-              <w:left w:type="dxa" w:w="120"/>
-              <w:bottom w:type="dxa" w:w="60"/>
-              <w:right w:type="dxa" w:w="120"/>
-            </w:tcMar>
-            <w:vAlign w:val="top"/>
-          </w:tcPr>
-          <w:p>
-            <w:pPr>
-              <w:spacing w:after="40" w:before="0"/>
-              <w:jc w:val="left"/>
-            </w:pPr>
-            <w:r>
-              <w:rPr>
-                <w:rFonts w:ascii="Arial" w:cs="Arial" w:eastAsia="Arial" w:hAnsi="Arial"/>
-                <w:b/>
-                <w:bCs/>
-                <w:i w:val="false"/>
-                <w:iCs w:val="false"/>
-                <w:color w:val="000000"/>
-                <w:sz w:val="18"/>
-                <w:szCs w:val="18"/>
-              </w:rPr>
-              <w:t xml:space="preserve">Phase 2 — Observe: Encounter the Nakuru Multi-Leg Journey Task</w:t>
+            <w:shd w:fill="D9EEF1" w:color="auto" w:val="clear"/>
+            <w:tcMar>
+              <w:top w:type="dxa" w:w="60"/>
+              <w:left w:type="dxa" w:w="120"/>
+              <w:bottom w:type="dxa" w:w="60"/>
+              <w:right w:type="dxa" w:w="120"/>
+            </w:tcMar>
+            <w:vAlign w:val="top"/>
+          </w:tcPr>
+          <w:p>
+            <w:pPr>
+              <w:spacing w:after="40" w:before="0"/>
+              <w:jc w:val="left"/>
+            </w:pPr>
+            <w:r>
+              <w:rPr>
+                <w:rFonts w:ascii="Arial" w:cs="Arial" w:eastAsia="Arial" w:hAnsi="Arial"/>
+                <w:b/>
+                <w:bCs/>
+                <w:i w:val="false"/>
+                <w:iCs w:val="false"/>
+                <w:color w:val="000000"/>
+                <w:sz w:val="18"/>
+                <w:szCs w:val="18"/>
+              </w:rPr>
+              <w:t xml:space="preserve">Observe Phase</w:t>
             </w:r>
           </w:p>
           <w:p>
@@ -24189,7 +24189,7 @@
             <w:pPr>
               <w:spacing w:after="20" w:before="0"/>
             </w:pPr>
-            <w:hyperlink w:history="1" r:id="rIde4ql8lm9lyi6_xkofdi7z">
+            <w:hyperlink w:history="1" r:id="rIdjhwm7ohktjbjczbppceh4">
               <w:r>
                 <w:rPr>
                   <w:rFonts w:ascii="Arial" w:cs="Arial" w:eastAsia="Arial" w:hAnsi="Arial"/>
@@ -24222,7 +24222,7 @@
               <w:spacing w:after="10" w:before="0"/>
               <w:ind w:left="120"/>
             </w:pPr>
-            <w:hyperlink w:history="1" r:id="rIdk4ycuvcobz_wrv2k5adue">
+            <w:hyperlink w:history="1" r:id="rIdyi1umadvhlhcq3ojgyreh">
               <w:r>
                 <w:rPr>
                   <w:rFonts w:ascii="Arial" w:cs="Arial" w:eastAsia="Arial" w:hAnsi="Arial"/>
@@ -24267,7 +24267,7 @@
             <w:pPr>
               <w:spacing w:after="20" w:before="0"/>
             </w:pPr>
-            <w:hyperlink w:history="1" r:id="rIdhfhhcmlzp4at6chpsdaul">
+            <w:hyperlink w:history="1" r:id="rIdbzct2xuprnn5kxhgafnng">
               <w:r>
                 <w:rPr>
                   <w:rFonts w:ascii="Arial" w:cs="Arial" w:eastAsia="Arial" w:hAnsi="Arial"/>
@@ -24300,7 +24300,7 @@
               <w:spacing w:after="10" w:before="0"/>
               <w:ind w:left="120"/>
             </w:pPr>
-            <w:hyperlink w:history="1" r:id="rIdkd8q4muu1mh7bzr8dfr3g">
+            <w:hyperlink w:history="1" r:id="rIdzks7gg5hopyqnneemndmf">
               <w:r>
                 <w:rPr>
                   <w:rFonts w:ascii="Arial" w:cs="Arial" w:eastAsia="Arial" w:hAnsi="Arial"/>
@@ -24447,32 +24447,32 @@
         <w:tc>
           <w:tcPr>
             <w:tcW w:type="dxa" w:w="1520"/>
-            <w:shd w:fill="F2F2F2" w:color="auto" w:val="clear"/>
-            <w:tcMar>
-              <w:top w:type="dxa" w:w="60"/>
-              <w:left w:type="dxa" w:w="120"/>
-              <w:bottom w:type="dxa" w:w="60"/>
-              <w:right w:type="dxa" w:w="120"/>
-            </w:tcMar>
-            <w:vAlign w:val="top"/>
-          </w:tcPr>
-          <w:p>
-            <w:pPr>
-              <w:spacing w:after="40" w:before="0"/>
-              <w:jc w:val="left"/>
-            </w:pPr>
-            <w:r>
-              <w:rPr>
-                <w:rFonts w:ascii="Arial" w:cs="Arial" w:eastAsia="Arial" w:hAnsi="Arial"/>
-                <w:b/>
-                <w:bCs/>
-                <w:i w:val="false"/>
-                <w:iCs w:val="false"/>
-                <w:color w:val="000000"/>
-                <w:sz w:val="18"/>
-                <w:szCs w:val="18"/>
-              </w:rPr>
-              <w:t xml:space="preserve">Phase 3 — Explain: Group Vector Model Construction and Sensemaking</w:t>
+            <w:shd w:fill="E2EFDA" w:color="auto" w:val="clear"/>
+            <w:tcMar>
+              <w:top w:type="dxa" w:w="60"/>
+              <w:left w:type="dxa" w:w="120"/>
+              <w:bottom w:type="dxa" w:w="60"/>
+              <w:right w:type="dxa" w:w="120"/>
+            </w:tcMar>
+            <w:vAlign w:val="top"/>
+          </w:tcPr>
+          <w:p>
+            <w:pPr>
+              <w:spacing w:after="40" w:before="0"/>
+              <w:jc w:val="left"/>
+            </w:pPr>
+            <w:r>
+              <w:rPr>
+                <w:rFonts w:ascii="Arial" w:cs="Arial" w:eastAsia="Arial" w:hAnsi="Arial"/>
+                <w:b/>
+                <w:bCs/>
+                <w:i w:val="false"/>
+                <w:iCs w:val="false"/>
+                <w:color w:val="000000"/>
+                <w:sz w:val="18"/>
+                <w:szCs w:val="18"/>
+              </w:rPr>
+              <w:t xml:space="preserve">Explain Phase</w:t>
             </w:r>
           </w:p>
           <w:p>
@@ -24495,7 +24495,7 @@
             <w:pPr>
               <w:spacing w:after="20" w:before="0"/>
             </w:pPr>
-            <w:hyperlink w:history="1" r:id="rId-auz9pfvqxurmldz1y-5a">
+            <w:hyperlink w:history="1" r:id="rIdenx70j-8xxmb9yv1zyowi">
               <w:r>
                 <w:rPr>
                   <w:rFonts w:ascii="Arial" w:cs="Arial" w:eastAsia="Arial" w:hAnsi="Arial"/>
@@ -24528,7 +24528,7 @@
               <w:spacing w:after="10" w:before="0"/>
               <w:ind w:left="120"/>
             </w:pPr>
-            <w:hyperlink w:history="1" r:id="rIdnnrnteze0kai-tmev77wo">
+            <w:hyperlink w:history="1" r:id="rIdjnmmama_2hjyna6twp-un">
               <w:r>
                 <w:rPr>
                   <w:rFonts w:ascii="Arial" w:cs="Arial" w:eastAsia="Arial" w:hAnsi="Arial"/>
@@ -24573,7 +24573,7 @@
             <w:pPr>
               <w:spacing w:after="20" w:before="0"/>
             </w:pPr>
-            <w:hyperlink w:history="1" r:id="rIdwxlv8lxcvjoe8j70mtfha">
+            <w:hyperlink w:history="1" r:id="rId3tkoxw33x6lxneb3jkips">
               <w:r>
                 <w:rPr>
                   <w:rFonts w:ascii="Arial" w:cs="Arial" w:eastAsia="Arial" w:hAnsi="Arial"/>
@@ -24606,7 +24606,7 @@
               <w:spacing w:after="10" w:before="0"/>
               <w:ind w:left="120"/>
             </w:pPr>
-            <w:hyperlink w:history="1" r:id="rIdl8m1cqaau7uau-fnbsmcp">
+            <w:hyperlink w:history="1" r:id="rIdlarw2b7gumi-nw-nr7_th">
               <w:r>
                 <w:rPr>
                   <w:rFonts w:ascii="Arial" w:cs="Arial" w:eastAsia="Arial" w:hAnsi="Arial"/>
@@ -24753,32 +24753,32 @@
         <w:tc>
           <w:tcPr>
             <w:tcW w:type="dxa" w:w="1520"/>
-            <w:shd w:fill="F2F2F2" w:color="auto" w:val="clear"/>
-            <w:tcMar>
-              <w:top w:type="dxa" w:w="60"/>
-              <w:left w:type="dxa" w:w="120"/>
-              <w:bottom w:type="dxa" w:w="60"/>
-              <w:right w:type="dxa" w:w="120"/>
-            </w:tcMar>
-            <w:vAlign w:val="top"/>
-          </w:tcPr>
-          <w:p>
-            <w:pPr>
-              <w:spacing w:after="40" w:before="0"/>
-              <w:jc w:val="left"/>
-            </w:pPr>
-            <w:r>
-              <w:rPr>
-                <w:rFonts w:ascii="Arial" w:cs="Arial" w:eastAsia="Arial" w:hAnsi="Arial"/>
-                <w:b/>
-                <w:bCs/>
-                <w:i w:val="false"/>
-                <w:iCs w:val="false"/>
-                <w:color w:val="000000"/>
-                <w:sz w:val="18"/>
-                <w:szCs w:val="18"/>
-              </w:rPr>
-              <w:t xml:space="preserve">Phase 4 — Driving Question Board (DQB) Final Review: Completing the Epistemic Record</w:t>
+            <w:shd w:fill="FCE4D6" w:color="auto" w:val="clear"/>
+            <w:tcMar>
+              <w:top w:type="dxa" w:w="60"/>
+              <w:left w:type="dxa" w:w="120"/>
+              <w:bottom w:type="dxa" w:w="60"/>
+              <w:right w:type="dxa" w:w="120"/>
+            </w:tcMar>
+            <w:vAlign w:val="top"/>
+          </w:tcPr>
+          <w:p>
+            <w:pPr>
+              <w:spacing w:after="40" w:before="0"/>
+              <w:jc w:val="left"/>
+            </w:pPr>
+            <w:r>
+              <w:rPr>
+                <w:rFonts w:ascii="Arial" w:cs="Arial" w:eastAsia="Arial" w:hAnsi="Arial"/>
+                <w:b/>
+                <w:bCs/>
+                <w:i w:val="false"/>
+                <w:iCs w:val="false"/>
+                <w:color w:val="000000"/>
+                <w:sz w:val="18"/>
+                <w:szCs w:val="18"/>
+              </w:rPr>
+              <w:t xml:space="preserve">Driving Question Board (DQB) Creation</w:t>
             </w:r>
           </w:p>
           <w:p>
@@ -24801,7 +24801,7 @@
             <w:pPr>
               <w:spacing w:after="20" w:before="0"/>
             </w:pPr>
-            <w:hyperlink w:history="1" r:id="rId9dkhpq12n3oj3u_5xrxyf">
+            <w:hyperlink w:history="1" r:id="rIdk62rhnqm9imbvntecxeg_">
               <w:r>
                 <w:rPr>
                   <w:rFonts w:ascii="Arial" w:cs="Arial" w:eastAsia="Arial" w:hAnsi="Arial"/>
@@ -24834,7 +24834,7 @@
               <w:spacing w:after="10" w:before="0"/>
               <w:ind w:left="120"/>
             </w:pPr>
-            <w:hyperlink w:history="1" r:id="rIdj8h7-28b-fkfoeuo7wtjy">
+            <w:hyperlink w:history="1" r:id="rIdzltxjs_hqvi9w_euxavjo">
               <w:r>
                 <w:rPr>
                   <w:rFonts w:ascii="Arial" w:cs="Arial" w:eastAsia="Arial" w:hAnsi="Arial"/>
@@ -24879,7 +24879,7 @@
             <w:pPr>
               <w:spacing w:after="20" w:before="0"/>
             </w:pPr>
-            <w:hyperlink w:history="1" r:id="rIdeybkpet_xenl2big56dhw">
+            <w:hyperlink w:history="1" r:id="rIdvadnh0f3qwbb4bl7b8s1p">
               <w:r>
                 <w:rPr>
                   <w:rFonts w:ascii="Arial" w:cs="Arial" w:eastAsia="Arial" w:hAnsi="Arial"/>
@@ -24912,7 +24912,7 @@
               <w:spacing w:after="10" w:before="0"/>
               <w:ind w:left="120"/>
             </w:pPr>
-            <w:hyperlink w:history="1" r:id="rId62rz9y13_vafk5if5svmb">
+            <w:hyperlink w:history="1" r:id="rIdgf6li2bjpujj56wqobjvo">
               <w:r>
                 <w:rPr>
                   <w:rFonts w:ascii="Arial" w:cs="Arial" w:eastAsia="Arial" w:hAnsi="Arial"/>
@@ -25059,32 +25059,32 @@
         <w:tc>
           <w:tcPr>
             <w:tcW w:type="dxa" w:w="1520"/>
-            <w:shd w:fill="F2F2F2" w:color="auto" w:val="clear"/>
-            <w:tcMar>
-              <w:top w:type="dxa" w:w="60"/>
-              <w:left w:type="dxa" w:w="120"/>
-              <w:bottom w:type="dxa" w:w="60"/>
-              <w:right w:type="dxa" w:w="120"/>
-            </w:tcMar>
-            <w:vAlign w:val="top"/>
-          </w:tcPr>
-          <w:p>
-            <w:pPr>
-              <w:spacing w:after="40" w:before="0"/>
-              <w:jc w:val="left"/>
-            </w:pPr>
-            <w:r>
-              <w:rPr>
-                <w:rFonts w:ascii="Arial" w:cs="Arial" w:eastAsia="Arial" w:hAnsi="Arial"/>
-                <w:b/>
-                <w:bCs/>
-                <w:i w:val="false"/>
-                <w:iCs w:val="false"/>
-                <w:color w:val="000000"/>
-                <w:sz w:val="18"/>
-                <w:szCs w:val="18"/>
-              </w:rPr>
-              <w:t xml:space="preserve">Phase 5 — Model Building: Final Model Comparison (Lesson 1 Mental Model vs Final Vector Model)</w:t>
+            <w:shd w:fill="D5E8F0" w:color="auto" w:val="clear"/>
+            <w:tcMar>
+              <w:top w:type="dxa" w:w="60"/>
+              <w:left w:type="dxa" w:w="120"/>
+              <w:bottom w:type="dxa" w:w="60"/>
+              <w:right w:type="dxa" w:w="120"/>
+            </w:tcMar>
+            <w:vAlign w:val="top"/>
+          </w:tcPr>
+          <w:p>
+            <w:pPr>
+              <w:spacing w:after="40" w:before="0"/>
+              <w:jc w:val="left"/>
+            </w:pPr>
+            <w:r>
+              <w:rPr>
+                <w:rFonts w:ascii="Arial" w:cs="Arial" w:eastAsia="Arial" w:hAnsi="Arial"/>
+                <w:b/>
+                <w:bCs/>
+                <w:i w:val="false"/>
+                <w:iCs w:val="false"/>
+                <w:color w:val="000000"/>
+                <w:sz w:val="18"/>
+                <w:szCs w:val="18"/>
+              </w:rPr>
+              <w:t xml:space="preserve">Model Building Phase</w:t>
             </w:r>
           </w:p>
           <w:p>
@@ -25107,7 +25107,7 @@
             <w:pPr>
               <w:spacing w:after="20" w:before="0"/>
             </w:pPr>
-            <w:hyperlink w:history="1" r:id="rIddmpdpqadbf2ilhxe8q2rq">
+            <w:hyperlink w:history="1" r:id="rIdsyim04ibdo_dmo2hpqrtj">
               <w:r>
                 <w:rPr>
                   <w:rFonts w:ascii="Arial" w:cs="Arial" w:eastAsia="Arial" w:hAnsi="Arial"/>
@@ -25140,7 +25140,7 @@
               <w:spacing w:after="10" w:before="0"/>
               <w:ind w:left="120"/>
             </w:pPr>
-            <w:hyperlink w:history="1" r:id="rIdm3ccbrjhcrcim2tcw35nn">
+            <w:hyperlink w:history="1" r:id="rIdso_yuzctqi1mh1eabv6rh">
               <w:r>
                 <w:rPr>
                   <w:rFonts w:ascii="Arial" w:cs="Arial" w:eastAsia="Arial" w:hAnsi="Arial"/>
@@ -25185,7 +25185,7 @@
             <w:pPr>
               <w:spacing w:after="20" w:before="0"/>
             </w:pPr>
-            <w:hyperlink w:history="1" r:id="rId4n4w-sv72twcxka8a7ohw">
+            <w:hyperlink w:history="1" r:id="rIdezvzg52p8pw597tezimwa">
               <w:r>
                 <w:rPr>
                   <w:rFonts w:ascii="Arial" w:cs="Arial" w:eastAsia="Arial" w:hAnsi="Arial"/>
@@ -25218,7 +25218,7 @@
               <w:spacing w:after="10" w:before="0"/>
               <w:ind w:left="120"/>
             </w:pPr>
-            <w:hyperlink w:history="1" r:id="rIdm_lwrglu4czc2hd1lvrzd">
+            <w:hyperlink w:history="1" r:id="rIdosv0ycb0wrqmdk8xgmp4v">
               <w:r>
                 <w:rPr>
                   <w:rFonts w:ascii="Arial" w:cs="Arial" w:eastAsia="Arial" w:hAnsi="Arial"/>

--- a/data/outputs/v2/Core_Mathematics/SS2.8_Vectors/Core_Mathematics_Vectors_CBE_LessonSequence.docx
+++ b/data/outputs/v2/Core_Mathematics/SS2.8_Vectors/Core_Mathematics_Vectors_CBE_LessonSequence.docx
@@ -3259,7 +3259,7 @@
             <w:pPr>
               <w:spacing w:after="20" w:before="0"/>
             </w:pPr>
-            <w:hyperlink w:history="1" r:id="rIdit88y3tyjcynqrqd4-ud1">
+            <w:hyperlink w:history="1" r:id="rIdgu6xfzc6ncfgt2kmel7zi">
               <w:r>
                 <w:rPr>
                   <w:rFonts w:ascii="Arial" w:cs="Arial" w:eastAsia="Arial" w:hAnsi="Arial"/>
@@ -3292,7 +3292,7 @@
               <w:spacing w:after="10" w:before="0"/>
               <w:ind w:left="120"/>
             </w:pPr>
-            <w:hyperlink w:history="1" r:id="rId5zrlwz4zqdfdulr93ysbt">
+            <w:hyperlink w:history="1" r:id="rId7x2pvczrftkf8hvk7ofbw">
               <w:r>
                 <w:rPr>
                   <w:rFonts w:ascii="Arial" w:cs="Arial" w:eastAsia="Arial" w:hAnsi="Arial"/>
@@ -3337,7 +3337,7 @@
             <w:pPr>
               <w:spacing w:after="20" w:before="0"/>
             </w:pPr>
-            <w:hyperlink w:history="1" r:id="rIdtvsf5lkvky_ivibky21wy">
+            <w:hyperlink w:history="1" r:id="rIdfktwvjtmlydnekrxcqkp2">
               <w:r>
                 <w:rPr>
                   <w:rFonts w:ascii="Arial" w:cs="Arial" w:eastAsia="Arial" w:hAnsi="Arial"/>
@@ -3370,7 +3370,7 @@
               <w:spacing w:after="10" w:before="0"/>
               <w:ind w:left="120"/>
             </w:pPr>
-            <w:hyperlink w:history="1" r:id="rIdao262wjpk7e7inchqnrjs">
+            <w:hyperlink w:history="1" r:id="rIdtpefake-bjp2swu6x_4zo">
               <w:r>
                 <w:rPr>
                   <w:rFonts w:ascii="Arial" w:cs="Arial" w:eastAsia="Arial" w:hAnsi="Arial"/>
@@ -3565,7 +3565,7 @@
             <w:pPr>
               <w:spacing w:after="20" w:before="0"/>
             </w:pPr>
-            <w:hyperlink w:history="1" r:id="rIdj1mnswn_tuymmpat3r75b">
+            <w:hyperlink w:history="1" r:id="rIdrlxnbcogalbbrj1ch7vzn">
               <w:r>
                 <w:rPr>
                   <w:rFonts w:ascii="Arial" w:cs="Arial" w:eastAsia="Arial" w:hAnsi="Arial"/>
@@ -3598,7 +3598,7 @@
               <w:spacing w:after="10" w:before="0"/>
               <w:ind w:left="120"/>
             </w:pPr>
-            <w:hyperlink w:history="1" r:id="rIdprkkhylpa4l_itpfqmu86">
+            <w:hyperlink w:history="1" r:id="rIdxvkze5q63zilthfs0l_zx">
               <w:r>
                 <w:rPr>
                   <w:rFonts w:ascii="Arial" w:cs="Arial" w:eastAsia="Arial" w:hAnsi="Arial"/>
@@ -3643,7 +3643,7 @@
             <w:pPr>
               <w:spacing w:after="20" w:before="0"/>
             </w:pPr>
-            <w:hyperlink w:history="1" r:id="rId-7-w1lk77w4w5qqws_e7w">
+            <w:hyperlink w:history="1" r:id="rIdngedc4hopqw_8wa7j2ek_">
               <w:r>
                 <w:rPr>
                   <w:rFonts w:ascii="Arial" w:cs="Arial" w:eastAsia="Arial" w:hAnsi="Arial"/>
@@ -3676,7 +3676,7 @@
               <w:spacing w:after="10" w:before="0"/>
               <w:ind w:left="120"/>
             </w:pPr>
-            <w:hyperlink w:history="1" r:id="rId8gtpwz3ogx38nycym9app">
+            <w:hyperlink w:history="1" r:id="rIdrk8jb-bckbem7m67i75aa">
               <w:r>
                 <w:rPr>
                   <w:rFonts w:ascii="Arial" w:cs="Arial" w:eastAsia="Arial" w:hAnsi="Arial"/>
@@ -3871,7 +3871,7 @@
             <w:pPr>
               <w:spacing w:after="20" w:before="0"/>
             </w:pPr>
-            <w:hyperlink w:history="1" r:id="rIdzewndzldcuxwnwizclh0m">
+            <w:hyperlink w:history="1" r:id="rIdd3hwrwwsgk308dgldsci2">
               <w:r>
                 <w:rPr>
                   <w:rFonts w:ascii="Arial" w:cs="Arial" w:eastAsia="Arial" w:hAnsi="Arial"/>
@@ -3904,7 +3904,7 @@
               <w:spacing w:after="10" w:before="0"/>
               <w:ind w:left="120"/>
             </w:pPr>
-            <w:hyperlink w:history="1" r:id="rIdjghxul27woiisa0i4wqm5">
+            <w:hyperlink w:history="1" r:id="rId_ttqetcnghashpme8elpf">
               <w:r>
                 <w:rPr>
                   <w:rFonts w:ascii="Arial" w:cs="Arial" w:eastAsia="Arial" w:hAnsi="Arial"/>
@@ -3949,7 +3949,7 @@
             <w:pPr>
               <w:spacing w:after="20" w:before="0"/>
             </w:pPr>
-            <w:hyperlink w:history="1" r:id="rIdypczc3msr3iddxggpz10f">
+            <w:hyperlink w:history="1" r:id="rIdepkz8nks2hu6my821unk1">
               <w:r>
                 <w:rPr>
                   <w:rFonts w:ascii="Arial" w:cs="Arial" w:eastAsia="Arial" w:hAnsi="Arial"/>
@@ -3982,7 +3982,7 @@
               <w:spacing w:after="10" w:before="0"/>
               <w:ind w:left="120"/>
             </w:pPr>
-            <w:hyperlink w:history="1" r:id="rIdijeulqthrcmn-dtqkqpjl">
+            <w:hyperlink w:history="1" r:id="rIdufwx9azmz8j2cmmpnw1pb">
               <w:r>
                 <w:rPr>
                   <w:rFonts w:ascii="Arial" w:cs="Arial" w:eastAsia="Arial" w:hAnsi="Arial"/>
@@ -4177,7 +4177,7 @@
             <w:pPr>
               <w:spacing w:after="20" w:before="0"/>
             </w:pPr>
-            <w:hyperlink w:history="1" r:id="rIdjjvnfq3npiq8wlxumvwvw">
+            <w:hyperlink w:history="1" r:id="rId1y-6iblwo1oryou5o-ulf">
               <w:r>
                 <w:rPr>
                   <w:rFonts w:ascii="Arial" w:cs="Arial" w:eastAsia="Arial" w:hAnsi="Arial"/>
@@ -4210,7 +4210,7 @@
               <w:spacing w:after="10" w:before="0"/>
               <w:ind w:left="120"/>
             </w:pPr>
-            <w:hyperlink w:history="1" r:id="rId4nairj57otzg-gjd7rjqv">
+            <w:hyperlink w:history="1" r:id="rId2oq-vm8ituxgxq6uuzpe1">
               <w:r>
                 <w:rPr>
                   <w:rFonts w:ascii="Arial" w:cs="Arial" w:eastAsia="Arial" w:hAnsi="Arial"/>
@@ -4255,7 +4255,7 @@
             <w:pPr>
               <w:spacing w:after="20" w:before="0"/>
             </w:pPr>
-            <w:hyperlink w:history="1" r:id="rIdpibs-em4zonkfggny94fv">
+            <w:hyperlink w:history="1" r:id="rId0gw6coxsehwu-934qxgsd">
               <w:r>
                 <w:rPr>
                   <w:rFonts w:ascii="Arial" w:cs="Arial" w:eastAsia="Arial" w:hAnsi="Arial"/>
@@ -4288,7 +4288,7 @@
               <w:spacing w:after="10" w:before="0"/>
               <w:ind w:left="120"/>
             </w:pPr>
-            <w:hyperlink w:history="1" r:id="rId21olqr2u3kar--2x_4mer">
+            <w:hyperlink w:history="1" r:id="rIdskcx_1drlu0ywtwsyp4j_">
               <w:r>
                 <w:rPr>
                   <w:rFonts w:ascii="Arial" w:cs="Arial" w:eastAsia="Arial" w:hAnsi="Arial"/>
@@ -4483,7 +4483,7 @@
             <w:pPr>
               <w:spacing w:after="20" w:before="0"/>
             </w:pPr>
-            <w:hyperlink w:history="1" r:id="rIdsnbrxdsmhdqum7og99ldo">
+            <w:hyperlink w:history="1" r:id="rIdj0jgb5zt_-8uhtrn_wbbx">
               <w:r>
                 <w:rPr>
                   <w:rFonts w:ascii="Arial" w:cs="Arial" w:eastAsia="Arial" w:hAnsi="Arial"/>
@@ -4516,7 +4516,7 @@
               <w:spacing w:after="10" w:before="0"/>
               <w:ind w:left="120"/>
             </w:pPr>
-            <w:hyperlink w:history="1" r:id="rIdtgfze4c6lt7xleglvmpsz">
+            <w:hyperlink w:history="1" r:id="rIdfxztwus33018ohlsxm4ra">
               <w:r>
                 <w:rPr>
                   <w:rFonts w:ascii="Arial" w:cs="Arial" w:eastAsia="Arial" w:hAnsi="Arial"/>
@@ -4561,7 +4561,7 @@
             <w:pPr>
               <w:spacing w:after="20" w:before="0"/>
             </w:pPr>
-            <w:hyperlink w:history="1" r:id="rIdwl-v3zjndjxhmwmcljst8">
+            <w:hyperlink w:history="1" r:id="rIdco7stnsnvct5sbuxzgc1q">
               <w:r>
                 <w:rPr>
                   <w:rFonts w:ascii="Arial" w:cs="Arial" w:eastAsia="Arial" w:hAnsi="Arial"/>
@@ -4594,7 +4594,7 @@
               <w:spacing w:after="10" w:before="0"/>
               <w:ind w:left="120"/>
             </w:pPr>
-            <w:hyperlink w:history="1" r:id="rIdxgxfce83onwjxaejptlkb">
+            <w:hyperlink w:history="1" r:id="rIduglou1gyumjv-3qs0mbv1">
               <w:r>
                 <w:rPr>
                   <w:rFonts w:ascii="Arial" w:cs="Arial" w:eastAsia="Arial" w:hAnsi="Arial"/>
@@ -6260,7 +6260,7 @@
             <w:pPr>
               <w:spacing w:after="20" w:before="0"/>
             </w:pPr>
-            <w:hyperlink w:history="1" r:id="rIdirctx9iuruxiibqqapxwr">
+            <w:hyperlink w:history="1" r:id="rId6qkfrqoj5fh0tjmtzruzi">
               <w:r>
                 <w:rPr>
                   <w:rFonts w:ascii="Arial" w:cs="Arial" w:eastAsia="Arial" w:hAnsi="Arial"/>
@@ -6293,7 +6293,7 @@
               <w:spacing w:after="10" w:before="0"/>
               <w:ind w:left="120"/>
             </w:pPr>
-            <w:hyperlink w:history="1" r:id="rIdccpsdzgoxbzdhofhtupel">
+            <w:hyperlink w:history="1" r:id="rIdyfqt1doh28wpjebzy9o86">
               <w:r>
                 <w:rPr>
                   <w:rFonts w:ascii="Arial" w:cs="Arial" w:eastAsia="Arial" w:hAnsi="Arial"/>
@@ -6338,7 +6338,7 @@
             <w:pPr>
               <w:spacing w:after="20" w:before="0"/>
             </w:pPr>
-            <w:hyperlink w:history="1" r:id="rIdi8hwsra-y9zptammjbnv4">
+            <w:hyperlink w:history="1" r:id="rIdjwsjtpz8e3-1x6cmfnfwr">
               <w:r>
                 <w:rPr>
                   <w:rFonts w:ascii="Arial" w:cs="Arial" w:eastAsia="Arial" w:hAnsi="Arial"/>
@@ -6371,7 +6371,7 @@
               <w:spacing w:after="10" w:before="0"/>
               <w:ind w:left="120"/>
             </w:pPr>
-            <w:hyperlink w:history="1" r:id="rId5uoziytpuvt_lbr5ocvw_">
+            <w:hyperlink w:history="1" r:id="rId45ufwnmh77dlzrbr8s0ya">
               <w:r>
                 <w:rPr>
                   <w:rFonts w:ascii="Arial" w:cs="Arial" w:eastAsia="Arial" w:hAnsi="Arial"/>
@@ -6566,7 +6566,7 @@
             <w:pPr>
               <w:spacing w:after="20" w:before="0"/>
             </w:pPr>
-            <w:hyperlink w:history="1" r:id="rIdso_supo_hxlxdqoludrwv">
+            <w:hyperlink w:history="1" r:id="rIdnfsc75dsyy8dgnaa9tcch">
               <w:r>
                 <w:rPr>
                   <w:rFonts w:ascii="Arial" w:cs="Arial" w:eastAsia="Arial" w:hAnsi="Arial"/>
@@ -6599,7 +6599,7 @@
               <w:spacing w:after="10" w:before="0"/>
               <w:ind w:left="120"/>
             </w:pPr>
-            <w:hyperlink w:history="1" r:id="rIdcmpdu7n_aqbn_6g_66xmq">
+            <w:hyperlink w:history="1" r:id="rIdvhppr1m3khdg3wthsscv0">
               <w:r>
                 <w:rPr>
                   <w:rFonts w:ascii="Arial" w:cs="Arial" w:eastAsia="Arial" w:hAnsi="Arial"/>
@@ -6644,7 +6644,7 @@
             <w:pPr>
               <w:spacing w:after="20" w:before="0"/>
             </w:pPr>
-            <w:hyperlink w:history="1" r:id="rIdisnohmdeq3ceukaabidu2">
+            <w:hyperlink w:history="1" r:id="rIdxmgrwr8seg86emvqdvmzc">
               <w:r>
                 <w:rPr>
                   <w:rFonts w:ascii="Arial" w:cs="Arial" w:eastAsia="Arial" w:hAnsi="Arial"/>
@@ -6677,7 +6677,7 @@
               <w:spacing w:after="10" w:before="0"/>
               <w:ind w:left="120"/>
             </w:pPr>
-            <w:hyperlink w:history="1" r:id="rIdsvhmx-9gh_lfiqwwzedqt">
+            <w:hyperlink w:history="1" r:id="rIds0768iifgo7ikk3xj_5ob">
               <w:r>
                 <w:rPr>
                   <w:rFonts w:ascii="Arial" w:cs="Arial" w:eastAsia="Arial" w:hAnsi="Arial"/>
@@ -6872,7 +6872,7 @@
             <w:pPr>
               <w:spacing w:after="20" w:before="0"/>
             </w:pPr>
-            <w:hyperlink w:history="1" r:id="rIdj8pqh0lffrvirx1ve08br">
+            <w:hyperlink w:history="1" r:id="rIdcngu2h5xrqazkkmwy_je8">
               <w:r>
                 <w:rPr>
                   <w:rFonts w:ascii="Arial" w:cs="Arial" w:eastAsia="Arial" w:hAnsi="Arial"/>
@@ -6905,7 +6905,7 @@
               <w:spacing w:after="10" w:before="0"/>
               <w:ind w:left="120"/>
             </w:pPr>
-            <w:hyperlink w:history="1" r:id="rId2dnucevxmpijn41wact9m">
+            <w:hyperlink w:history="1" r:id="rIduxioink7_h7weddkuvzue">
               <w:r>
                 <w:rPr>
                   <w:rFonts w:ascii="Arial" w:cs="Arial" w:eastAsia="Arial" w:hAnsi="Arial"/>
@@ -6950,7 +6950,7 @@
             <w:pPr>
               <w:spacing w:after="20" w:before="0"/>
             </w:pPr>
-            <w:hyperlink w:history="1" r:id="rIdkftab2-icswra1otop6pc">
+            <w:hyperlink w:history="1" r:id="rIdzudtvtoiy-ixtm_d-nrcu">
               <w:r>
                 <w:rPr>
                   <w:rFonts w:ascii="Arial" w:cs="Arial" w:eastAsia="Arial" w:hAnsi="Arial"/>
@@ -6983,7 +6983,7 @@
               <w:spacing w:after="10" w:before="0"/>
               <w:ind w:left="120"/>
             </w:pPr>
-            <w:hyperlink w:history="1" r:id="rIdhjhpohwpv8uctqfzv-bhx">
+            <w:hyperlink w:history="1" r:id="rIdwoi26as_swb-dm7d3wowm">
               <w:r>
                 <w:rPr>
                   <w:rFonts w:ascii="Arial" w:cs="Arial" w:eastAsia="Arial" w:hAnsi="Arial"/>
@@ -7178,7 +7178,7 @@
             <w:pPr>
               <w:spacing w:after="20" w:before="0"/>
             </w:pPr>
-            <w:hyperlink w:history="1" r:id="rIdyoowcphaou1jmeyqset2u">
+            <w:hyperlink w:history="1" r:id="rIdchjavmtd9hwiidjdcurgb">
               <w:r>
                 <w:rPr>
                   <w:rFonts w:ascii="Arial" w:cs="Arial" w:eastAsia="Arial" w:hAnsi="Arial"/>
@@ -7211,7 +7211,7 @@
               <w:spacing w:after="10" w:before="0"/>
               <w:ind w:left="120"/>
             </w:pPr>
-            <w:hyperlink w:history="1" r:id="rIdmvumavunkycyd46mvy_dq">
+            <w:hyperlink w:history="1" r:id="rId60c-1h3i1rbqykz8yfuv7">
               <w:r>
                 <w:rPr>
                   <w:rFonts w:ascii="Arial" w:cs="Arial" w:eastAsia="Arial" w:hAnsi="Arial"/>
@@ -7256,7 +7256,7 @@
             <w:pPr>
               <w:spacing w:after="20" w:before="0"/>
             </w:pPr>
-            <w:hyperlink w:history="1" r:id="rIdkb2n7tvxqquiyaihfbt1l">
+            <w:hyperlink w:history="1" r:id="rIdckkkbjs1bri08n68ijaki">
               <w:r>
                 <w:rPr>
                   <w:rFonts w:ascii="Arial" w:cs="Arial" w:eastAsia="Arial" w:hAnsi="Arial"/>
@@ -7289,7 +7289,7 @@
               <w:spacing w:after="10" w:before="0"/>
               <w:ind w:left="120"/>
             </w:pPr>
-            <w:hyperlink w:history="1" r:id="rIdxvvmu-0dkwankxyx3lild">
+            <w:hyperlink w:history="1" r:id="rIdc4w_dgtgxpro9uln_kd8l">
               <w:r>
                 <w:rPr>
                   <w:rFonts w:ascii="Arial" w:cs="Arial" w:eastAsia="Arial" w:hAnsi="Arial"/>
@@ -7484,7 +7484,7 @@
             <w:pPr>
               <w:spacing w:after="20" w:before="0"/>
             </w:pPr>
-            <w:hyperlink w:history="1" r:id="rId6ssr_pqzrtcsuefxwsdhn">
+            <w:hyperlink w:history="1" r:id="rIdkl1wjfhagxhng0ubg2vry">
               <w:r>
                 <w:rPr>
                   <w:rFonts w:ascii="Arial" w:cs="Arial" w:eastAsia="Arial" w:hAnsi="Arial"/>
@@ -7517,7 +7517,7 @@
               <w:spacing w:after="10" w:before="0"/>
               <w:ind w:left="120"/>
             </w:pPr>
-            <w:hyperlink w:history="1" r:id="rId3qufvenlmx0qlcl2lzsfr">
+            <w:hyperlink w:history="1" r:id="rIdzdtinopfe5r3wopxo6m-q">
               <w:r>
                 <w:rPr>
                   <w:rFonts w:ascii="Arial" w:cs="Arial" w:eastAsia="Arial" w:hAnsi="Arial"/>
@@ -7562,7 +7562,7 @@
             <w:pPr>
               <w:spacing w:after="20" w:before="0"/>
             </w:pPr>
-            <w:hyperlink w:history="1" r:id="rIdgiw4_ullob2dpv8edxtph">
+            <w:hyperlink w:history="1" r:id="rIdgl268_jkjchq4sltvn3pz">
               <w:r>
                 <w:rPr>
                   <w:rFonts w:ascii="Arial" w:cs="Arial" w:eastAsia="Arial" w:hAnsi="Arial"/>
@@ -7595,7 +7595,7 @@
               <w:spacing w:after="10" w:before="0"/>
               <w:ind w:left="120"/>
             </w:pPr>
-            <w:hyperlink w:history="1" r:id="rId2-h_fm-ffo7ohtzmwherr">
+            <w:hyperlink w:history="1" r:id="rIdr_g9f7wly1hekwxfm5eq-">
               <w:r>
                 <w:rPr>
                   <w:rFonts w:ascii="Arial" w:cs="Arial" w:eastAsia="Arial" w:hAnsi="Arial"/>
@@ -9158,7 +9158,7 @@
             <w:pPr>
               <w:spacing w:after="20" w:before="0"/>
             </w:pPr>
-            <w:hyperlink w:history="1" r:id="rIdam2jt95pzrucflwpstyfd">
+            <w:hyperlink w:history="1" r:id="rIdrkikcndbsqgcrxa8z5lov">
               <w:r>
                 <w:rPr>
                   <w:rFonts w:ascii="Arial" w:cs="Arial" w:eastAsia="Arial" w:hAnsi="Arial"/>
@@ -9191,7 +9191,7 @@
               <w:spacing w:after="10" w:before="0"/>
               <w:ind w:left="120"/>
             </w:pPr>
-            <w:hyperlink w:history="1" r:id="rId92pvq0ermpafjumwkp_ec">
+            <w:hyperlink w:history="1" r:id="rId_emqkbzhx-aiyxmzzyowb">
               <w:r>
                 <w:rPr>
                   <w:rFonts w:ascii="Arial" w:cs="Arial" w:eastAsia="Arial" w:hAnsi="Arial"/>
@@ -9236,7 +9236,7 @@
             <w:pPr>
               <w:spacing w:after="20" w:before="0"/>
             </w:pPr>
-            <w:hyperlink w:history="1" r:id="rIdbarll8yoj8jpkz4rurhwv">
+            <w:hyperlink w:history="1" r:id="rIdnd6mkhj5whs8mxit4p90n">
               <w:r>
                 <w:rPr>
                   <w:rFonts w:ascii="Arial" w:cs="Arial" w:eastAsia="Arial" w:hAnsi="Arial"/>
@@ -9269,7 +9269,7 @@
               <w:spacing w:after="10" w:before="0"/>
               <w:ind w:left="120"/>
             </w:pPr>
-            <w:hyperlink w:history="1" r:id="rIdt9yvcmli5ezjpuvkqequw">
+            <w:hyperlink w:history="1" r:id="rIdfb65y6dgl46_wju8pam9a">
               <w:r>
                 <w:rPr>
                   <w:rFonts w:ascii="Arial" w:cs="Arial" w:eastAsia="Arial" w:hAnsi="Arial"/>
@@ -9464,7 +9464,7 @@
             <w:pPr>
               <w:spacing w:after="20" w:before="0"/>
             </w:pPr>
-            <w:hyperlink w:history="1" r:id="rIdohvb6zy5zro7tniew6_ed">
+            <w:hyperlink w:history="1" r:id="rIdbkwvlmbkrpwd2lcceugje">
               <w:r>
                 <w:rPr>
                   <w:rFonts w:ascii="Arial" w:cs="Arial" w:eastAsia="Arial" w:hAnsi="Arial"/>
@@ -9497,7 +9497,7 @@
               <w:spacing w:after="10" w:before="0"/>
               <w:ind w:left="120"/>
             </w:pPr>
-            <w:hyperlink w:history="1" r:id="rIdwt1xkqafdxat7krnlupo9">
+            <w:hyperlink w:history="1" r:id="rIdbai4ik08h9jyuvty8rrei">
               <w:r>
                 <w:rPr>
                   <w:rFonts w:ascii="Arial" w:cs="Arial" w:eastAsia="Arial" w:hAnsi="Arial"/>
@@ -9542,7 +9542,7 @@
             <w:pPr>
               <w:spacing w:after="20" w:before="0"/>
             </w:pPr>
-            <w:hyperlink w:history="1" r:id="rIdspzqrf80vxgebrnxeo7hg">
+            <w:hyperlink w:history="1" r:id="rIdowpull8o3eqctxipawqei">
               <w:r>
                 <w:rPr>
                   <w:rFonts w:ascii="Arial" w:cs="Arial" w:eastAsia="Arial" w:hAnsi="Arial"/>
@@ -9575,7 +9575,7 @@
               <w:spacing w:after="10" w:before="0"/>
               <w:ind w:left="120"/>
             </w:pPr>
-            <w:hyperlink w:history="1" r:id="rId0seizxryr6dxkl3zhxmju">
+            <w:hyperlink w:history="1" r:id="rIdvrdw5z09d6p3w_cjg1qz3">
               <w:r>
                 <w:rPr>
                   <w:rFonts w:ascii="Arial" w:cs="Arial" w:eastAsia="Arial" w:hAnsi="Arial"/>
@@ -9770,7 +9770,7 @@
             <w:pPr>
               <w:spacing w:after="20" w:before="0"/>
             </w:pPr>
-            <w:hyperlink w:history="1" r:id="rIdowarthwymbrpo05kgbmub">
+            <w:hyperlink w:history="1" r:id="rIdsc77q3oncw0jhxfcbsqij">
               <w:r>
                 <w:rPr>
                   <w:rFonts w:ascii="Arial" w:cs="Arial" w:eastAsia="Arial" w:hAnsi="Arial"/>
@@ -9803,7 +9803,7 @@
               <w:spacing w:after="10" w:before="0"/>
               <w:ind w:left="120"/>
             </w:pPr>
-            <w:hyperlink w:history="1" r:id="rIdzxwtl-dvrweatcgz6cy6k">
+            <w:hyperlink w:history="1" r:id="rIdnifkjgs0reoj2sn2mpvdu">
               <w:r>
                 <w:rPr>
                   <w:rFonts w:ascii="Arial" w:cs="Arial" w:eastAsia="Arial" w:hAnsi="Arial"/>
@@ -9848,7 +9848,7 @@
             <w:pPr>
               <w:spacing w:after="20" w:before="0"/>
             </w:pPr>
-            <w:hyperlink w:history="1" r:id="rIdvuktwetu6bvo-rul2lx0x">
+            <w:hyperlink w:history="1" r:id="rIdpdppjpceu-8zvll3ba8nc">
               <w:r>
                 <w:rPr>
                   <w:rFonts w:ascii="Arial" w:cs="Arial" w:eastAsia="Arial" w:hAnsi="Arial"/>
@@ -9881,7 +9881,7 @@
               <w:spacing w:after="10" w:before="0"/>
               <w:ind w:left="120"/>
             </w:pPr>
-            <w:hyperlink w:history="1" r:id="rIdttdenrkfcuyyuvo1viuen">
+            <w:hyperlink w:history="1" r:id="rIduysbfhe49lwiwfrtclcy2">
               <w:r>
                 <w:rPr>
                   <w:rFonts w:ascii="Arial" w:cs="Arial" w:eastAsia="Arial" w:hAnsi="Arial"/>
@@ -10076,7 +10076,7 @@
             <w:pPr>
               <w:spacing w:after="20" w:before="0"/>
             </w:pPr>
-            <w:hyperlink w:history="1" r:id="rIdtp14225odaubtlinypzsi">
+            <w:hyperlink w:history="1" r:id="rIdjmmqyhskowdnsrlc7yilf">
               <w:r>
                 <w:rPr>
                   <w:rFonts w:ascii="Arial" w:cs="Arial" w:eastAsia="Arial" w:hAnsi="Arial"/>
@@ -10109,7 +10109,7 @@
               <w:spacing w:after="10" w:before="0"/>
               <w:ind w:left="120"/>
             </w:pPr>
-            <w:hyperlink w:history="1" r:id="rId8kthtpbexg47mo6jbimtv">
+            <w:hyperlink w:history="1" r:id="rIdygqz4qiecbezq1oioodo1">
               <w:r>
                 <w:rPr>
                   <w:rFonts w:ascii="Arial" w:cs="Arial" w:eastAsia="Arial" w:hAnsi="Arial"/>
@@ -10154,7 +10154,7 @@
             <w:pPr>
               <w:spacing w:after="20" w:before="0"/>
             </w:pPr>
-            <w:hyperlink w:history="1" r:id="rId9heizaaho81i9kqcuj3ng">
+            <w:hyperlink w:history="1" r:id="rIdldcd2l3sv6g1c0epaso16">
               <w:r>
                 <w:rPr>
                   <w:rFonts w:ascii="Arial" w:cs="Arial" w:eastAsia="Arial" w:hAnsi="Arial"/>
@@ -10187,7 +10187,7 @@
               <w:spacing w:after="10" w:before="0"/>
               <w:ind w:left="120"/>
             </w:pPr>
-            <w:hyperlink w:history="1" r:id="rId-f1mjouf_obc-aante9sb">
+            <w:hyperlink w:history="1" r:id="rIdnpbpb0rvseypcsjlngole">
               <w:r>
                 <w:rPr>
                   <w:rFonts w:ascii="Arial" w:cs="Arial" w:eastAsia="Arial" w:hAnsi="Arial"/>
@@ -10382,7 +10382,7 @@
             <w:pPr>
               <w:spacing w:after="20" w:before="0"/>
             </w:pPr>
-            <w:hyperlink w:history="1" r:id="rIdbr1nz4nfid0b1ihvqbfmo">
+            <w:hyperlink w:history="1" r:id="rIdrsbslojhpakj6by2ys0k0">
               <w:r>
                 <w:rPr>
                   <w:rFonts w:ascii="Arial" w:cs="Arial" w:eastAsia="Arial" w:hAnsi="Arial"/>
@@ -10415,7 +10415,7 @@
               <w:spacing w:after="10" w:before="0"/>
               <w:ind w:left="120"/>
             </w:pPr>
-            <w:hyperlink w:history="1" r:id="rIdzkqqliwlt92iggtoz3w-5">
+            <w:hyperlink w:history="1" r:id="rIdnxq-bcpaxq9xku7pop0sy">
               <w:r>
                 <w:rPr>
                   <w:rFonts w:ascii="Arial" w:cs="Arial" w:eastAsia="Arial" w:hAnsi="Arial"/>
@@ -10460,7 +10460,7 @@
             <w:pPr>
               <w:spacing w:after="20" w:before="0"/>
             </w:pPr>
-            <w:hyperlink w:history="1" r:id="rIdy9imaxpnsjd6dzs0ajvdw">
+            <w:hyperlink w:history="1" r:id="rIdvuzyqphmlooytahhfmqmo">
               <w:r>
                 <w:rPr>
                   <w:rFonts w:ascii="Arial" w:cs="Arial" w:eastAsia="Arial" w:hAnsi="Arial"/>
@@ -10493,7 +10493,7 @@
               <w:spacing w:after="10" w:before="0"/>
               <w:ind w:left="120"/>
             </w:pPr>
-            <w:hyperlink w:history="1" r:id="rId0yv7cdnkeuxcddhs8urbe">
+            <w:hyperlink w:history="1" r:id="rIduw0plwhfqtpvihottxqry">
               <w:r>
                 <w:rPr>
                   <w:rFonts w:ascii="Arial" w:cs="Arial" w:eastAsia="Arial" w:hAnsi="Arial"/>
@@ -11980,7 +11980,7 @@
             <w:pPr>
               <w:spacing w:after="20" w:before="0"/>
             </w:pPr>
-            <w:hyperlink w:history="1" r:id="rIdwsqtvv_5kgu6zjkol5j7o">
+            <w:hyperlink w:history="1" r:id="rIdnwlta0qqnswpddqvt6m1s">
               <w:r>
                 <w:rPr>
                   <w:rFonts w:ascii="Arial" w:cs="Arial" w:eastAsia="Arial" w:hAnsi="Arial"/>
@@ -12013,7 +12013,7 @@
               <w:spacing w:after="10" w:before="0"/>
               <w:ind w:left="120"/>
             </w:pPr>
-            <w:hyperlink w:history="1" r:id="rIdtnbevwolyysvorcga12pf">
+            <w:hyperlink w:history="1" r:id="rIdx3i_gx1og-qab0jlwegru">
               <w:r>
                 <w:rPr>
                   <w:rFonts w:ascii="Arial" w:cs="Arial" w:eastAsia="Arial" w:hAnsi="Arial"/>
@@ -12058,7 +12058,7 @@
             <w:pPr>
               <w:spacing w:after="20" w:before="0"/>
             </w:pPr>
-            <w:hyperlink w:history="1" r:id="rIdcwmgolji-6xaun10udz5o">
+            <w:hyperlink w:history="1" r:id="rIden0mzmmx4lh4l7txlyrze">
               <w:r>
                 <w:rPr>
                   <w:rFonts w:ascii="Arial" w:cs="Arial" w:eastAsia="Arial" w:hAnsi="Arial"/>
@@ -12091,7 +12091,7 @@
               <w:spacing w:after="10" w:before="0"/>
               <w:ind w:left="120"/>
             </w:pPr>
-            <w:hyperlink w:history="1" r:id="rIdoyg9qxm8oeclkxs5msjzb">
+            <w:hyperlink w:history="1" r:id="rIdblyyvho4vssy4nntd0kyz">
               <w:r>
                 <w:rPr>
                   <w:rFonts w:ascii="Arial" w:cs="Arial" w:eastAsia="Arial" w:hAnsi="Arial"/>
@@ -12362,7 +12362,7 @@
             <w:pPr>
               <w:spacing w:after="20" w:before="0"/>
             </w:pPr>
-            <w:hyperlink w:history="1" r:id="rIdi6kbebuxqnmagmqgub-nj">
+            <w:hyperlink w:history="1" r:id="rId6fh6w0marr_78msefoj6f">
               <w:r>
                 <w:rPr>
                   <w:rFonts w:ascii="Arial" w:cs="Arial" w:eastAsia="Arial" w:hAnsi="Arial"/>
@@ -12395,7 +12395,7 @@
               <w:spacing w:after="10" w:before="0"/>
               <w:ind w:left="120"/>
             </w:pPr>
-            <w:hyperlink w:history="1" r:id="rId8g-if_qlg-pebgabrk5do">
+            <w:hyperlink w:history="1" r:id="rIdxpafwbf9nva770ri__ufe">
               <w:r>
                 <w:rPr>
                   <w:rFonts w:ascii="Arial" w:cs="Arial" w:eastAsia="Arial" w:hAnsi="Arial"/>
@@ -12440,7 +12440,7 @@
             <w:pPr>
               <w:spacing w:after="20" w:before="0"/>
             </w:pPr>
-            <w:hyperlink w:history="1" r:id="rIdlzn59z_ezqvjwp3ldxwer">
+            <w:hyperlink w:history="1" r:id="rIduz1a9cztshs-zf2eftvyl">
               <w:r>
                 <w:rPr>
                   <w:rFonts w:ascii="Arial" w:cs="Arial" w:eastAsia="Arial" w:hAnsi="Arial"/>
@@ -12473,7 +12473,7 @@
               <w:spacing w:after="10" w:before="0"/>
               <w:ind w:left="120"/>
             </w:pPr>
-            <w:hyperlink w:history="1" r:id="rIdwi4pmqywyes-hcaksmluv">
+            <w:hyperlink w:history="1" r:id="rIdpilaac8gghdemidw8ppe5">
               <w:r>
                 <w:rPr>
                   <w:rFonts w:ascii="Arial" w:cs="Arial" w:eastAsia="Arial" w:hAnsi="Arial"/>
@@ -12744,7 +12744,7 @@
             <w:pPr>
               <w:spacing w:after="20" w:before="0"/>
             </w:pPr>
-            <w:hyperlink w:history="1" r:id="rIdojoofjzyvgwxwazwvqiaf">
+            <w:hyperlink w:history="1" r:id="rIdxcyf2y5iigyawciepbgoa">
               <w:r>
                 <w:rPr>
                   <w:rFonts w:ascii="Arial" w:cs="Arial" w:eastAsia="Arial" w:hAnsi="Arial"/>
@@ -12777,7 +12777,7 @@
               <w:spacing w:after="10" w:before="0"/>
               <w:ind w:left="120"/>
             </w:pPr>
-            <w:hyperlink w:history="1" r:id="rIdiodvejb-3et2dsojj4q5_">
+            <w:hyperlink w:history="1" r:id="rIddfkuifxoqvngvb_egxcv5">
               <w:r>
                 <w:rPr>
                   <w:rFonts w:ascii="Arial" w:cs="Arial" w:eastAsia="Arial" w:hAnsi="Arial"/>
@@ -12822,7 +12822,7 @@
             <w:pPr>
               <w:spacing w:after="20" w:before="0"/>
             </w:pPr>
-            <w:hyperlink w:history="1" r:id="rIdcqy0vssyhq1ako7nmxxqs">
+            <w:hyperlink w:history="1" r:id="rId9hxkwanc3cwxojb0syjzo">
               <w:r>
                 <w:rPr>
                   <w:rFonts w:ascii="Arial" w:cs="Arial" w:eastAsia="Arial" w:hAnsi="Arial"/>
@@ -12855,7 +12855,7 @@
               <w:spacing w:after="10" w:before="0"/>
               <w:ind w:left="120"/>
             </w:pPr>
-            <w:hyperlink w:history="1" r:id="rIdfafon97yjhsnczx5dhlpn">
+            <w:hyperlink w:history="1" r:id="rIdksvyczaefoan2sxxpyuhc">
               <w:r>
                 <w:rPr>
                   <w:rFonts w:ascii="Arial" w:cs="Arial" w:eastAsia="Arial" w:hAnsi="Arial"/>
@@ -13126,7 +13126,7 @@
             <w:pPr>
               <w:spacing w:after="20" w:before="0"/>
             </w:pPr>
-            <w:hyperlink w:history="1" r:id="rIdtnfp80szigg_p3ytsyzkc">
+            <w:hyperlink w:history="1" r:id="rIdw6qx3svwjrzn30dkyh1-x">
               <w:r>
                 <w:rPr>
                   <w:rFonts w:ascii="Arial" w:cs="Arial" w:eastAsia="Arial" w:hAnsi="Arial"/>
@@ -13159,7 +13159,7 @@
               <w:spacing w:after="10" w:before="0"/>
               <w:ind w:left="120"/>
             </w:pPr>
-            <w:hyperlink w:history="1" r:id="rIdpruuandqrdimqodbbh05l">
+            <w:hyperlink w:history="1" r:id="rId0_vfmb9uto0ikizxs8pj5">
               <w:r>
                 <w:rPr>
                   <w:rFonts w:ascii="Arial" w:cs="Arial" w:eastAsia="Arial" w:hAnsi="Arial"/>
@@ -13204,7 +13204,7 @@
             <w:pPr>
               <w:spacing w:after="20" w:before="0"/>
             </w:pPr>
-            <w:hyperlink w:history="1" r:id="rIdhfysamy6r1nrmzbt6tdbe">
+            <w:hyperlink w:history="1" r:id="rIdttltyi8yjzb8zpjjtakck">
               <w:r>
                 <w:rPr>
                   <w:rFonts w:ascii="Arial" w:cs="Arial" w:eastAsia="Arial" w:hAnsi="Arial"/>
@@ -13237,7 +13237,7 @@
               <w:spacing w:after="10" w:before="0"/>
               <w:ind w:left="120"/>
             </w:pPr>
-            <w:hyperlink w:history="1" r:id="rIdu0zjye-nmw1zpx4ti_gz3">
+            <w:hyperlink w:history="1" r:id="rIdywnkpqqcxz52mkbeszwjx">
               <w:r>
                 <w:rPr>
                   <w:rFonts w:ascii="Arial" w:cs="Arial" w:eastAsia="Arial" w:hAnsi="Arial"/>
@@ -13508,7 +13508,7 @@
             <w:pPr>
               <w:spacing w:after="20" w:before="0"/>
             </w:pPr>
-            <w:hyperlink w:history="1" r:id="rIdcjptb4yj9iwdt8mud_ext">
+            <w:hyperlink w:history="1" r:id="rIdvbizvwtxr7ei65l1hjjxz">
               <w:r>
                 <w:rPr>
                   <w:rFonts w:ascii="Arial" w:cs="Arial" w:eastAsia="Arial" w:hAnsi="Arial"/>
@@ -13541,7 +13541,7 @@
               <w:spacing w:after="10" w:before="0"/>
               <w:ind w:left="120"/>
             </w:pPr>
-            <w:hyperlink w:history="1" r:id="rIdlheshie2tjcxjgqemy7x3">
+            <w:hyperlink w:history="1" r:id="rIdqfsqw-ao--ig-jamyoff6">
               <w:r>
                 <w:rPr>
                   <w:rFonts w:ascii="Arial" w:cs="Arial" w:eastAsia="Arial" w:hAnsi="Arial"/>
@@ -13586,7 +13586,7 @@
             <w:pPr>
               <w:spacing w:after="20" w:before="0"/>
             </w:pPr>
-            <w:hyperlink w:history="1" r:id="rId0fcfqee7vhvlpqyeswxrm">
+            <w:hyperlink w:history="1" r:id="rIdsxeubal_vlhvfwue6l2ce">
               <w:r>
                 <w:rPr>
                   <w:rFonts w:ascii="Arial" w:cs="Arial" w:eastAsia="Arial" w:hAnsi="Arial"/>
@@ -13619,7 +13619,7 @@
               <w:spacing w:after="10" w:before="0"/>
               <w:ind w:left="120"/>
             </w:pPr>
-            <w:hyperlink w:history="1" r:id="rIdvvmtpn9yzy31m7fwga5k6">
+            <w:hyperlink w:history="1" r:id="rIdu2ex9nsliaopgvohy-gv1">
               <w:r>
                 <w:rPr>
                   <w:rFonts w:ascii="Arial" w:cs="Arial" w:eastAsia="Arial" w:hAnsi="Arial"/>
@@ -15182,7 +15182,7 @@
             <w:pPr>
               <w:spacing w:after="20" w:before="0"/>
             </w:pPr>
-            <w:hyperlink w:history="1" r:id="rIdgoot3gf0i1-qbggakwfyo">
+            <w:hyperlink w:history="1" r:id="rIdywsukd_qhjtnvpeq8c8n0">
               <w:r>
                 <w:rPr>
                   <w:rFonts w:ascii="Arial" w:cs="Arial" w:eastAsia="Arial" w:hAnsi="Arial"/>
@@ -15215,7 +15215,7 @@
               <w:spacing w:after="10" w:before="0"/>
               <w:ind w:left="120"/>
             </w:pPr>
-            <w:hyperlink w:history="1" r:id="rId1anm3y8uvohb8ci3q8fqx">
+            <w:hyperlink w:history="1" r:id="rIddsuecpbqwwfgxvq4mmxit">
               <w:r>
                 <w:rPr>
                   <w:rFonts w:ascii="Arial" w:cs="Arial" w:eastAsia="Arial" w:hAnsi="Arial"/>
@@ -15260,7 +15260,7 @@
             <w:pPr>
               <w:spacing w:after="20" w:before="0"/>
             </w:pPr>
-            <w:hyperlink w:history="1" r:id="rIdgqdz4ljrdzw_hcjxntck-">
+            <w:hyperlink w:history="1" r:id="rIdoatayuw27fagl5a4o7fwy">
               <w:r>
                 <w:rPr>
                   <w:rFonts w:ascii="Arial" w:cs="Arial" w:eastAsia="Arial" w:hAnsi="Arial"/>
@@ -15293,7 +15293,7 @@
               <w:spacing w:after="10" w:before="0"/>
               <w:ind w:left="120"/>
             </w:pPr>
-            <w:hyperlink w:history="1" r:id="rIdelvpy8kdlyoi2nz0px1st">
+            <w:hyperlink w:history="1" r:id="rId51zuaytgro-a2dyuiddld">
               <w:r>
                 <w:rPr>
                   <w:rFonts w:ascii="Arial" w:cs="Arial" w:eastAsia="Arial" w:hAnsi="Arial"/>
@@ -15488,7 +15488,7 @@
             <w:pPr>
               <w:spacing w:after="20" w:before="0"/>
             </w:pPr>
-            <w:hyperlink w:history="1" r:id="rIdk58bm6rz0kxpntt1y4cjo">
+            <w:hyperlink w:history="1" r:id="rIdactsxzfwd8olnuugsw1z5">
               <w:r>
                 <w:rPr>
                   <w:rFonts w:ascii="Arial" w:cs="Arial" w:eastAsia="Arial" w:hAnsi="Arial"/>
@@ -15521,7 +15521,7 @@
               <w:spacing w:after="10" w:before="0"/>
               <w:ind w:left="120"/>
             </w:pPr>
-            <w:hyperlink w:history="1" r:id="rId7cvfuuuwyf8dh_x8qsztj">
+            <w:hyperlink w:history="1" r:id="rId_mjldafab1h7ovcpzpmxy">
               <w:r>
                 <w:rPr>
                   <w:rFonts w:ascii="Arial" w:cs="Arial" w:eastAsia="Arial" w:hAnsi="Arial"/>
@@ -15566,7 +15566,7 @@
             <w:pPr>
               <w:spacing w:after="20" w:before="0"/>
             </w:pPr>
-            <w:hyperlink w:history="1" r:id="rId8rtitk0_mmotux3uyrhur">
+            <w:hyperlink w:history="1" r:id="rId2gwn_lkogda7adxt96fug">
               <w:r>
                 <w:rPr>
                   <w:rFonts w:ascii="Arial" w:cs="Arial" w:eastAsia="Arial" w:hAnsi="Arial"/>
@@ -15599,7 +15599,7 @@
               <w:spacing w:after="10" w:before="0"/>
               <w:ind w:left="120"/>
             </w:pPr>
-            <w:hyperlink w:history="1" r:id="rIdh4q2wt_n6gnwfs_3ahbgh">
+            <w:hyperlink w:history="1" r:id="rId2fgpf0wrgnvfnelqad0wm">
               <w:r>
                 <w:rPr>
                   <w:rFonts w:ascii="Arial" w:cs="Arial" w:eastAsia="Arial" w:hAnsi="Arial"/>
@@ -15794,7 +15794,7 @@
             <w:pPr>
               <w:spacing w:after="20" w:before="0"/>
             </w:pPr>
-            <w:hyperlink w:history="1" r:id="rIdtto1ehnxffsbgfwf987p9">
+            <w:hyperlink w:history="1" r:id="rId4xjvycg-sfi0focse47ks">
               <w:r>
                 <w:rPr>
                   <w:rFonts w:ascii="Arial" w:cs="Arial" w:eastAsia="Arial" w:hAnsi="Arial"/>
@@ -15827,7 +15827,7 @@
               <w:spacing w:after="10" w:before="0"/>
               <w:ind w:left="120"/>
             </w:pPr>
-            <w:hyperlink w:history="1" r:id="rIdgbuyqggijmpudrj6npqqz">
+            <w:hyperlink w:history="1" r:id="rIdypgqdzr9in0_ztzjvofzh">
               <w:r>
                 <w:rPr>
                   <w:rFonts w:ascii="Arial" w:cs="Arial" w:eastAsia="Arial" w:hAnsi="Arial"/>
@@ -15872,7 +15872,7 @@
             <w:pPr>
               <w:spacing w:after="20" w:before="0"/>
             </w:pPr>
-            <w:hyperlink w:history="1" r:id="rIdgqpkpcnlj6hxq4uqyokdi">
+            <w:hyperlink w:history="1" r:id="rId5oevxu3y-ua7pax5dxtp_">
               <w:r>
                 <w:rPr>
                   <w:rFonts w:ascii="Arial" w:cs="Arial" w:eastAsia="Arial" w:hAnsi="Arial"/>
@@ -15905,7 +15905,7 @@
               <w:spacing w:after="10" w:before="0"/>
               <w:ind w:left="120"/>
             </w:pPr>
-            <w:hyperlink w:history="1" r:id="rIdz2mgrj5fxi_9zcgjly6mo">
+            <w:hyperlink w:history="1" r:id="rIdhajl1wl70evr2xbcpon45">
               <w:r>
                 <w:rPr>
                   <w:rFonts w:ascii="Arial" w:cs="Arial" w:eastAsia="Arial" w:hAnsi="Arial"/>
@@ -16100,7 +16100,7 @@
             <w:pPr>
               <w:spacing w:after="20" w:before="0"/>
             </w:pPr>
-            <w:hyperlink w:history="1" r:id="rIdnzfhsypl31y8py4-g47qe">
+            <w:hyperlink w:history="1" r:id="rIdwetrf_mfyfcfbkqsmpm23">
               <w:r>
                 <w:rPr>
                   <w:rFonts w:ascii="Arial" w:cs="Arial" w:eastAsia="Arial" w:hAnsi="Arial"/>
@@ -16133,7 +16133,7 @@
               <w:spacing w:after="10" w:before="0"/>
               <w:ind w:left="120"/>
             </w:pPr>
-            <w:hyperlink w:history="1" r:id="rIdlm2qyvbl575k8qwxcd_0w">
+            <w:hyperlink w:history="1" r:id="rIdpwidqrc9hwug8p_cjc9ad">
               <w:r>
                 <w:rPr>
                   <w:rFonts w:ascii="Arial" w:cs="Arial" w:eastAsia="Arial" w:hAnsi="Arial"/>
@@ -16178,7 +16178,7 @@
             <w:pPr>
               <w:spacing w:after="20" w:before="0"/>
             </w:pPr>
-            <w:hyperlink w:history="1" r:id="rIdqlenc-gda6ml0gm7nsbw5">
+            <w:hyperlink w:history="1" r:id="rId-clmwvshlrxx_ut63bvdh">
               <w:r>
                 <w:rPr>
                   <w:rFonts w:ascii="Arial" w:cs="Arial" w:eastAsia="Arial" w:hAnsi="Arial"/>
@@ -16211,7 +16211,7 @@
               <w:spacing w:after="10" w:before="0"/>
               <w:ind w:left="120"/>
             </w:pPr>
-            <w:hyperlink w:history="1" r:id="rId5jg8tibaap6-gxftk2tns">
+            <w:hyperlink w:history="1" r:id="rIdopxdyv-pj2pd1xmj32sfy">
               <w:r>
                 <w:rPr>
                   <w:rFonts w:ascii="Arial" w:cs="Arial" w:eastAsia="Arial" w:hAnsi="Arial"/>
@@ -16406,7 +16406,7 @@
             <w:pPr>
               <w:spacing w:after="20" w:before="0"/>
             </w:pPr>
-            <w:hyperlink w:history="1" r:id="rId82_60ot-hveysrs8t7q5f">
+            <w:hyperlink w:history="1" r:id="rIdcvtiu2ydlbms8zoaf4nnt">
               <w:r>
                 <w:rPr>
                   <w:rFonts w:ascii="Arial" w:cs="Arial" w:eastAsia="Arial" w:hAnsi="Arial"/>
@@ -16439,7 +16439,7 @@
               <w:spacing w:after="10" w:before="0"/>
               <w:ind w:left="120"/>
             </w:pPr>
-            <w:hyperlink w:history="1" r:id="rIdbztaqumh0pmggylcswpnm">
+            <w:hyperlink w:history="1" r:id="rIdganez4zid_sge2lat5xnh">
               <w:r>
                 <w:rPr>
                   <w:rFonts w:ascii="Arial" w:cs="Arial" w:eastAsia="Arial" w:hAnsi="Arial"/>
@@ -16484,7 +16484,7 @@
             <w:pPr>
               <w:spacing w:after="20" w:before="0"/>
             </w:pPr>
-            <w:hyperlink w:history="1" r:id="rIda3ovlb5zxcdvycdvvij4x">
+            <w:hyperlink w:history="1" r:id="rIdduf2olgq-_uvetxcgqpso">
               <w:r>
                 <w:rPr>
                   <w:rFonts w:ascii="Arial" w:cs="Arial" w:eastAsia="Arial" w:hAnsi="Arial"/>
@@ -16517,7 +16517,7 @@
               <w:spacing w:after="10" w:before="0"/>
               <w:ind w:left="120"/>
             </w:pPr>
-            <w:hyperlink w:history="1" r:id="rIdam4rbk8uxqphoaiytd-ib">
+            <w:hyperlink w:history="1" r:id="rIdpwcwe_zghmnxu1bgfizuj">
               <w:r>
                 <w:rPr>
                   <w:rFonts w:ascii="Arial" w:cs="Arial" w:eastAsia="Arial" w:hAnsi="Arial"/>
@@ -18163,7 +18163,7 @@
             <w:pPr>
               <w:spacing w:after="20" w:before="0"/>
             </w:pPr>
-            <w:hyperlink w:history="1" r:id="rIdlnj0mdomadufdyh8ohw1i">
+            <w:hyperlink w:history="1" r:id="rId5tgndljyupvnvho6ivkn4">
               <w:r>
                 <w:rPr>
                   <w:rFonts w:ascii="Arial" w:cs="Arial" w:eastAsia="Arial" w:hAnsi="Arial"/>
@@ -18196,7 +18196,7 @@
               <w:spacing w:after="10" w:before="0"/>
               <w:ind w:left="120"/>
             </w:pPr>
-            <w:hyperlink w:history="1" r:id="rIdpawn6itcunhxr1ghvmx0z">
+            <w:hyperlink w:history="1" r:id="rIdowoat9fa9wpxxsszqexub">
               <w:r>
                 <w:rPr>
                   <w:rFonts w:ascii="Arial" w:cs="Arial" w:eastAsia="Arial" w:hAnsi="Arial"/>
@@ -18241,7 +18241,7 @@
             <w:pPr>
               <w:spacing w:after="20" w:before="0"/>
             </w:pPr>
-            <w:hyperlink w:history="1" r:id="rIdymgbzqei4b0s-x5lbtqip">
+            <w:hyperlink w:history="1" r:id="rId3vf3zeq0k8xlvg1vron41">
               <w:r>
                 <w:rPr>
                   <w:rFonts w:ascii="Arial" w:cs="Arial" w:eastAsia="Arial" w:hAnsi="Arial"/>
@@ -18274,7 +18274,7 @@
               <w:spacing w:after="10" w:before="0"/>
               <w:ind w:left="120"/>
             </w:pPr>
-            <w:hyperlink w:history="1" r:id="rIdfaoltjqahitdt78bpdjau">
+            <w:hyperlink w:history="1" r:id="rId7mauw4ip82prorrvv_jnm">
               <w:r>
                 <w:rPr>
                   <w:rFonts w:ascii="Arial" w:cs="Arial" w:eastAsia="Arial" w:hAnsi="Arial"/>
@@ -18469,7 +18469,7 @@
             <w:pPr>
               <w:spacing w:after="20" w:before="0"/>
             </w:pPr>
-            <w:hyperlink w:history="1" r:id="rIdqyvqu40c3tid6seqot3ob">
+            <w:hyperlink w:history="1" r:id="rIdup1mff5lqljx_gxhmeedg">
               <w:r>
                 <w:rPr>
                   <w:rFonts w:ascii="Arial" w:cs="Arial" w:eastAsia="Arial" w:hAnsi="Arial"/>
@@ -18502,7 +18502,7 @@
               <w:spacing w:after="10" w:before="0"/>
               <w:ind w:left="120"/>
             </w:pPr>
-            <w:hyperlink w:history="1" r:id="rIduvx4vpxv_6nnjqahbmqke">
+            <w:hyperlink w:history="1" r:id="rIdioh1o-208j3wyy0k8e5zh">
               <w:r>
                 <w:rPr>
                   <w:rFonts w:ascii="Arial" w:cs="Arial" w:eastAsia="Arial" w:hAnsi="Arial"/>
@@ -18547,7 +18547,7 @@
             <w:pPr>
               <w:spacing w:after="20" w:before="0"/>
             </w:pPr>
-            <w:hyperlink w:history="1" r:id="rIdr55qgztbu-qikq6fw5kiv">
+            <w:hyperlink w:history="1" r:id="rId4vainh7-nn6uswzc5j_lq">
               <w:r>
                 <w:rPr>
                   <w:rFonts w:ascii="Arial" w:cs="Arial" w:eastAsia="Arial" w:hAnsi="Arial"/>
@@ -18580,7 +18580,7 @@
               <w:spacing w:after="10" w:before="0"/>
               <w:ind w:left="120"/>
             </w:pPr>
-            <w:hyperlink w:history="1" r:id="rId2fy7t0xhg75zdxeaz9jsp">
+            <w:hyperlink w:history="1" r:id="rId9_-g7tcsaxdqwj4dpe120">
               <w:r>
                 <w:rPr>
                   <w:rFonts w:ascii="Arial" w:cs="Arial" w:eastAsia="Arial" w:hAnsi="Arial"/>
@@ -18775,7 +18775,7 @@
             <w:pPr>
               <w:spacing w:after="20" w:before="0"/>
             </w:pPr>
-            <w:hyperlink w:history="1" r:id="rId-3_7avnftk5x7xst6ngto">
+            <w:hyperlink w:history="1" r:id="rIdvuv8owmmeyo49geqfdzj3">
               <w:r>
                 <w:rPr>
                   <w:rFonts w:ascii="Arial" w:cs="Arial" w:eastAsia="Arial" w:hAnsi="Arial"/>
@@ -18808,7 +18808,7 @@
               <w:spacing w:after="10" w:before="0"/>
               <w:ind w:left="120"/>
             </w:pPr>
-            <w:hyperlink w:history="1" r:id="rIdlvfogr4znqnuzstzwr7yo">
+            <w:hyperlink w:history="1" r:id="rIdmkn6lyfjbiveawozatkhi">
               <w:r>
                 <w:rPr>
                   <w:rFonts w:ascii="Arial" w:cs="Arial" w:eastAsia="Arial" w:hAnsi="Arial"/>
@@ -18853,7 +18853,7 @@
             <w:pPr>
               <w:spacing w:after="20" w:before="0"/>
             </w:pPr>
-            <w:hyperlink w:history="1" r:id="rIdig_zlvaigsycro3pwlg1w">
+            <w:hyperlink w:history="1" r:id="rId-un97stxp8zecpeu9vb47">
               <w:r>
                 <w:rPr>
                   <w:rFonts w:ascii="Arial" w:cs="Arial" w:eastAsia="Arial" w:hAnsi="Arial"/>
@@ -18886,7 +18886,7 @@
               <w:spacing w:after="10" w:before="0"/>
               <w:ind w:left="120"/>
             </w:pPr>
-            <w:hyperlink w:history="1" r:id="rIdz6ajyqjj9em5_giowehvv">
+            <w:hyperlink w:history="1" r:id="rIdsc3bvxttou6grk99jxnp6">
               <w:r>
                 <w:rPr>
                   <w:rFonts w:ascii="Arial" w:cs="Arial" w:eastAsia="Arial" w:hAnsi="Arial"/>
@@ -19081,7 +19081,7 @@
             <w:pPr>
               <w:spacing w:after="20" w:before="0"/>
             </w:pPr>
-            <w:hyperlink w:history="1" r:id="rId_4e82h5lowcrivi8al_9g">
+            <w:hyperlink w:history="1" r:id="rId9oq-dqawd8zefnzzb6-cm">
               <w:r>
                 <w:rPr>
                   <w:rFonts w:ascii="Arial" w:cs="Arial" w:eastAsia="Arial" w:hAnsi="Arial"/>
@@ -19114,7 +19114,7 @@
               <w:spacing w:after="10" w:before="0"/>
               <w:ind w:left="120"/>
             </w:pPr>
-            <w:hyperlink w:history="1" r:id="rIdqg2baudw34o994syjrnry">
+            <w:hyperlink w:history="1" r:id="rIdknkrlijiaqi0jzimsmcpl">
               <w:r>
                 <w:rPr>
                   <w:rFonts w:ascii="Arial" w:cs="Arial" w:eastAsia="Arial" w:hAnsi="Arial"/>
@@ -19159,7 +19159,7 @@
             <w:pPr>
               <w:spacing w:after="20" w:before="0"/>
             </w:pPr>
-            <w:hyperlink w:history="1" r:id="rIdxnktn2ibnehwoou7xbdih">
+            <w:hyperlink w:history="1" r:id="rIdfbn_s73ei9bmiprwqmfzb">
               <w:r>
                 <w:rPr>
                   <w:rFonts w:ascii="Arial" w:cs="Arial" w:eastAsia="Arial" w:hAnsi="Arial"/>
@@ -19192,7 +19192,7 @@
               <w:spacing w:after="10" w:before="0"/>
               <w:ind w:left="120"/>
             </w:pPr>
-            <w:hyperlink w:history="1" r:id="rId_ucbqhrgug6s27mkk0cwo">
+            <w:hyperlink w:history="1" r:id="rIdwrc41dysim5gkkrgifo8x">
               <w:r>
                 <w:rPr>
                   <w:rFonts w:ascii="Arial" w:cs="Arial" w:eastAsia="Arial" w:hAnsi="Arial"/>
@@ -19387,7 +19387,7 @@
             <w:pPr>
               <w:spacing w:after="20" w:before="0"/>
             </w:pPr>
-            <w:hyperlink w:history="1" r:id="rId_ethofzhzjqonsg3y2-mg">
+            <w:hyperlink w:history="1" r:id="rId1yv_yak8pgsfccg4po7cx">
               <w:r>
                 <w:rPr>
                   <w:rFonts w:ascii="Arial" w:cs="Arial" w:eastAsia="Arial" w:hAnsi="Arial"/>
@@ -19420,7 +19420,7 @@
               <w:spacing w:after="10" w:before="0"/>
               <w:ind w:left="120"/>
             </w:pPr>
-            <w:hyperlink w:history="1" r:id="rIdcoh1zwoymvknz-cleqmoy">
+            <w:hyperlink w:history="1" r:id="rIdxvg6xjuharjwrpzi-fmxm">
               <w:r>
                 <w:rPr>
                   <w:rFonts w:ascii="Arial" w:cs="Arial" w:eastAsia="Arial" w:hAnsi="Arial"/>
@@ -19465,7 +19465,7 @@
             <w:pPr>
               <w:spacing w:after="20" w:before="0"/>
             </w:pPr>
-            <w:hyperlink w:history="1" r:id="rIdzche8877soamawikay0xc">
+            <w:hyperlink w:history="1" r:id="rIdu2uhfiigi4omjz_7vvlom">
               <w:r>
                 <w:rPr>
                   <w:rFonts w:ascii="Arial" w:cs="Arial" w:eastAsia="Arial" w:hAnsi="Arial"/>
@@ -19498,7 +19498,7 @@
               <w:spacing w:after="10" w:before="0"/>
               <w:ind w:left="120"/>
             </w:pPr>
-            <w:hyperlink w:history="1" r:id="rIdgiec8si6ha9sbpyaxqgpu">
+            <w:hyperlink w:history="1" r:id="rIdajruyxewtvir97l5olkkg">
               <w:r>
                 <w:rPr>
                   <w:rFonts w:ascii="Arial" w:cs="Arial" w:eastAsia="Arial" w:hAnsi="Arial"/>
@@ -21061,7 +21061,7 @@
             <w:pPr>
               <w:spacing w:after="20" w:before="0"/>
             </w:pPr>
-            <w:hyperlink w:history="1" r:id="rIdjc1s6a8vwai0wcaube7qn">
+            <w:hyperlink w:history="1" r:id="rIdtnbqls8q3kirtnjaimiho">
               <w:r>
                 <w:rPr>
                   <w:rFonts w:ascii="Arial" w:cs="Arial" w:eastAsia="Arial" w:hAnsi="Arial"/>
@@ -21094,7 +21094,7 @@
               <w:spacing w:after="10" w:before="0"/>
               <w:ind w:left="120"/>
             </w:pPr>
-            <w:hyperlink w:history="1" r:id="rIdis_ug5wqe5uoi_q-arq16">
+            <w:hyperlink w:history="1" r:id="rId3cmso3erultigomqekpds">
               <w:r>
                 <w:rPr>
                   <w:rFonts w:ascii="Arial" w:cs="Arial" w:eastAsia="Arial" w:hAnsi="Arial"/>
@@ -21139,7 +21139,7 @@
             <w:pPr>
               <w:spacing w:after="20" w:before="0"/>
             </w:pPr>
-            <w:hyperlink w:history="1" r:id="rIdbxypoaa91nzr6xljmxval">
+            <w:hyperlink w:history="1" r:id="rIdakqqbkoo2vf0uahmc5vth">
               <w:r>
                 <w:rPr>
                   <w:rFonts w:ascii="Arial" w:cs="Arial" w:eastAsia="Arial" w:hAnsi="Arial"/>
@@ -21172,7 +21172,7 @@
               <w:spacing w:after="10" w:before="0"/>
               <w:ind w:left="120"/>
             </w:pPr>
-            <w:hyperlink w:history="1" r:id="rIdybfnl8kjvimjbypguvi-e">
+            <w:hyperlink w:history="1" r:id="rIdlf0-nhxw2gtjpdtjh4sfj">
               <w:r>
                 <w:rPr>
                   <w:rFonts w:ascii="Arial" w:cs="Arial" w:eastAsia="Arial" w:hAnsi="Arial"/>
@@ -21367,7 +21367,7 @@
             <w:pPr>
               <w:spacing w:after="20" w:before="0"/>
             </w:pPr>
-            <w:hyperlink w:history="1" r:id="rIdhuf0t7vk1t8h9e8a4ev6x">
+            <w:hyperlink w:history="1" r:id="rIdzyd8y9oyjgaqlqcnk5wgd">
               <w:r>
                 <w:rPr>
                   <w:rFonts w:ascii="Arial" w:cs="Arial" w:eastAsia="Arial" w:hAnsi="Arial"/>
@@ -21400,7 +21400,7 @@
               <w:spacing w:after="10" w:before="0"/>
               <w:ind w:left="120"/>
             </w:pPr>
-            <w:hyperlink w:history="1" r:id="rIdaiddkgvk55xfvv3fkq4mc">
+            <w:hyperlink w:history="1" r:id="rIdvjdrqjfkim_ilsct00jyx">
               <w:r>
                 <w:rPr>
                   <w:rFonts w:ascii="Arial" w:cs="Arial" w:eastAsia="Arial" w:hAnsi="Arial"/>
@@ -21445,7 +21445,7 @@
             <w:pPr>
               <w:spacing w:after="20" w:before="0"/>
             </w:pPr>
-            <w:hyperlink w:history="1" r:id="rIdvi57c9a8hmwo5hb5-1phf">
+            <w:hyperlink w:history="1" r:id="rId7faffqywuja-nrjadqeod">
               <w:r>
                 <w:rPr>
                   <w:rFonts w:ascii="Arial" w:cs="Arial" w:eastAsia="Arial" w:hAnsi="Arial"/>
@@ -21478,7 +21478,7 @@
               <w:spacing w:after="10" w:before="0"/>
               <w:ind w:left="120"/>
             </w:pPr>
-            <w:hyperlink w:history="1" r:id="rId1h3hck_wq1xzux_ancyk9">
+            <w:hyperlink w:history="1" r:id="rIdc9mkcacgel0imy1xc6pic">
               <w:r>
                 <w:rPr>
                   <w:rFonts w:ascii="Arial" w:cs="Arial" w:eastAsia="Arial" w:hAnsi="Arial"/>
@@ -21673,7 +21673,7 @@
             <w:pPr>
               <w:spacing w:after="20" w:before="0"/>
             </w:pPr>
-            <w:hyperlink w:history="1" r:id="rId0wfmlrhv3vk44usypjsdl">
+            <w:hyperlink w:history="1" r:id="rIddaqwxtao80gi7eutbpoxe">
               <w:r>
                 <w:rPr>
                   <w:rFonts w:ascii="Arial" w:cs="Arial" w:eastAsia="Arial" w:hAnsi="Arial"/>
@@ -21706,7 +21706,7 @@
               <w:spacing w:after="10" w:before="0"/>
               <w:ind w:left="120"/>
             </w:pPr>
-            <w:hyperlink w:history="1" r:id="rIdkc5pqejtdcwrnjuja3kf3">
+            <w:hyperlink w:history="1" r:id="rIdu9z77yexde-qs0g-uled8">
               <w:r>
                 <w:rPr>
                   <w:rFonts w:ascii="Arial" w:cs="Arial" w:eastAsia="Arial" w:hAnsi="Arial"/>
@@ -21751,7 +21751,7 @@
             <w:pPr>
               <w:spacing w:after="20" w:before="0"/>
             </w:pPr>
-            <w:hyperlink w:history="1" r:id="rIdb-d3zfcucroox1pz9_ogd">
+            <w:hyperlink w:history="1" r:id="rId08vfxxu72u4e8cvezfwoz">
               <w:r>
                 <w:rPr>
                   <w:rFonts w:ascii="Arial" w:cs="Arial" w:eastAsia="Arial" w:hAnsi="Arial"/>
@@ -21784,7 +21784,7 @@
               <w:spacing w:after="10" w:before="0"/>
               <w:ind w:left="120"/>
             </w:pPr>
-            <w:hyperlink w:history="1" r:id="rId9ewnle7rkvmagcz6ygft4">
+            <w:hyperlink w:history="1" r:id="rIdaltebseuibtchf48cqkz4">
               <w:r>
                 <w:rPr>
                   <w:rFonts w:ascii="Arial" w:cs="Arial" w:eastAsia="Arial" w:hAnsi="Arial"/>
@@ -21979,7 +21979,7 @@
             <w:pPr>
               <w:spacing w:after="20" w:before="0"/>
             </w:pPr>
-            <w:hyperlink w:history="1" r:id="rId9guiny44nfiws7gauynzf">
+            <w:hyperlink w:history="1" r:id="rId_gwhuj6vawgg7gungq4bp">
               <w:r>
                 <w:rPr>
                   <w:rFonts w:ascii="Arial" w:cs="Arial" w:eastAsia="Arial" w:hAnsi="Arial"/>
@@ -22012,7 +22012,7 @@
               <w:spacing w:after="10" w:before="0"/>
               <w:ind w:left="120"/>
             </w:pPr>
-            <w:hyperlink w:history="1" r:id="rIdggbvuiksbikkys2g-y1ed">
+            <w:hyperlink w:history="1" r:id="rIdh6lpdznf_q3cqsudtglhm">
               <w:r>
                 <w:rPr>
                   <w:rFonts w:ascii="Arial" w:cs="Arial" w:eastAsia="Arial" w:hAnsi="Arial"/>
@@ -22057,7 +22057,7 @@
             <w:pPr>
               <w:spacing w:after="20" w:before="0"/>
             </w:pPr>
-            <w:hyperlink w:history="1" r:id="rIdglepq7bo_ibwkd8yaeng4">
+            <w:hyperlink w:history="1" r:id="rIdtsex4xdp7xszortp5s23g">
               <w:r>
                 <w:rPr>
                   <w:rFonts w:ascii="Arial" w:cs="Arial" w:eastAsia="Arial" w:hAnsi="Arial"/>
@@ -22090,7 +22090,7 @@
               <w:spacing w:after="10" w:before="0"/>
               <w:ind w:left="120"/>
             </w:pPr>
-            <w:hyperlink w:history="1" r:id="rIdithwizh68eeul7gogiv8b">
+            <w:hyperlink w:history="1" r:id="rIdr9hzihvg6avcbowybk-bk">
               <w:r>
                 <w:rPr>
                   <w:rFonts w:ascii="Arial" w:cs="Arial" w:eastAsia="Arial" w:hAnsi="Arial"/>
@@ -22285,7 +22285,7 @@
             <w:pPr>
               <w:spacing w:after="20" w:before="0"/>
             </w:pPr>
-            <w:hyperlink w:history="1" r:id="rId_nxeo-ctwz64iwycqpfzi">
+            <w:hyperlink w:history="1" r:id="rIdjlhbz-wzdx9nflct0ncbw">
               <w:r>
                 <w:rPr>
                   <w:rFonts w:ascii="Arial" w:cs="Arial" w:eastAsia="Arial" w:hAnsi="Arial"/>
@@ -22318,7 +22318,7 @@
               <w:spacing w:after="10" w:before="0"/>
               <w:ind w:left="120"/>
             </w:pPr>
-            <w:hyperlink w:history="1" r:id="rIdq6n0iq7hcgcmga5ugywm5">
+            <w:hyperlink w:history="1" r:id="rIdjrzwdvbde8hpl5rg8jybd">
               <w:r>
                 <w:rPr>
                   <w:rFonts w:ascii="Arial" w:cs="Arial" w:eastAsia="Arial" w:hAnsi="Arial"/>
@@ -22363,7 +22363,7 @@
             <w:pPr>
               <w:spacing w:after="20" w:before="0"/>
             </w:pPr>
-            <w:hyperlink w:history="1" r:id="rIdhredlnnta8xvzwbdy11ao">
+            <w:hyperlink w:history="1" r:id="rIddgbbsjm8qxteuioqyhovk">
               <w:r>
                 <w:rPr>
                   <w:rFonts w:ascii="Arial" w:cs="Arial" w:eastAsia="Arial" w:hAnsi="Arial"/>
@@ -22396,7 +22396,7 @@
               <w:spacing w:after="10" w:before="0"/>
               <w:ind w:left="120"/>
             </w:pPr>
-            <w:hyperlink w:history="1" r:id="rIdu2tbjmhy8k-jwl5sulrgl">
+            <w:hyperlink w:history="1" r:id="rIdansakqntkm_sjgf0qoufc">
               <w:r>
                 <w:rPr>
                   <w:rFonts w:ascii="Arial" w:cs="Arial" w:eastAsia="Arial" w:hAnsi="Arial"/>
@@ -23883,7 +23883,7 @@
             <w:pPr>
               <w:spacing w:after="20" w:before="0"/>
             </w:pPr>
-            <w:hyperlink w:history="1" r:id="rId4qbwjnlp786bqyoq3mlpw">
+            <w:hyperlink w:history="1" r:id="rIdfra9tf90ovlx2zvgiiofo">
               <w:r>
                 <w:rPr>
                   <w:rFonts w:ascii="Arial" w:cs="Arial" w:eastAsia="Arial" w:hAnsi="Arial"/>
@@ -23916,7 +23916,7 @@
               <w:spacing w:after="10" w:before="0"/>
               <w:ind w:left="120"/>
             </w:pPr>
-            <w:hyperlink w:history="1" r:id="rIda95nmrx3dnudfpb6fdkiy">
+            <w:hyperlink w:history="1" r:id="rId1yvhatv4-i-bbr2q4qufs">
               <w:r>
                 <w:rPr>
                   <w:rFonts w:ascii="Arial" w:cs="Arial" w:eastAsia="Arial" w:hAnsi="Arial"/>
@@ -23961,7 +23961,7 @@
             <w:pPr>
               <w:spacing w:after="20" w:before="0"/>
             </w:pPr>
-            <w:hyperlink w:history="1" r:id="rIdmenz7oedklgvr4sujlksk">
+            <w:hyperlink w:history="1" r:id="rIdno5zydf4y7jzax-mwdd5x">
               <w:r>
                 <w:rPr>
                   <w:rFonts w:ascii="Arial" w:cs="Arial" w:eastAsia="Arial" w:hAnsi="Arial"/>
@@ -23994,7 +23994,7 @@
               <w:spacing w:after="10" w:before="0"/>
               <w:ind w:left="120"/>
             </w:pPr>
-            <w:hyperlink w:history="1" r:id="rIdu0seottqgcsnbpdqsxake">
+            <w:hyperlink w:history="1" r:id="rIdyeewspajmqwgn4zbr3-he">
               <w:r>
                 <w:rPr>
                   <w:rFonts w:ascii="Arial" w:cs="Arial" w:eastAsia="Arial" w:hAnsi="Arial"/>
@@ -24189,7 +24189,7 @@
             <w:pPr>
               <w:spacing w:after="20" w:before="0"/>
             </w:pPr>
-            <w:hyperlink w:history="1" r:id="rIdjhwm7ohktjbjczbppceh4">
+            <w:hyperlink w:history="1" r:id="rId37wpk7zzqb6csf9vr3qsw">
               <w:r>
                 <w:rPr>
                   <w:rFonts w:ascii="Arial" w:cs="Arial" w:eastAsia="Arial" w:hAnsi="Arial"/>
@@ -24222,7 +24222,7 @@
               <w:spacing w:after="10" w:before="0"/>
               <w:ind w:left="120"/>
             </w:pPr>
-            <w:hyperlink w:history="1" r:id="rIdyi1umadvhlhcq3ojgyreh">
+            <w:hyperlink w:history="1" r:id="rIdk8jbhlcg2pco5pcekua2j">
               <w:r>
                 <w:rPr>
                   <w:rFonts w:ascii="Arial" w:cs="Arial" w:eastAsia="Arial" w:hAnsi="Arial"/>
@@ -24267,7 +24267,7 @@
             <w:pPr>
               <w:spacing w:after="20" w:before="0"/>
             </w:pPr>
-            <w:hyperlink w:history="1" r:id="rIdbzct2xuprnn5kxhgafnng">
+            <w:hyperlink w:history="1" r:id="rIdcigeryfpx664qz9rwp_hp">
               <w:r>
                 <w:rPr>
                   <w:rFonts w:ascii="Arial" w:cs="Arial" w:eastAsia="Arial" w:hAnsi="Arial"/>
@@ -24300,7 +24300,7 @@
               <w:spacing w:after="10" w:before="0"/>
               <w:ind w:left="120"/>
             </w:pPr>
-            <w:hyperlink w:history="1" r:id="rIdzks7gg5hopyqnneemndmf">
+            <w:hyperlink w:history="1" r:id="rIdlmg2flrrdh-_i2swtr-q_">
               <w:r>
                 <w:rPr>
                   <w:rFonts w:ascii="Arial" w:cs="Arial" w:eastAsia="Arial" w:hAnsi="Arial"/>
@@ -24495,7 +24495,7 @@
             <w:pPr>
               <w:spacing w:after="20" w:before="0"/>
             </w:pPr>
-            <w:hyperlink w:history="1" r:id="rIdenx70j-8xxmb9yv1zyowi">
+            <w:hyperlink w:history="1" r:id="rId0shhezgjbabpiemotqijj">
               <w:r>
                 <w:rPr>
                   <w:rFonts w:ascii="Arial" w:cs="Arial" w:eastAsia="Arial" w:hAnsi="Arial"/>
@@ -24528,7 +24528,7 @@
               <w:spacing w:after="10" w:before="0"/>
               <w:ind w:left="120"/>
             </w:pPr>
-            <w:hyperlink w:history="1" r:id="rIdjnmmama_2hjyna6twp-un">
+            <w:hyperlink w:history="1" r:id="rIdah3pw7boqnbdbg20hlv0y">
               <w:r>
                 <w:rPr>
                   <w:rFonts w:ascii="Arial" w:cs="Arial" w:eastAsia="Arial" w:hAnsi="Arial"/>
@@ -24573,7 +24573,7 @@
             <w:pPr>
               <w:spacing w:after="20" w:before="0"/>
             </w:pPr>
-            <w:hyperlink w:history="1" r:id="rId3tkoxw33x6lxneb3jkips">
+            <w:hyperlink w:history="1" r:id="rIdqdklghf0mshd3ioiiqzld">
               <w:r>
                 <w:rPr>
                   <w:rFonts w:ascii="Arial" w:cs="Arial" w:eastAsia="Arial" w:hAnsi="Arial"/>
@@ -24606,7 +24606,7 @@
               <w:spacing w:after="10" w:before="0"/>
               <w:ind w:left="120"/>
             </w:pPr>
-            <w:hyperlink w:history="1" r:id="rIdlarw2b7gumi-nw-nr7_th">
+            <w:hyperlink w:history="1" r:id="rIdwbjzjxqkbw5a0chcfeybq">
               <w:r>
                 <w:rPr>
                   <w:rFonts w:ascii="Arial" w:cs="Arial" w:eastAsia="Arial" w:hAnsi="Arial"/>
@@ -24801,7 +24801,7 @@
             <w:pPr>
               <w:spacing w:after="20" w:before="0"/>
             </w:pPr>
-            <w:hyperlink w:history="1" r:id="rIdk62rhnqm9imbvntecxeg_">
+            <w:hyperlink w:history="1" r:id="rIdbovz3b9ap7jpxti1sbtbz">
               <w:r>
                 <w:rPr>
                   <w:rFonts w:ascii="Arial" w:cs="Arial" w:eastAsia="Arial" w:hAnsi="Arial"/>
@@ -24834,7 +24834,7 @@
               <w:spacing w:after="10" w:before="0"/>
               <w:ind w:left="120"/>
             </w:pPr>
-            <w:hyperlink w:history="1" r:id="rIdzltxjs_hqvi9w_euxavjo">
+            <w:hyperlink w:history="1" r:id="rIdkp9na2qxbsrhjmmkkbvhn">
               <w:r>
                 <w:rPr>
                   <w:rFonts w:ascii="Arial" w:cs="Arial" w:eastAsia="Arial" w:hAnsi="Arial"/>
@@ -24879,7 +24879,7 @@
             <w:pPr>
               <w:spacing w:after="20" w:before="0"/>
             </w:pPr>
-            <w:hyperlink w:history="1" r:id="rIdvadnh0f3qwbb4bl7b8s1p">
+            <w:hyperlink w:history="1" r:id="rIdgybjf-csjsvajmvco0hcd">
               <w:r>
                 <w:rPr>
                   <w:rFonts w:ascii="Arial" w:cs="Arial" w:eastAsia="Arial" w:hAnsi="Arial"/>
@@ -24912,7 +24912,7 @@
               <w:spacing w:after="10" w:before="0"/>
               <w:ind w:left="120"/>
             </w:pPr>
-            <w:hyperlink w:history="1" r:id="rIdgf6li2bjpujj56wqobjvo">
+            <w:hyperlink w:history="1" r:id="rIdvpl2oopa6g7inkcjg9xqy">
               <w:r>
                 <w:rPr>
                   <w:rFonts w:ascii="Arial" w:cs="Arial" w:eastAsia="Arial" w:hAnsi="Arial"/>
@@ -25107,7 +25107,7 @@
             <w:pPr>
               <w:spacing w:after="20" w:before="0"/>
             </w:pPr>
-            <w:hyperlink w:history="1" r:id="rIdsyim04ibdo_dmo2hpqrtj">
+            <w:hyperlink w:history="1" r:id="rIdcgx7piyysowkmtbovkwt_">
               <w:r>
                 <w:rPr>
                   <w:rFonts w:ascii="Arial" w:cs="Arial" w:eastAsia="Arial" w:hAnsi="Arial"/>
@@ -25140,7 +25140,7 @@
               <w:spacing w:after="10" w:before="0"/>
               <w:ind w:left="120"/>
             </w:pPr>
-            <w:hyperlink w:history="1" r:id="rIdso_yuzctqi1mh1eabv6rh">
+            <w:hyperlink w:history="1" r:id="rId3g0tjvic3q-se9692klpn">
               <w:r>
                 <w:rPr>
                   <w:rFonts w:ascii="Arial" w:cs="Arial" w:eastAsia="Arial" w:hAnsi="Arial"/>
@@ -25185,7 +25185,7 @@
             <w:pPr>
               <w:spacing w:after="20" w:before="0"/>
             </w:pPr>
-            <w:hyperlink w:history="1" r:id="rIdezvzg52p8pw597tezimwa">
+            <w:hyperlink w:history="1" r:id="rIdue6erkqdram0opok7ulni">
               <w:r>
                 <w:rPr>
                   <w:rFonts w:ascii="Arial" w:cs="Arial" w:eastAsia="Arial" w:hAnsi="Arial"/>
@@ -25218,7 +25218,7 @@
               <w:spacing w:after="10" w:before="0"/>
               <w:ind w:left="120"/>
             </w:pPr>
-            <w:hyperlink w:history="1" r:id="rIdosv0ycb0wrqmdk8xgmp4v">
+            <w:hyperlink w:history="1" r:id="rIda_zqu-qrl8frb8eajmxpl">
               <w:r>
                 <w:rPr>
                   <w:rFonts w:ascii="Arial" w:cs="Arial" w:eastAsia="Arial" w:hAnsi="Arial"/>
